--- a/Documentacion/Arquitectura-P3.docx
+++ b/Documentacion/Arquitectura-P3.docx
@@ -499,23 +499,7 @@
               <w:caps/>
             </w:rPr>
             <w:fldChar w:fldCharType="begin"/>
-          </w:r>
-          <w:r>
-            <w:rPr>
-              <w:rFonts w:cs="Times New Roman"/>
-              <w:i w:val="0"/>
-              <w:iCs w:val="0"/>
-              <w:caps/>
-            </w:rPr>
             <w:instrText xml:space="preserve"> TOC \o "1-3" \h \z \u </w:instrText>
-          </w:r>
-          <w:r>
-            <w:rPr>
-              <w:rFonts w:cs="Times New Roman"/>
-              <w:i w:val="0"/>
-              <w:iCs w:val="0"/>
-              <w:caps/>
-            </w:rPr>
             <w:fldChar w:fldCharType="separate"/>
           </w:r>
           <w:hyperlink w:anchor="_Toc225889248" w:history="1">
@@ -534,46 +518,10 @@
                 <w:webHidden/>
               </w:rPr>
               <w:tab/>
-            </w:r>
-            <w:r>
-              <w:rPr>
-                <w:noProof/>
-                <w:webHidden/>
-              </w:rPr>
               <w:fldChar w:fldCharType="begin"/>
-            </w:r>
-            <w:r>
-              <w:rPr>
-                <w:noProof/>
-                <w:webHidden/>
-              </w:rPr>
               <w:instrText xml:space="preserve"> PAGEREF _Toc225889248 \h </w:instrText>
-            </w:r>
-            <w:r>
-              <w:rPr>
-                <w:noProof/>
-                <w:webHidden/>
-              </w:rPr>
-            </w:r>
-            <w:r>
-              <w:rPr>
-                <w:noProof/>
-                <w:webHidden/>
-              </w:rPr>
               <w:fldChar w:fldCharType="separate"/>
-            </w:r>
-            <w:r>
-              <w:rPr>
-                <w:noProof/>
-                <w:webHidden/>
-              </w:rPr>
               <w:t>4</w:t>
-            </w:r>
-            <w:r>
-              <w:rPr>
-                <w:noProof/>
-                <w:webHidden/>
-              </w:rPr>
               <w:fldChar w:fldCharType="end"/>
             </w:r>
           </w:hyperlink>
@@ -610,46 +558,10 @@
                 <w:webHidden/>
               </w:rPr>
               <w:tab/>
-            </w:r>
-            <w:r>
-              <w:rPr>
-                <w:noProof/>
-                <w:webHidden/>
-              </w:rPr>
               <w:fldChar w:fldCharType="begin"/>
-            </w:r>
-            <w:r>
-              <w:rPr>
-                <w:noProof/>
-                <w:webHidden/>
-              </w:rPr>
               <w:instrText xml:space="preserve"> PAGEREF _Toc225889249 \h </w:instrText>
-            </w:r>
-            <w:r>
-              <w:rPr>
-                <w:noProof/>
-                <w:webHidden/>
-              </w:rPr>
-            </w:r>
-            <w:r>
-              <w:rPr>
-                <w:noProof/>
-                <w:webHidden/>
-              </w:rPr>
               <w:fldChar w:fldCharType="separate"/>
-            </w:r>
-            <w:r>
-              <w:rPr>
-                <w:noProof/>
-                <w:webHidden/>
-              </w:rPr>
               <w:t>4</w:t>
-            </w:r>
-            <w:r>
-              <w:rPr>
-                <w:noProof/>
-                <w:webHidden/>
-              </w:rPr>
               <w:fldChar w:fldCharType="end"/>
             </w:r>
           </w:hyperlink>
@@ -685,46 +597,10 @@
                 <w:webHidden/>
               </w:rPr>
               <w:tab/>
-            </w:r>
-            <w:r>
-              <w:rPr>
-                <w:noProof/>
-                <w:webHidden/>
-              </w:rPr>
               <w:fldChar w:fldCharType="begin"/>
-            </w:r>
-            <w:r>
-              <w:rPr>
-                <w:noProof/>
-                <w:webHidden/>
-              </w:rPr>
               <w:instrText xml:space="preserve"> PAGEREF _Toc225889250 \h </w:instrText>
-            </w:r>
-            <w:r>
-              <w:rPr>
-                <w:noProof/>
-                <w:webHidden/>
-              </w:rPr>
-            </w:r>
-            <w:r>
-              <w:rPr>
-                <w:noProof/>
-                <w:webHidden/>
-              </w:rPr>
               <w:fldChar w:fldCharType="separate"/>
-            </w:r>
-            <w:r>
-              <w:rPr>
-                <w:noProof/>
-                <w:webHidden/>
-              </w:rPr>
               <w:t>4</w:t>
-            </w:r>
-            <w:r>
-              <w:rPr>
-                <w:noProof/>
-                <w:webHidden/>
-              </w:rPr>
               <w:fldChar w:fldCharType="end"/>
             </w:r>
           </w:hyperlink>
@@ -760,46 +636,10 @@
                 <w:webHidden/>
               </w:rPr>
               <w:tab/>
-            </w:r>
-            <w:r>
-              <w:rPr>
-                <w:noProof/>
-                <w:webHidden/>
-              </w:rPr>
               <w:fldChar w:fldCharType="begin"/>
-            </w:r>
-            <w:r>
-              <w:rPr>
-                <w:noProof/>
-                <w:webHidden/>
-              </w:rPr>
               <w:instrText xml:space="preserve"> PAGEREF _Toc225889251 \h </w:instrText>
-            </w:r>
-            <w:r>
-              <w:rPr>
-                <w:noProof/>
-                <w:webHidden/>
-              </w:rPr>
-            </w:r>
-            <w:r>
-              <w:rPr>
-                <w:noProof/>
-                <w:webHidden/>
-              </w:rPr>
               <w:fldChar w:fldCharType="separate"/>
-            </w:r>
-            <w:r>
-              <w:rPr>
-                <w:noProof/>
-                <w:webHidden/>
-              </w:rPr>
               <w:t>5</w:t>
-            </w:r>
-            <w:r>
-              <w:rPr>
-                <w:noProof/>
-                <w:webHidden/>
-              </w:rPr>
               <w:fldChar w:fldCharType="end"/>
             </w:r>
           </w:hyperlink>
@@ -835,46 +675,10 @@
                 <w:webHidden/>
               </w:rPr>
               <w:tab/>
-            </w:r>
-            <w:r>
-              <w:rPr>
-                <w:noProof/>
-                <w:webHidden/>
-              </w:rPr>
               <w:fldChar w:fldCharType="begin"/>
-            </w:r>
-            <w:r>
-              <w:rPr>
-                <w:noProof/>
-                <w:webHidden/>
-              </w:rPr>
               <w:instrText xml:space="preserve"> PAGEREF _Toc225889252 \h </w:instrText>
-            </w:r>
-            <w:r>
-              <w:rPr>
-                <w:noProof/>
-                <w:webHidden/>
-              </w:rPr>
-            </w:r>
-            <w:r>
-              <w:rPr>
-                <w:noProof/>
-                <w:webHidden/>
-              </w:rPr>
               <w:fldChar w:fldCharType="separate"/>
-            </w:r>
-            <w:r>
-              <w:rPr>
-                <w:noProof/>
-                <w:webHidden/>
-              </w:rPr>
               <w:t>5</w:t>
-            </w:r>
-            <w:r>
-              <w:rPr>
-                <w:noProof/>
-                <w:webHidden/>
-              </w:rPr>
               <w:fldChar w:fldCharType="end"/>
             </w:r>
           </w:hyperlink>
@@ -910,46 +714,10 @@
                 <w:webHidden/>
               </w:rPr>
               <w:tab/>
-            </w:r>
-            <w:r>
-              <w:rPr>
-                <w:noProof/>
-                <w:webHidden/>
-              </w:rPr>
               <w:fldChar w:fldCharType="begin"/>
-            </w:r>
-            <w:r>
-              <w:rPr>
-                <w:noProof/>
-                <w:webHidden/>
-              </w:rPr>
               <w:instrText xml:space="preserve"> PAGEREF _Toc225889253 \h </w:instrText>
-            </w:r>
-            <w:r>
-              <w:rPr>
-                <w:noProof/>
-                <w:webHidden/>
-              </w:rPr>
-            </w:r>
-            <w:r>
-              <w:rPr>
-                <w:noProof/>
-                <w:webHidden/>
-              </w:rPr>
               <w:fldChar w:fldCharType="separate"/>
-            </w:r>
-            <w:r>
-              <w:rPr>
-                <w:noProof/>
-                <w:webHidden/>
-              </w:rPr>
               <w:t>5</w:t>
-            </w:r>
-            <w:r>
-              <w:rPr>
-                <w:noProof/>
-                <w:webHidden/>
-              </w:rPr>
               <w:fldChar w:fldCharType="end"/>
             </w:r>
           </w:hyperlink>
@@ -985,46 +753,10 @@
                 <w:webHidden/>
               </w:rPr>
               <w:tab/>
-            </w:r>
-            <w:r>
-              <w:rPr>
-                <w:noProof/>
-                <w:webHidden/>
-              </w:rPr>
               <w:fldChar w:fldCharType="begin"/>
-            </w:r>
-            <w:r>
-              <w:rPr>
-                <w:noProof/>
-                <w:webHidden/>
-              </w:rPr>
               <w:instrText xml:space="preserve"> PAGEREF _Toc225889254 \h </w:instrText>
-            </w:r>
-            <w:r>
-              <w:rPr>
-                <w:noProof/>
-                <w:webHidden/>
-              </w:rPr>
-            </w:r>
-            <w:r>
-              <w:rPr>
-                <w:noProof/>
-                <w:webHidden/>
-              </w:rPr>
               <w:fldChar w:fldCharType="separate"/>
-            </w:r>
-            <w:r>
-              <w:rPr>
-                <w:noProof/>
-                <w:webHidden/>
-              </w:rPr>
               <w:t>6</w:t>
-            </w:r>
-            <w:r>
-              <w:rPr>
-                <w:noProof/>
-                <w:webHidden/>
-              </w:rPr>
               <w:fldChar w:fldCharType="end"/>
             </w:r>
           </w:hyperlink>
@@ -1060,46 +792,10 @@
                 <w:webHidden/>
               </w:rPr>
               <w:tab/>
-            </w:r>
-            <w:r>
-              <w:rPr>
-                <w:noProof/>
-                <w:webHidden/>
-              </w:rPr>
               <w:fldChar w:fldCharType="begin"/>
-            </w:r>
-            <w:r>
-              <w:rPr>
-                <w:noProof/>
-                <w:webHidden/>
-              </w:rPr>
               <w:instrText xml:space="preserve"> PAGEREF _Toc225889255 \h </w:instrText>
-            </w:r>
-            <w:r>
-              <w:rPr>
-                <w:noProof/>
-                <w:webHidden/>
-              </w:rPr>
-            </w:r>
-            <w:r>
-              <w:rPr>
-                <w:noProof/>
-                <w:webHidden/>
-              </w:rPr>
               <w:fldChar w:fldCharType="separate"/>
-            </w:r>
-            <w:r>
-              <w:rPr>
-                <w:noProof/>
-                <w:webHidden/>
-              </w:rPr>
               <w:t>7</w:t>
-            </w:r>
-            <w:r>
-              <w:rPr>
-                <w:noProof/>
-                <w:webHidden/>
-              </w:rPr>
               <w:fldChar w:fldCharType="end"/>
             </w:r>
           </w:hyperlink>
@@ -1135,46 +831,10 @@
                 <w:webHidden/>
               </w:rPr>
               <w:tab/>
-            </w:r>
-            <w:r>
-              <w:rPr>
-                <w:noProof/>
-                <w:webHidden/>
-              </w:rPr>
               <w:fldChar w:fldCharType="begin"/>
-            </w:r>
-            <w:r>
-              <w:rPr>
-                <w:noProof/>
-                <w:webHidden/>
-              </w:rPr>
               <w:instrText xml:space="preserve"> PAGEREF _Toc225889256 \h </w:instrText>
-            </w:r>
-            <w:r>
-              <w:rPr>
-                <w:noProof/>
-                <w:webHidden/>
-              </w:rPr>
-            </w:r>
-            <w:r>
-              <w:rPr>
-                <w:noProof/>
-                <w:webHidden/>
-              </w:rPr>
               <w:fldChar w:fldCharType="separate"/>
-            </w:r>
-            <w:r>
-              <w:rPr>
-                <w:noProof/>
-                <w:webHidden/>
-              </w:rPr>
               <w:t>9</w:t>
-            </w:r>
-            <w:r>
-              <w:rPr>
-                <w:noProof/>
-                <w:webHidden/>
-              </w:rPr>
               <w:fldChar w:fldCharType="end"/>
             </w:r>
           </w:hyperlink>
@@ -1210,46 +870,10 @@
                 <w:webHidden/>
               </w:rPr>
               <w:tab/>
-            </w:r>
-            <w:r>
-              <w:rPr>
-                <w:noProof/>
-                <w:webHidden/>
-              </w:rPr>
               <w:fldChar w:fldCharType="begin"/>
-            </w:r>
-            <w:r>
-              <w:rPr>
-                <w:noProof/>
-                <w:webHidden/>
-              </w:rPr>
               <w:instrText xml:space="preserve"> PAGEREF _Toc225889257 \h </w:instrText>
-            </w:r>
-            <w:r>
-              <w:rPr>
-                <w:noProof/>
-                <w:webHidden/>
-              </w:rPr>
-            </w:r>
-            <w:r>
-              <w:rPr>
-                <w:noProof/>
-                <w:webHidden/>
-              </w:rPr>
               <w:fldChar w:fldCharType="separate"/>
-            </w:r>
-            <w:r>
-              <w:rPr>
-                <w:noProof/>
-                <w:webHidden/>
-              </w:rPr>
               <w:t>9</w:t>
-            </w:r>
-            <w:r>
-              <w:rPr>
-                <w:noProof/>
-                <w:webHidden/>
-              </w:rPr>
               <w:fldChar w:fldCharType="end"/>
             </w:r>
           </w:hyperlink>
@@ -1283,46 +907,10 @@
                 <w:webHidden/>
               </w:rPr>
               <w:tab/>
-            </w:r>
-            <w:r>
-              <w:rPr>
-                <w:noProof/>
-                <w:webHidden/>
-              </w:rPr>
               <w:fldChar w:fldCharType="begin"/>
-            </w:r>
-            <w:r>
-              <w:rPr>
-                <w:noProof/>
-                <w:webHidden/>
-              </w:rPr>
               <w:instrText xml:space="preserve"> PAGEREF _Toc225889258 \h </w:instrText>
-            </w:r>
-            <w:r>
-              <w:rPr>
-                <w:noProof/>
-                <w:webHidden/>
-              </w:rPr>
-            </w:r>
-            <w:r>
-              <w:rPr>
-                <w:noProof/>
-                <w:webHidden/>
-              </w:rPr>
               <w:fldChar w:fldCharType="separate"/>
-            </w:r>
-            <w:r>
-              <w:rPr>
-                <w:noProof/>
-                <w:webHidden/>
-              </w:rPr>
               <w:t>9</w:t>
-            </w:r>
-            <w:r>
-              <w:rPr>
-                <w:noProof/>
-                <w:webHidden/>
-              </w:rPr>
               <w:fldChar w:fldCharType="end"/>
             </w:r>
           </w:hyperlink>
@@ -1358,46 +946,10 @@
                 <w:webHidden/>
               </w:rPr>
               <w:tab/>
-            </w:r>
-            <w:r>
-              <w:rPr>
-                <w:noProof/>
-                <w:webHidden/>
-              </w:rPr>
               <w:fldChar w:fldCharType="begin"/>
-            </w:r>
-            <w:r>
-              <w:rPr>
-                <w:noProof/>
-                <w:webHidden/>
-              </w:rPr>
               <w:instrText xml:space="preserve"> PAGEREF _Toc225889259 \h </w:instrText>
-            </w:r>
-            <w:r>
-              <w:rPr>
-                <w:noProof/>
-                <w:webHidden/>
-              </w:rPr>
-            </w:r>
-            <w:r>
-              <w:rPr>
-                <w:noProof/>
-                <w:webHidden/>
-              </w:rPr>
               <w:fldChar w:fldCharType="separate"/>
-            </w:r>
-            <w:r>
-              <w:rPr>
-                <w:noProof/>
-                <w:webHidden/>
-              </w:rPr>
               <w:t>10</w:t>
-            </w:r>
-            <w:r>
-              <w:rPr>
-                <w:noProof/>
-                <w:webHidden/>
-              </w:rPr>
               <w:fldChar w:fldCharType="end"/>
             </w:r>
           </w:hyperlink>
@@ -1433,46 +985,10 @@
                 <w:webHidden/>
               </w:rPr>
               <w:tab/>
-            </w:r>
-            <w:r>
-              <w:rPr>
-                <w:noProof/>
-                <w:webHidden/>
-              </w:rPr>
               <w:fldChar w:fldCharType="begin"/>
-            </w:r>
-            <w:r>
-              <w:rPr>
-                <w:noProof/>
-                <w:webHidden/>
-              </w:rPr>
               <w:instrText xml:space="preserve"> PAGEREF _Toc225889260 \h </w:instrText>
-            </w:r>
-            <w:r>
-              <w:rPr>
-                <w:noProof/>
-                <w:webHidden/>
-              </w:rPr>
-            </w:r>
-            <w:r>
-              <w:rPr>
-                <w:noProof/>
-                <w:webHidden/>
-              </w:rPr>
               <w:fldChar w:fldCharType="separate"/>
-            </w:r>
-            <w:r>
-              <w:rPr>
-                <w:noProof/>
-                <w:webHidden/>
-              </w:rPr>
               <w:t>10</w:t>
-            </w:r>
-            <w:r>
-              <w:rPr>
-                <w:noProof/>
-                <w:webHidden/>
-              </w:rPr>
               <w:fldChar w:fldCharType="end"/>
             </w:r>
           </w:hyperlink>
@@ -1508,46 +1024,10 @@
                 <w:webHidden/>
               </w:rPr>
               <w:tab/>
-            </w:r>
-            <w:r>
-              <w:rPr>
-                <w:noProof/>
-                <w:webHidden/>
-              </w:rPr>
               <w:fldChar w:fldCharType="begin"/>
-            </w:r>
-            <w:r>
-              <w:rPr>
-                <w:noProof/>
-                <w:webHidden/>
-              </w:rPr>
               <w:instrText xml:space="preserve"> PAGEREF _Toc225889261 \h </w:instrText>
-            </w:r>
-            <w:r>
-              <w:rPr>
-                <w:noProof/>
-                <w:webHidden/>
-              </w:rPr>
-            </w:r>
-            <w:r>
-              <w:rPr>
-                <w:noProof/>
-                <w:webHidden/>
-              </w:rPr>
               <w:fldChar w:fldCharType="separate"/>
-            </w:r>
-            <w:r>
-              <w:rPr>
-                <w:noProof/>
-                <w:webHidden/>
-              </w:rPr>
               <w:t>11</w:t>
-            </w:r>
-            <w:r>
-              <w:rPr>
-                <w:noProof/>
-                <w:webHidden/>
-              </w:rPr>
               <w:fldChar w:fldCharType="end"/>
             </w:r>
           </w:hyperlink>
@@ -1583,46 +1063,10 @@
                 <w:webHidden/>
               </w:rPr>
               <w:tab/>
-            </w:r>
-            <w:r>
-              <w:rPr>
-                <w:noProof/>
-                <w:webHidden/>
-              </w:rPr>
               <w:fldChar w:fldCharType="begin"/>
-            </w:r>
-            <w:r>
-              <w:rPr>
-                <w:noProof/>
-                <w:webHidden/>
-              </w:rPr>
               <w:instrText xml:space="preserve"> PAGEREF _Toc225889262 \h </w:instrText>
-            </w:r>
-            <w:r>
-              <w:rPr>
-                <w:noProof/>
-                <w:webHidden/>
-              </w:rPr>
-            </w:r>
-            <w:r>
-              <w:rPr>
-                <w:noProof/>
-                <w:webHidden/>
-              </w:rPr>
               <w:fldChar w:fldCharType="separate"/>
-            </w:r>
-            <w:r>
-              <w:rPr>
-                <w:noProof/>
-                <w:webHidden/>
-              </w:rPr>
               <w:t>12</w:t>
-            </w:r>
-            <w:r>
-              <w:rPr>
-                <w:noProof/>
-                <w:webHidden/>
-              </w:rPr>
               <w:fldChar w:fldCharType="end"/>
             </w:r>
           </w:hyperlink>
@@ -1658,46 +1102,10 @@
                 <w:webHidden/>
               </w:rPr>
               <w:tab/>
-            </w:r>
-            <w:r>
-              <w:rPr>
-                <w:noProof/>
-                <w:webHidden/>
-              </w:rPr>
               <w:fldChar w:fldCharType="begin"/>
-            </w:r>
-            <w:r>
-              <w:rPr>
-                <w:noProof/>
-                <w:webHidden/>
-              </w:rPr>
               <w:instrText xml:space="preserve"> PAGEREF _Toc225889263 \h </w:instrText>
-            </w:r>
-            <w:r>
-              <w:rPr>
-                <w:noProof/>
-                <w:webHidden/>
-              </w:rPr>
-            </w:r>
-            <w:r>
-              <w:rPr>
-                <w:noProof/>
-                <w:webHidden/>
-              </w:rPr>
               <w:fldChar w:fldCharType="separate"/>
-            </w:r>
-            <w:r>
-              <w:rPr>
-                <w:noProof/>
-                <w:webHidden/>
-              </w:rPr>
               <w:t>12</w:t>
-            </w:r>
-            <w:r>
-              <w:rPr>
-                <w:noProof/>
-                <w:webHidden/>
-              </w:rPr>
               <w:fldChar w:fldCharType="end"/>
             </w:r>
           </w:hyperlink>
@@ -1731,46 +1139,10 @@
                 <w:webHidden/>
               </w:rPr>
               <w:tab/>
-            </w:r>
-            <w:r>
-              <w:rPr>
-                <w:noProof/>
-                <w:webHidden/>
-              </w:rPr>
               <w:fldChar w:fldCharType="begin"/>
-            </w:r>
-            <w:r>
-              <w:rPr>
-                <w:noProof/>
-                <w:webHidden/>
-              </w:rPr>
               <w:instrText xml:space="preserve"> PAGEREF _Toc225889264 \h </w:instrText>
-            </w:r>
-            <w:r>
-              <w:rPr>
-                <w:noProof/>
-                <w:webHidden/>
-              </w:rPr>
-            </w:r>
-            <w:r>
-              <w:rPr>
-                <w:noProof/>
-                <w:webHidden/>
-              </w:rPr>
               <w:fldChar w:fldCharType="separate"/>
-            </w:r>
-            <w:r>
-              <w:rPr>
-                <w:noProof/>
-                <w:webHidden/>
-              </w:rPr>
               <w:t>12</w:t>
-            </w:r>
-            <w:r>
-              <w:rPr>
-                <w:noProof/>
-                <w:webHidden/>
-              </w:rPr>
               <w:fldChar w:fldCharType="end"/>
             </w:r>
           </w:hyperlink>
@@ -1804,46 +1176,10 @@
                 <w:webHidden/>
               </w:rPr>
               <w:tab/>
-            </w:r>
-            <w:r>
-              <w:rPr>
-                <w:noProof/>
-                <w:webHidden/>
-              </w:rPr>
               <w:fldChar w:fldCharType="begin"/>
-            </w:r>
-            <w:r>
-              <w:rPr>
-                <w:noProof/>
-                <w:webHidden/>
-              </w:rPr>
               <w:instrText xml:space="preserve"> PAGEREF _Toc225889265 \h </w:instrText>
-            </w:r>
-            <w:r>
-              <w:rPr>
-                <w:noProof/>
-                <w:webHidden/>
-              </w:rPr>
-            </w:r>
-            <w:r>
-              <w:rPr>
-                <w:noProof/>
-                <w:webHidden/>
-              </w:rPr>
               <w:fldChar w:fldCharType="separate"/>
-            </w:r>
-            <w:r>
-              <w:rPr>
-                <w:noProof/>
-                <w:webHidden/>
-              </w:rPr>
               <w:t>13</w:t>
-            </w:r>
-            <w:r>
-              <w:rPr>
-                <w:noProof/>
-                <w:webHidden/>
-              </w:rPr>
               <w:fldChar w:fldCharType="end"/>
             </w:r>
           </w:hyperlink>
@@ -1877,46 +1213,10 @@
                 <w:webHidden/>
               </w:rPr>
               <w:tab/>
-            </w:r>
-            <w:r>
-              <w:rPr>
-                <w:noProof/>
-                <w:webHidden/>
-              </w:rPr>
               <w:fldChar w:fldCharType="begin"/>
-            </w:r>
-            <w:r>
-              <w:rPr>
-                <w:noProof/>
-                <w:webHidden/>
-              </w:rPr>
               <w:instrText xml:space="preserve"> PAGEREF _Toc225889266 \h </w:instrText>
-            </w:r>
-            <w:r>
-              <w:rPr>
-                <w:noProof/>
-                <w:webHidden/>
-              </w:rPr>
-            </w:r>
-            <w:r>
-              <w:rPr>
-                <w:noProof/>
-                <w:webHidden/>
-              </w:rPr>
               <w:fldChar w:fldCharType="separate"/>
-            </w:r>
-            <w:r>
-              <w:rPr>
-                <w:noProof/>
-                <w:webHidden/>
-              </w:rPr>
               <w:t>13</w:t>
-            </w:r>
-            <w:r>
-              <w:rPr>
-                <w:noProof/>
-                <w:webHidden/>
-              </w:rPr>
               <w:fldChar w:fldCharType="end"/>
             </w:r>
           </w:hyperlink>
@@ -1950,46 +1250,10 @@
                 <w:webHidden/>
               </w:rPr>
               <w:tab/>
-            </w:r>
-            <w:r>
-              <w:rPr>
-                <w:noProof/>
-                <w:webHidden/>
-              </w:rPr>
               <w:fldChar w:fldCharType="begin"/>
-            </w:r>
-            <w:r>
-              <w:rPr>
-                <w:noProof/>
-                <w:webHidden/>
-              </w:rPr>
               <w:instrText xml:space="preserve"> PAGEREF _Toc225889267 \h </w:instrText>
-            </w:r>
-            <w:r>
-              <w:rPr>
-                <w:noProof/>
-                <w:webHidden/>
-              </w:rPr>
-            </w:r>
-            <w:r>
-              <w:rPr>
-                <w:noProof/>
-                <w:webHidden/>
-              </w:rPr>
               <w:fldChar w:fldCharType="separate"/>
-            </w:r>
-            <w:r>
-              <w:rPr>
-                <w:noProof/>
-                <w:webHidden/>
-              </w:rPr>
               <w:t>14</w:t>
-            </w:r>
-            <w:r>
-              <w:rPr>
-                <w:noProof/>
-                <w:webHidden/>
-              </w:rPr>
               <w:fldChar w:fldCharType="end"/>
             </w:r>
           </w:hyperlink>
@@ -2023,46 +1287,10 @@
                 <w:webHidden/>
               </w:rPr>
               <w:tab/>
-            </w:r>
-            <w:r>
-              <w:rPr>
-                <w:noProof/>
-                <w:webHidden/>
-              </w:rPr>
               <w:fldChar w:fldCharType="begin"/>
-            </w:r>
-            <w:r>
-              <w:rPr>
-                <w:noProof/>
-                <w:webHidden/>
-              </w:rPr>
               <w:instrText xml:space="preserve"> PAGEREF _Toc225889268 \h </w:instrText>
-            </w:r>
-            <w:r>
-              <w:rPr>
-                <w:noProof/>
-                <w:webHidden/>
-              </w:rPr>
-            </w:r>
-            <w:r>
-              <w:rPr>
-                <w:noProof/>
-                <w:webHidden/>
-              </w:rPr>
               <w:fldChar w:fldCharType="separate"/>
-            </w:r>
-            <w:r>
-              <w:rPr>
-                <w:noProof/>
-                <w:webHidden/>
-              </w:rPr>
               <w:t>14</w:t>
-            </w:r>
-            <w:r>
-              <w:rPr>
-                <w:noProof/>
-                <w:webHidden/>
-              </w:rPr>
               <w:fldChar w:fldCharType="end"/>
             </w:r>
           </w:hyperlink>
@@ -2096,46 +1324,10 @@
                 <w:webHidden/>
               </w:rPr>
               <w:tab/>
-            </w:r>
-            <w:r>
-              <w:rPr>
-                <w:noProof/>
-                <w:webHidden/>
-              </w:rPr>
               <w:fldChar w:fldCharType="begin"/>
-            </w:r>
-            <w:r>
-              <w:rPr>
-                <w:noProof/>
-                <w:webHidden/>
-              </w:rPr>
               <w:instrText xml:space="preserve"> PAGEREF _Toc225889269 \h </w:instrText>
-            </w:r>
-            <w:r>
-              <w:rPr>
-                <w:noProof/>
-                <w:webHidden/>
-              </w:rPr>
-            </w:r>
-            <w:r>
-              <w:rPr>
-                <w:noProof/>
-                <w:webHidden/>
-              </w:rPr>
               <w:fldChar w:fldCharType="separate"/>
-            </w:r>
-            <w:r>
-              <w:rPr>
-                <w:noProof/>
-                <w:webHidden/>
-              </w:rPr>
               <w:t>15</w:t>
-            </w:r>
-            <w:r>
-              <w:rPr>
-                <w:noProof/>
-                <w:webHidden/>
-              </w:rPr>
               <w:fldChar w:fldCharType="end"/>
             </w:r>
           </w:hyperlink>
@@ -2169,46 +1361,10 @@
                 <w:webHidden/>
               </w:rPr>
               <w:tab/>
-            </w:r>
-            <w:r>
-              <w:rPr>
-                <w:noProof/>
-                <w:webHidden/>
-              </w:rPr>
               <w:fldChar w:fldCharType="begin"/>
-            </w:r>
-            <w:r>
-              <w:rPr>
-                <w:noProof/>
-                <w:webHidden/>
-              </w:rPr>
               <w:instrText xml:space="preserve"> PAGEREF _Toc225889270 \h </w:instrText>
-            </w:r>
-            <w:r>
-              <w:rPr>
-                <w:noProof/>
-                <w:webHidden/>
-              </w:rPr>
-            </w:r>
-            <w:r>
-              <w:rPr>
-                <w:noProof/>
-                <w:webHidden/>
-              </w:rPr>
               <w:fldChar w:fldCharType="separate"/>
-            </w:r>
-            <w:r>
-              <w:rPr>
-                <w:noProof/>
-                <w:webHidden/>
-              </w:rPr>
               <w:t>15</w:t>
-            </w:r>
-            <w:r>
-              <w:rPr>
-                <w:noProof/>
-                <w:webHidden/>
-              </w:rPr>
               <w:fldChar w:fldCharType="end"/>
             </w:r>
           </w:hyperlink>
@@ -2244,46 +1400,10 @@
                 <w:webHidden/>
               </w:rPr>
               <w:tab/>
-            </w:r>
-            <w:r>
-              <w:rPr>
-                <w:noProof/>
-                <w:webHidden/>
-              </w:rPr>
               <w:fldChar w:fldCharType="begin"/>
-            </w:r>
-            <w:r>
-              <w:rPr>
-                <w:noProof/>
-                <w:webHidden/>
-              </w:rPr>
               <w:instrText xml:space="preserve"> PAGEREF _Toc225889271 \h </w:instrText>
-            </w:r>
-            <w:r>
-              <w:rPr>
-                <w:noProof/>
-                <w:webHidden/>
-              </w:rPr>
-            </w:r>
-            <w:r>
-              <w:rPr>
-                <w:noProof/>
-                <w:webHidden/>
-              </w:rPr>
               <w:fldChar w:fldCharType="separate"/>
-            </w:r>
-            <w:r>
-              <w:rPr>
-                <w:noProof/>
-                <w:webHidden/>
-              </w:rPr>
               <w:t>16</w:t>
-            </w:r>
-            <w:r>
-              <w:rPr>
-                <w:noProof/>
-                <w:webHidden/>
-              </w:rPr>
               <w:fldChar w:fldCharType="end"/>
             </w:r>
           </w:hyperlink>
@@ -2319,46 +1439,10 @@
                 <w:webHidden/>
               </w:rPr>
               <w:tab/>
-            </w:r>
-            <w:r>
-              <w:rPr>
-                <w:noProof/>
-                <w:webHidden/>
-              </w:rPr>
               <w:fldChar w:fldCharType="begin"/>
-            </w:r>
-            <w:r>
-              <w:rPr>
-                <w:noProof/>
-                <w:webHidden/>
-              </w:rPr>
               <w:instrText xml:space="preserve"> PAGEREF _Toc225889272 \h </w:instrText>
-            </w:r>
-            <w:r>
-              <w:rPr>
-                <w:noProof/>
-                <w:webHidden/>
-              </w:rPr>
-            </w:r>
-            <w:r>
-              <w:rPr>
-                <w:noProof/>
-                <w:webHidden/>
-              </w:rPr>
               <w:fldChar w:fldCharType="separate"/>
-            </w:r>
-            <w:r>
-              <w:rPr>
-                <w:noProof/>
-                <w:webHidden/>
-              </w:rPr>
               <w:t>16</w:t>
-            </w:r>
-            <w:r>
-              <w:rPr>
-                <w:noProof/>
-                <w:webHidden/>
-              </w:rPr>
               <w:fldChar w:fldCharType="end"/>
             </w:r>
           </w:hyperlink>
@@ -4446,7 +3530,7 @@
         </w:numPr>
       </w:pPr>
       <w:r>
-        <w:t>Clonar el repositorio: git clone https://github.com/kazc93/proyecto-hipstagram</w:t>
+        <w:t>Clonar el repositorio: git clone https://github.com/kazc93/Hipstagram</w:t>
       </w:r>
     </w:p>
     <w:p>
@@ -4586,7 +3670,7 @@
         </w:numPr>
       </w:pPr>
       <w:r>
-        <w:t>Grupo de seguridad EC2: puertos 3000 (API Gateway) y 4200 (frontend) abiertos hacia Internet; puertos 3001-3004 solo internos entre contenedores.</w:t>
+        <w:t>Grupo de seguridad EC2: puerto 3000 (backend) abierto hacia Internet. El frontend se despliega en AWS Amplify (acceso HTTPS gestionado por Amplify). La variable CORS_ORIGIN del backend debe incluir la URL de Amplify.</w:t>
       </w:r>
     </w:p>
     <w:p>
@@ -4678,11 +3762,6 @@
           <w:rFonts w:cs="Times New Roman"/>
         </w:rPr>
         <w:t xml:space="preserve">Consistencia e Integridad Referencial: Las FK desde posts hacia votos y comentarios tienen restricción RESTRICT. Si un usuario (rol USER) intenta eliminar un post con </w:t>
-      </w:r>
-      <w:r>
-        <w:rPr>
-          <w:rFonts w:cs="Times New Roman"/>
-        </w:rPr>
         <w:lastRenderedPageBreak/>
         <w:t>dependencias, el backend retorna HTTP 409 con el detalle de votos y comentarios existentes. Un administrador puede forzar la eliminación en cascade desde el endpoint DELETE /api/admin/posts/:id. Además, la inserción de hashtags al crear un post usa SAVEPOINT de PostgreSQL: si falla algún hashtag, solo se revierte esa parte sin cancelar la publicación completa.</w:t>
       </w:r>
@@ -10252,6 +9331,110 @@
           <w:p>
             <w:r>
               <w:t>Nombre del hashtag bloqueado (normalizado, sin #).</w:t>
+            </w:r>
+          </w:p>
+        </w:tc>
+      </w:tr>
+      <w:tr>
+        <w:tc>
+          <w:tcPr>
+            <w:tcW w:w="1722" w:type="dxa"/>
+          </w:tcPr>
+          <w:p>
+            <w:r>
+              <w:t>agregado_por</w:t>
+            </w:r>
+          </w:p>
+        </w:tc>
+        <w:tc>
+          <w:tcPr>
+            <w:tcW w:w="1879" w:type="dxa"/>
+          </w:tcPr>
+          <w:p>
+            <w:r>
+              <w:t>INT</w:t>
+            </w:r>
+          </w:p>
+        </w:tc>
+        <w:tc>
+          <w:tcPr>
+            <w:tcW w:w="1218" w:type="dxa"/>
+          </w:tcPr>
+          <w:p>
+            <w:r>
+              <w:t>Nulo</w:t>
+            </w:r>
+          </w:p>
+        </w:tc>
+        <w:tc>
+          <w:tcPr>
+            <w:tcW w:w="1134" w:type="dxa"/>
+          </w:tcPr>
+          <w:p>
+            <w:r>
+              <w:t>FK</w:t>
+            </w:r>
+          </w:p>
+        </w:tc>
+        <w:tc>
+          <w:tcPr>
+            <w:tcW w:w="3119" w:type="dxa"/>
+          </w:tcPr>
+          <w:p>
+            <w:r>
+              <w:t>Referencia al administrador que agrego el hashtag (Tabla Usuarios).</w:t>
+            </w:r>
+          </w:p>
+        </w:tc>
+      </w:tr>
+      <w:tr>
+        <w:tc>
+          <w:tcPr>
+            <w:tcW w:w="1722" w:type="dxa"/>
+          </w:tcPr>
+          <w:p>
+            <w:r>
+              <w:t>fecha_agregado</w:t>
+            </w:r>
+          </w:p>
+        </w:tc>
+        <w:tc>
+          <w:tcPr>
+            <w:tcW w:w="1879" w:type="dxa"/>
+          </w:tcPr>
+          <w:p>
+            <w:r>
+              <w:t>TIMESTAMP</w:t>
+            </w:r>
+          </w:p>
+        </w:tc>
+        <w:tc>
+          <w:tcPr>
+            <w:tcW w:w="1218" w:type="dxa"/>
+          </w:tcPr>
+          <w:p>
+            <w:r>
+              <w:t>No Nulo</w:t>
+            </w:r>
+          </w:p>
+        </w:tc>
+        <w:tc>
+          <w:tcPr>
+            <w:tcW w:w="1134" w:type="dxa"/>
+          </w:tcPr>
+          <w:p>
+            <w:r>
+              <w:t xml:space="preserve"> </w:t>
+            </w:r>
+          </w:p>
+        </w:tc>
+        <w:tc>
+          <w:tcPr>
+            <w:tcW w:w="3119" w:type="dxa"/>
+          </w:tcPr>
+          <w:p>
+            <w:r>
+              <w:t>Fecha y hora en que se registro el hashtag prohibido. Por defecto: CURRENT_TIMESTAMP.</w:t>
             </w:r>
           </w:p>
         </w:tc>

--- a/Documentacion/Arquitectura-P3.docx
+++ b/Documentacion/Arquitectura-P3.docx
@@ -1714,7 +1714,7 @@
         <w:rPr>
           <w:rFonts w:cs="Times New Roman"/>
         </w:rPr>
-        <w:t>Auth &amp; User Service: Microservicio responsable de la gestión de identidades, registro de usuarios, validación de credenciales, emisión de tokens JWT y administración de perfiles.</w:t>
+        <w:t>Auth Service (puerto 3001): Microservicio responsable de la gestión de identidades, registro de usuarios, validación de credenciales y emisión de tokens JWT.</w:t>
       </w:r>
     </w:p>
     <w:p>
@@ -1732,7 +1732,7 @@
         <w:rPr>
           <w:rFonts w:cs="Times New Roman"/>
         </w:rPr>
-        <w:t>Post Service (SERVICE=posts, puerto 3002): Gestiona publicaciones, votos (like/dislike, UNIQUE por usuario+post) y comentarios paginados. Almacena imágenes en AWS S3 vía multer-s3 y usa SAVEPOINT para proteger la inserción de hashtags.</w:t>
+        <w:t xml:space="preserve">Post Service (puerto 3002): Gestiona publicaciones, votos (like/dislike con toggle, UNIQUE por usuario+post) y comentarios paginados. Almacena imágenes en AWS S3 vía multer-s3 y usa transacciones con SAVEPOINT para proteger la inserción de hashtags.</w:t>
       </w:r>
     </w:p>
     <w:p>
@@ -1750,7 +1750,25 @@
         <w:rPr>
           <w:rFonts w:cs="Times New Roman"/>
         </w:rPr>
-        <w:t>Search Service: Microservicio de descubrimiento que indexa descripciones y hashtags para resolver consultas de texto libre de manera eficiente.</w:t>
+        <w:t>Search Service (puerto 3003): Microservicio de descubrimiento que indexa descripciones y hashtags para resolver consultas de texto libre y exploración por popularidad.</w:t>
+      </w:r>
+    </w:p>
+    <w:p>
+      <w:pPr>
+        <w:pStyle w:val="Prrafodelista"/>
+        <w:numPr>
+          <w:ilvl w:val="0"/>
+          <w:numId w:val="1"/>
+        </w:numPr>
+        <w:rPr>
+          <w:rFonts w:cs="Times New Roman"/>
+        </w:rPr>
+      </w:pPr>
+      <w:r>
+        <w:rPr>
+          <w:rFonts w:cs="Times New Roman"/>
+        </w:rPr>
+        <w:t xml:space="preserve">Admin Service (puerto 3004): Microservicio de administración y moderación. Gestiona usuarios, modera publicaciones, administra la lista de hashtags prohibidos y expone el registro de auditoría (DoublyLinkedList en memoria con respaldo en PostgreSQL).</w:t>
       </w:r>
     </w:p>
     <w:p>

--- a/Documentacion/Arquitectura-P3.docx
+++ b/Documentacion/Arquitectura-P3.docx
@@ -499,7 +499,23 @@
               <w:caps/>
             </w:rPr>
             <w:fldChar w:fldCharType="begin"/>
+          </w:r>
+          <w:r>
+            <w:rPr>
+              <w:rFonts w:cs="Times New Roman"/>
+              <w:i w:val="0"/>
+              <w:iCs w:val="0"/>
+              <w:caps/>
+            </w:rPr>
             <w:instrText xml:space="preserve"> TOC \o "1-3" \h \z \u </w:instrText>
+          </w:r>
+          <w:r>
+            <w:rPr>
+              <w:rFonts w:cs="Times New Roman"/>
+              <w:i w:val="0"/>
+              <w:iCs w:val="0"/>
+              <w:caps/>
+            </w:rPr>
             <w:fldChar w:fldCharType="separate"/>
           </w:r>
           <w:hyperlink w:anchor="_Toc225889248" w:history="1">
@@ -518,10 +534,46 @@
                 <w:webHidden/>
               </w:rPr>
               <w:tab/>
+            </w:r>
+            <w:r>
+              <w:rPr>
+                <w:noProof/>
+                <w:webHidden/>
+              </w:rPr>
               <w:fldChar w:fldCharType="begin"/>
+            </w:r>
+            <w:r>
+              <w:rPr>
+                <w:noProof/>
+                <w:webHidden/>
+              </w:rPr>
               <w:instrText xml:space="preserve"> PAGEREF _Toc225889248 \h </w:instrText>
+            </w:r>
+            <w:r>
+              <w:rPr>
+                <w:noProof/>
+                <w:webHidden/>
+              </w:rPr>
+            </w:r>
+            <w:r>
+              <w:rPr>
+                <w:noProof/>
+                <w:webHidden/>
+              </w:rPr>
               <w:fldChar w:fldCharType="separate"/>
+            </w:r>
+            <w:r>
+              <w:rPr>
+                <w:noProof/>
+                <w:webHidden/>
+              </w:rPr>
               <w:t>4</w:t>
+            </w:r>
+            <w:r>
+              <w:rPr>
+                <w:noProof/>
+                <w:webHidden/>
+              </w:rPr>
               <w:fldChar w:fldCharType="end"/>
             </w:r>
           </w:hyperlink>
@@ -558,10 +610,46 @@
                 <w:webHidden/>
               </w:rPr>
               <w:tab/>
+            </w:r>
+            <w:r>
+              <w:rPr>
+                <w:noProof/>
+                <w:webHidden/>
+              </w:rPr>
               <w:fldChar w:fldCharType="begin"/>
+            </w:r>
+            <w:r>
+              <w:rPr>
+                <w:noProof/>
+                <w:webHidden/>
+              </w:rPr>
               <w:instrText xml:space="preserve"> PAGEREF _Toc225889249 \h </w:instrText>
+            </w:r>
+            <w:r>
+              <w:rPr>
+                <w:noProof/>
+                <w:webHidden/>
+              </w:rPr>
+            </w:r>
+            <w:r>
+              <w:rPr>
+                <w:noProof/>
+                <w:webHidden/>
+              </w:rPr>
               <w:fldChar w:fldCharType="separate"/>
+            </w:r>
+            <w:r>
+              <w:rPr>
+                <w:noProof/>
+                <w:webHidden/>
+              </w:rPr>
               <w:t>4</w:t>
+            </w:r>
+            <w:r>
+              <w:rPr>
+                <w:noProof/>
+                <w:webHidden/>
+              </w:rPr>
               <w:fldChar w:fldCharType="end"/>
             </w:r>
           </w:hyperlink>
@@ -589,7 +677,23 @@
                 <w:rFonts w:cs="Times New Roman"/>
                 <w:noProof/>
               </w:rPr>
-              <w:t>Diagrama de componentes</w:t>
+              <w:t>Diagrama de component</w:t>
+            </w:r>
+            <w:r>
+              <w:rPr>
+                <w:rStyle w:val="Hipervnculo"/>
+                <w:rFonts w:cs="Times New Roman"/>
+                <w:noProof/>
+              </w:rPr>
+              <w:t>e</w:t>
+            </w:r>
+            <w:r>
+              <w:rPr>
+                <w:rStyle w:val="Hipervnculo"/>
+                <w:rFonts w:cs="Times New Roman"/>
+                <w:noProof/>
+              </w:rPr>
+              <w:t>s</w:t>
             </w:r>
             <w:r>
               <w:rPr>
@@ -597,10 +701,46 @@
                 <w:webHidden/>
               </w:rPr>
               <w:tab/>
+            </w:r>
+            <w:r>
+              <w:rPr>
+                <w:noProof/>
+                <w:webHidden/>
+              </w:rPr>
               <w:fldChar w:fldCharType="begin"/>
+            </w:r>
+            <w:r>
+              <w:rPr>
+                <w:noProof/>
+                <w:webHidden/>
+              </w:rPr>
               <w:instrText xml:space="preserve"> PAGEREF _Toc225889250 \h </w:instrText>
+            </w:r>
+            <w:r>
+              <w:rPr>
+                <w:noProof/>
+                <w:webHidden/>
+              </w:rPr>
+            </w:r>
+            <w:r>
+              <w:rPr>
+                <w:noProof/>
+                <w:webHidden/>
+              </w:rPr>
               <w:fldChar w:fldCharType="separate"/>
+            </w:r>
+            <w:r>
+              <w:rPr>
+                <w:noProof/>
+                <w:webHidden/>
+              </w:rPr>
               <w:t>4</w:t>
+            </w:r>
+            <w:r>
+              <w:rPr>
+                <w:noProof/>
+                <w:webHidden/>
+              </w:rPr>
               <w:fldChar w:fldCharType="end"/>
             </w:r>
           </w:hyperlink>
@@ -636,10 +776,46 @@
                 <w:webHidden/>
               </w:rPr>
               <w:tab/>
+            </w:r>
+            <w:r>
+              <w:rPr>
+                <w:noProof/>
+                <w:webHidden/>
+              </w:rPr>
               <w:fldChar w:fldCharType="begin"/>
+            </w:r>
+            <w:r>
+              <w:rPr>
+                <w:noProof/>
+                <w:webHidden/>
+              </w:rPr>
               <w:instrText xml:space="preserve"> PAGEREF _Toc225889251 \h </w:instrText>
+            </w:r>
+            <w:r>
+              <w:rPr>
+                <w:noProof/>
+                <w:webHidden/>
+              </w:rPr>
+            </w:r>
+            <w:r>
+              <w:rPr>
+                <w:noProof/>
+                <w:webHidden/>
+              </w:rPr>
               <w:fldChar w:fldCharType="separate"/>
+            </w:r>
+            <w:r>
+              <w:rPr>
+                <w:noProof/>
+                <w:webHidden/>
+              </w:rPr>
               <w:t>5</w:t>
+            </w:r>
+            <w:r>
+              <w:rPr>
+                <w:noProof/>
+                <w:webHidden/>
+              </w:rPr>
               <w:fldChar w:fldCharType="end"/>
             </w:r>
           </w:hyperlink>
@@ -675,10 +851,46 @@
                 <w:webHidden/>
               </w:rPr>
               <w:tab/>
+            </w:r>
+            <w:r>
+              <w:rPr>
+                <w:noProof/>
+                <w:webHidden/>
+              </w:rPr>
               <w:fldChar w:fldCharType="begin"/>
+            </w:r>
+            <w:r>
+              <w:rPr>
+                <w:noProof/>
+                <w:webHidden/>
+              </w:rPr>
               <w:instrText xml:space="preserve"> PAGEREF _Toc225889252 \h </w:instrText>
+            </w:r>
+            <w:r>
+              <w:rPr>
+                <w:noProof/>
+                <w:webHidden/>
+              </w:rPr>
+            </w:r>
+            <w:r>
+              <w:rPr>
+                <w:noProof/>
+                <w:webHidden/>
+              </w:rPr>
               <w:fldChar w:fldCharType="separate"/>
+            </w:r>
+            <w:r>
+              <w:rPr>
+                <w:noProof/>
+                <w:webHidden/>
+              </w:rPr>
               <w:t>5</w:t>
+            </w:r>
+            <w:r>
+              <w:rPr>
+                <w:noProof/>
+                <w:webHidden/>
+              </w:rPr>
               <w:fldChar w:fldCharType="end"/>
             </w:r>
           </w:hyperlink>
@@ -714,10 +926,46 @@
                 <w:webHidden/>
               </w:rPr>
               <w:tab/>
+            </w:r>
+            <w:r>
+              <w:rPr>
+                <w:noProof/>
+                <w:webHidden/>
+              </w:rPr>
               <w:fldChar w:fldCharType="begin"/>
+            </w:r>
+            <w:r>
+              <w:rPr>
+                <w:noProof/>
+                <w:webHidden/>
+              </w:rPr>
               <w:instrText xml:space="preserve"> PAGEREF _Toc225889253 \h </w:instrText>
+            </w:r>
+            <w:r>
+              <w:rPr>
+                <w:noProof/>
+                <w:webHidden/>
+              </w:rPr>
+            </w:r>
+            <w:r>
+              <w:rPr>
+                <w:noProof/>
+                <w:webHidden/>
+              </w:rPr>
               <w:fldChar w:fldCharType="separate"/>
+            </w:r>
+            <w:r>
+              <w:rPr>
+                <w:noProof/>
+                <w:webHidden/>
+              </w:rPr>
               <w:t>5</w:t>
+            </w:r>
+            <w:r>
+              <w:rPr>
+                <w:noProof/>
+                <w:webHidden/>
+              </w:rPr>
               <w:fldChar w:fldCharType="end"/>
             </w:r>
           </w:hyperlink>
@@ -753,10 +1001,46 @@
                 <w:webHidden/>
               </w:rPr>
               <w:tab/>
+            </w:r>
+            <w:r>
+              <w:rPr>
+                <w:noProof/>
+                <w:webHidden/>
+              </w:rPr>
               <w:fldChar w:fldCharType="begin"/>
+            </w:r>
+            <w:r>
+              <w:rPr>
+                <w:noProof/>
+                <w:webHidden/>
+              </w:rPr>
               <w:instrText xml:space="preserve"> PAGEREF _Toc225889254 \h </w:instrText>
+            </w:r>
+            <w:r>
+              <w:rPr>
+                <w:noProof/>
+                <w:webHidden/>
+              </w:rPr>
+            </w:r>
+            <w:r>
+              <w:rPr>
+                <w:noProof/>
+                <w:webHidden/>
+              </w:rPr>
               <w:fldChar w:fldCharType="separate"/>
+            </w:r>
+            <w:r>
+              <w:rPr>
+                <w:noProof/>
+                <w:webHidden/>
+              </w:rPr>
               <w:t>6</w:t>
+            </w:r>
+            <w:r>
+              <w:rPr>
+                <w:noProof/>
+                <w:webHidden/>
+              </w:rPr>
               <w:fldChar w:fldCharType="end"/>
             </w:r>
           </w:hyperlink>
@@ -784,7 +1068,23 @@
                 <w:rFonts w:cs="Times New Roman"/>
                 <w:noProof/>
               </w:rPr>
-              <w:t>Diagrama de seguridad</w:t>
+              <w:t>Diagrama de se</w:t>
+            </w:r>
+            <w:r>
+              <w:rPr>
+                <w:rStyle w:val="Hipervnculo"/>
+                <w:rFonts w:cs="Times New Roman"/>
+                <w:noProof/>
+              </w:rPr>
+              <w:t>g</w:t>
+            </w:r>
+            <w:r>
+              <w:rPr>
+                <w:rStyle w:val="Hipervnculo"/>
+                <w:rFonts w:cs="Times New Roman"/>
+                <w:noProof/>
+              </w:rPr>
+              <w:t>uridad</w:t>
             </w:r>
             <w:r>
               <w:rPr>
@@ -792,10 +1092,46 @@
                 <w:webHidden/>
               </w:rPr>
               <w:tab/>
+            </w:r>
+            <w:r>
+              <w:rPr>
+                <w:noProof/>
+                <w:webHidden/>
+              </w:rPr>
               <w:fldChar w:fldCharType="begin"/>
+            </w:r>
+            <w:r>
+              <w:rPr>
+                <w:noProof/>
+                <w:webHidden/>
+              </w:rPr>
               <w:instrText xml:space="preserve"> PAGEREF _Toc225889255 \h </w:instrText>
+            </w:r>
+            <w:r>
+              <w:rPr>
+                <w:noProof/>
+                <w:webHidden/>
+              </w:rPr>
+            </w:r>
+            <w:r>
+              <w:rPr>
+                <w:noProof/>
+                <w:webHidden/>
+              </w:rPr>
               <w:fldChar w:fldCharType="separate"/>
+            </w:r>
+            <w:r>
+              <w:rPr>
+                <w:noProof/>
+                <w:webHidden/>
+              </w:rPr>
               <w:t>7</w:t>
+            </w:r>
+            <w:r>
+              <w:rPr>
+                <w:noProof/>
+                <w:webHidden/>
+              </w:rPr>
               <w:fldChar w:fldCharType="end"/>
             </w:r>
           </w:hyperlink>
@@ -831,10 +1167,46 @@
                 <w:webHidden/>
               </w:rPr>
               <w:tab/>
+            </w:r>
+            <w:r>
+              <w:rPr>
+                <w:noProof/>
+                <w:webHidden/>
+              </w:rPr>
               <w:fldChar w:fldCharType="begin"/>
+            </w:r>
+            <w:r>
+              <w:rPr>
+                <w:noProof/>
+                <w:webHidden/>
+              </w:rPr>
               <w:instrText xml:space="preserve"> PAGEREF _Toc225889256 \h </w:instrText>
+            </w:r>
+            <w:r>
+              <w:rPr>
+                <w:noProof/>
+                <w:webHidden/>
+              </w:rPr>
+            </w:r>
+            <w:r>
+              <w:rPr>
+                <w:noProof/>
+                <w:webHidden/>
+              </w:rPr>
               <w:fldChar w:fldCharType="separate"/>
+            </w:r>
+            <w:r>
+              <w:rPr>
+                <w:noProof/>
+                <w:webHidden/>
+              </w:rPr>
               <w:t>9</w:t>
+            </w:r>
+            <w:r>
+              <w:rPr>
+                <w:noProof/>
+                <w:webHidden/>
+              </w:rPr>
               <w:fldChar w:fldCharType="end"/>
             </w:r>
           </w:hyperlink>
@@ -870,10 +1242,46 @@
                 <w:webHidden/>
               </w:rPr>
               <w:tab/>
+            </w:r>
+            <w:r>
+              <w:rPr>
+                <w:noProof/>
+                <w:webHidden/>
+              </w:rPr>
               <w:fldChar w:fldCharType="begin"/>
+            </w:r>
+            <w:r>
+              <w:rPr>
+                <w:noProof/>
+                <w:webHidden/>
+              </w:rPr>
               <w:instrText xml:space="preserve"> PAGEREF _Toc225889257 \h </w:instrText>
+            </w:r>
+            <w:r>
+              <w:rPr>
+                <w:noProof/>
+                <w:webHidden/>
+              </w:rPr>
+            </w:r>
+            <w:r>
+              <w:rPr>
+                <w:noProof/>
+                <w:webHidden/>
+              </w:rPr>
               <w:fldChar w:fldCharType="separate"/>
+            </w:r>
+            <w:r>
+              <w:rPr>
+                <w:noProof/>
+                <w:webHidden/>
+              </w:rPr>
               <w:t>9</w:t>
+            </w:r>
+            <w:r>
+              <w:rPr>
+                <w:noProof/>
+                <w:webHidden/>
+              </w:rPr>
               <w:fldChar w:fldCharType="end"/>
             </w:r>
           </w:hyperlink>
@@ -907,10 +1315,46 @@
                 <w:webHidden/>
               </w:rPr>
               <w:tab/>
+            </w:r>
+            <w:r>
+              <w:rPr>
+                <w:noProof/>
+                <w:webHidden/>
+              </w:rPr>
               <w:fldChar w:fldCharType="begin"/>
+            </w:r>
+            <w:r>
+              <w:rPr>
+                <w:noProof/>
+                <w:webHidden/>
+              </w:rPr>
               <w:instrText xml:space="preserve"> PAGEREF _Toc225889258 \h </w:instrText>
+            </w:r>
+            <w:r>
+              <w:rPr>
+                <w:noProof/>
+                <w:webHidden/>
+              </w:rPr>
+            </w:r>
+            <w:r>
+              <w:rPr>
+                <w:noProof/>
+                <w:webHidden/>
+              </w:rPr>
               <w:fldChar w:fldCharType="separate"/>
+            </w:r>
+            <w:r>
+              <w:rPr>
+                <w:noProof/>
+                <w:webHidden/>
+              </w:rPr>
               <w:t>9</w:t>
+            </w:r>
+            <w:r>
+              <w:rPr>
+                <w:noProof/>
+                <w:webHidden/>
+              </w:rPr>
               <w:fldChar w:fldCharType="end"/>
             </w:r>
           </w:hyperlink>
@@ -946,10 +1390,46 @@
                 <w:webHidden/>
               </w:rPr>
               <w:tab/>
+            </w:r>
+            <w:r>
+              <w:rPr>
+                <w:noProof/>
+                <w:webHidden/>
+              </w:rPr>
               <w:fldChar w:fldCharType="begin"/>
+            </w:r>
+            <w:r>
+              <w:rPr>
+                <w:noProof/>
+                <w:webHidden/>
+              </w:rPr>
               <w:instrText xml:space="preserve"> PAGEREF _Toc225889259 \h </w:instrText>
+            </w:r>
+            <w:r>
+              <w:rPr>
+                <w:noProof/>
+                <w:webHidden/>
+              </w:rPr>
+            </w:r>
+            <w:r>
+              <w:rPr>
+                <w:noProof/>
+                <w:webHidden/>
+              </w:rPr>
               <w:fldChar w:fldCharType="separate"/>
+            </w:r>
+            <w:r>
+              <w:rPr>
+                <w:noProof/>
+                <w:webHidden/>
+              </w:rPr>
               <w:t>10</w:t>
+            </w:r>
+            <w:r>
+              <w:rPr>
+                <w:noProof/>
+                <w:webHidden/>
+              </w:rPr>
               <w:fldChar w:fldCharType="end"/>
             </w:r>
           </w:hyperlink>
@@ -985,10 +1465,46 @@
                 <w:webHidden/>
               </w:rPr>
               <w:tab/>
+            </w:r>
+            <w:r>
+              <w:rPr>
+                <w:noProof/>
+                <w:webHidden/>
+              </w:rPr>
               <w:fldChar w:fldCharType="begin"/>
+            </w:r>
+            <w:r>
+              <w:rPr>
+                <w:noProof/>
+                <w:webHidden/>
+              </w:rPr>
               <w:instrText xml:space="preserve"> PAGEREF _Toc225889260 \h </w:instrText>
+            </w:r>
+            <w:r>
+              <w:rPr>
+                <w:noProof/>
+                <w:webHidden/>
+              </w:rPr>
+            </w:r>
+            <w:r>
+              <w:rPr>
+                <w:noProof/>
+                <w:webHidden/>
+              </w:rPr>
               <w:fldChar w:fldCharType="separate"/>
+            </w:r>
+            <w:r>
+              <w:rPr>
+                <w:noProof/>
+                <w:webHidden/>
+              </w:rPr>
               <w:t>10</w:t>
+            </w:r>
+            <w:r>
+              <w:rPr>
+                <w:noProof/>
+                <w:webHidden/>
+              </w:rPr>
               <w:fldChar w:fldCharType="end"/>
             </w:r>
           </w:hyperlink>
@@ -1024,10 +1540,46 @@
                 <w:webHidden/>
               </w:rPr>
               <w:tab/>
+            </w:r>
+            <w:r>
+              <w:rPr>
+                <w:noProof/>
+                <w:webHidden/>
+              </w:rPr>
               <w:fldChar w:fldCharType="begin"/>
+            </w:r>
+            <w:r>
+              <w:rPr>
+                <w:noProof/>
+                <w:webHidden/>
+              </w:rPr>
               <w:instrText xml:space="preserve"> PAGEREF _Toc225889261 \h </w:instrText>
+            </w:r>
+            <w:r>
+              <w:rPr>
+                <w:noProof/>
+                <w:webHidden/>
+              </w:rPr>
+            </w:r>
+            <w:r>
+              <w:rPr>
+                <w:noProof/>
+                <w:webHidden/>
+              </w:rPr>
               <w:fldChar w:fldCharType="separate"/>
+            </w:r>
+            <w:r>
+              <w:rPr>
+                <w:noProof/>
+                <w:webHidden/>
+              </w:rPr>
               <w:t>11</w:t>
+            </w:r>
+            <w:r>
+              <w:rPr>
+                <w:noProof/>
+                <w:webHidden/>
+              </w:rPr>
               <w:fldChar w:fldCharType="end"/>
             </w:r>
           </w:hyperlink>
@@ -1055,7 +1607,23 @@
                 <w:rFonts w:cs="Times New Roman"/>
                 <w:noProof/>
               </w:rPr>
-              <w:t>Diagrama Entidad-Relación</w:t>
+              <w:t>Diagrama Entidad-</w:t>
+            </w:r>
+            <w:r>
+              <w:rPr>
+                <w:rStyle w:val="Hipervnculo"/>
+                <w:rFonts w:cs="Times New Roman"/>
+                <w:noProof/>
+              </w:rPr>
+              <w:t>R</w:t>
+            </w:r>
+            <w:r>
+              <w:rPr>
+                <w:rStyle w:val="Hipervnculo"/>
+                <w:rFonts w:cs="Times New Roman"/>
+                <w:noProof/>
+              </w:rPr>
+              <w:t>elación</w:t>
             </w:r>
             <w:r>
               <w:rPr>
@@ -1063,10 +1631,46 @@
                 <w:webHidden/>
               </w:rPr>
               <w:tab/>
+            </w:r>
+            <w:r>
+              <w:rPr>
+                <w:noProof/>
+                <w:webHidden/>
+              </w:rPr>
               <w:fldChar w:fldCharType="begin"/>
+            </w:r>
+            <w:r>
+              <w:rPr>
+                <w:noProof/>
+                <w:webHidden/>
+              </w:rPr>
               <w:instrText xml:space="preserve"> PAGEREF _Toc225889262 \h </w:instrText>
+            </w:r>
+            <w:r>
+              <w:rPr>
+                <w:noProof/>
+                <w:webHidden/>
+              </w:rPr>
+            </w:r>
+            <w:r>
+              <w:rPr>
+                <w:noProof/>
+                <w:webHidden/>
+              </w:rPr>
               <w:fldChar w:fldCharType="separate"/>
+            </w:r>
+            <w:r>
+              <w:rPr>
+                <w:noProof/>
+                <w:webHidden/>
+              </w:rPr>
               <w:t>12</w:t>
+            </w:r>
+            <w:r>
+              <w:rPr>
+                <w:noProof/>
+                <w:webHidden/>
+              </w:rPr>
               <w:fldChar w:fldCharType="end"/>
             </w:r>
           </w:hyperlink>
@@ -1102,10 +1706,46 @@
                 <w:webHidden/>
               </w:rPr>
               <w:tab/>
+            </w:r>
+            <w:r>
+              <w:rPr>
+                <w:noProof/>
+                <w:webHidden/>
+              </w:rPr>
               <w:fldChar w:fldCharType="begin"/>
+            </w:r>
+            <w:r>
+              <w:rPr>
+                <w:noProof/>
+                <w:webHidden/>
+              </w:rPr>
               <w:instrText xml:space="preserve"> PAGEREF _Toc225889263 \h </w:instrText>
+            </w:r>
+            <w:r>
+              <w:rPr>
+                <w:noProof/>
+                <w:webHidden/>
+              </w:rPr>
+            </w:r>
+            <w:r>
+              <w:rPr>
+                <w:noProof/>
+                <w:webHidden/>
+              </w:rPr>
               <w:fldChar w:fldCharType="separate"/>
+            </w:r>
+            <w:r>
+              <w:rPr>
+                <w:noProof/>
+                <w:webHidden/>
+              </w:rPr>
               <w:t>12</w:t>
+            </w:r>
+            <w:r>
+              <w:rPr>
+                <w:noProof/>
+                <w:webHidden/>
+              </w:rPr>
               <w:fldChar w:fldCharType="end"/>
             </w:r>
           </w:hyperlink>
@@ -1139,10 +1779,46 @@
                 <w:webHidden/>
               </w:rPr>
               <w:tab/>
+            </w:r>
+            <w:r>
+              <w:rPr>
+                <w:noProof/>
+                <w:webHidden/>
+              </w:rPr>
               <w:fldChar w:fldCharType="begin"/>
+            </w:r>
+            <w:r>
+              <w:rPr>
+                <w:noProof/>
+                <w:webHidden/>
+              </w:rPr>
               <w:instrText xml:space="preserve"> PAGEREF _Toc225889264 \h </w:instrText>
+            </w:r>
+            <w:r>
+              <w:rPr>
+                <w:noProof/>
+                <w:webHidden/>
+              </w:rPr>
+            </w:r>
+            <w:r>
+              <w:rPr>
+                <w:noProof/>
+                <w:webHidden/>
+              </w:rPr>
               <w:fldChar w:fldCharType="separate"/>
+            </w:r>
+            <w:r>
+              <w:rPr>
+                <w:noProof/>
+                <w:webHidden/>
+              </w:rPr>
               <w:t>12</w:t>
+            </w:r>
+            <w:r>
+              <w:rPr>
+                <w:noProof/>
+                <w:webHidden/>
+              </w:rPr>
               <w:fldChar w:fldCharType="end"/>
             </w:r>
           </w:hyperlink>
@@ -1176,10 +1852,46 @@
                 <w:webHidden/>
               </w:rPr>
               <w:tab/>
+            </w:r>
+            <w:r>
+              <w:rPr>
+                <w:noProof/>
+                <w:webHidden/>
+              </w:rPr>
               <w:fldChar w:fldCharType="begin"/>
+            </w:r>
+            <w:r>
+              <w:rPr>
+                <w:noProof/>
+                <w:webHidden/>
+              </w:rPr>
               <w:instrText xml:space="preserve"> PAGEREF _Toc225889265 \h </w:instrText>
+            </w:r>
+            <w:r>
+              <w:rPr>
+                <w:noProof/>
+                <w:webHidden/>
+              </w:rPr>
+            </w:r>
+            <w:r>
+              <w:rPr>
+                <w:noProof/>
+                <w:webHidden/>
+              </w:rPr>
               <w:fldChar w:fldCharType="separate"/>
+            </w:r>
+            <w:r>
+              <w:rPr>
+                <w:noProof/>
+                <w:webHidden/>
+              </w:rPr>
               <w:t>13</w:t>
+            </w:r>
+            <w:r>
+              <w:rPr>
+                <w:noProof/>
+                <w:webHidden/>
+              </w:rPr>
               <w:fldChar w:fldCharType="end"/>
             </w:r>
           </w:hyperlink>
@@ -1213,10 +1925,46 @@
                 <w:webHidden/>
               </w:rPr>
               <w:tab/>
+            </w:r>
+            <w:r>
+              <w:rPr>
+                <w:noProof/>
+                <w:webHidden/>
+              </w:rPr>
               <w:fldChar w:fldCharType="begin"/>
+            </w:r>
+            <w:r>
+              <w:rPr>
+                <w:noProof/>
+                <w:webHidden/>
+              </w:rPr>
               <w:instrText xml:space="preserve"> PAGEREF _Toc225889266 \h </w:instrText>
+            </w:r>
+            <w:r>
+              <w:rPr>
+                <w:noProof/>
+                <w:webHidden/>
+              </w:rPr>
+            </w:r>
+            <w:r>
+              <w:rPr>
+                <w:noProof/>
+                <w:webHidden/>
+              </w:rPr>
               <w:fldChar w:fldCharType="separate"/>
+            </w:r>
+            <w:r>
+              <w:rPr>
+                <w:noProof/>
+                <w:webHidden/>
+              </w:rPr>
               <w:t>13</w:t>
+            </w:r>
+            <w:r>
+              <w:rPr>
+                <w:noProof/>
+                <w:webHidden/>
+              </w:rPr>
               <w:fldChar w:fldCharType="end"/>
             </w:r>
           </w:hyperlink>
@@ -1250,10 +1998,46 @@
                 <w:webHidden/>
               </w:rPr>
               <w:tab/>
+            </w:r>
+            <w:r>
+              <w:rPr>
+                <w:noProof/>
+                <w:webHidden/>
+              </w:rPr>
               <w:fldChar w:fldCharType="begin"/>
+            </w:r>
+            <w:r>
+              <w:rPr>
+                <w:noProof/>
+                <w:webHidden/>
+              </w:rPr>
               <w:instrText xml:space="preserve"> PAGEREF _Toc225889267 \h </w:instrText>
+            </w:r>
+            <w:r>
+              <w:rPr>
+                <w:noProof/>
+                <w:webHidden/>
+              </w:rPr>
+            </w:r>
+            <w:r>
+              <w:rPr>
+                <w:noProof/>
+                <w:webHidden/>
+              </w:rPr>
               <w:fldChar w:fldCharType="separate"/>
+            </w:r>
+            <w:r>
+              <w:rPr>
+                <w:noProof/>
+                <w:webHidden/>
+              </w:rPr>
               <w:t>14</w:t>
+            </w:r>
+            <w:r>
+              <w:rPr>
+                <w:noProof/>
+                <w:webHidden/>
+              </w:rPr>
               <w:fldChar w:fldCharType="end"/>
             </w:r>
           </w:hyperlink>
@@ -1287,10 +2071,46 @@
                 <w:webHidden/>
               </w:rPr>
               <w:tab/>
+            </w:r>
+            <w:r>
+              <w:rPr>
+                <w:noProof/>
+                <w:webHidden/>
+              </w:rPr>
               <w:fldChar w:fldCharType="begin"/>
+            </w:r>
+            <w:r>
+              <w:rPr>
+                <w:noProof/>
+                <w:webHidden/>
+              </w:rPr>
               <w:instrText xml:space="preserve"> PAGEREF _Toc225889268 \h </w:instrText>
+            </w:r>
+            <w:r>
+              <w:rPr>
+                <w:noProof/>
+                <w:webHidden/>
+              </w:rPr>
+            </w:r>
+            <w:r>
+              <w:rPr>
+                <w:noProof/>
+                <w:webHidden/>
+              </w:rPr>
               <w:fldChar w:fldCharType="separate"/>
+            </w:r>
+            <w:r>
+              <w:rPr>
+                <w:noProof/>
+                <w:webHidden/>
+              </w:rPr>
               <w:t>14</w:t>
+            </w:r>
+            <w:r>
+              <w:rPr>
+                <w:noProof/>
+                <w:webHidden/>
+              </w:rPr>
               <w:fldChar w:fldCharType="end"/>
             </w:r>
           </w:hyperlink>
@@ -1324,10 +2144,46 @@
                 <w:webHidden/>
               </w:rPr>
               <w:tab/>
+            </w:r>
+            <w:r>
+              <w:rPr>
+                <w:noProof/>
+                <w:webHidden/>
+              </w:rPr>
               <w:fldChar w:fldCharType="begin"/>
+            </w:r>
+            <w:r>
+              <w:rPr>
+                <w:noProof/>
+                <w:webHidden/>
+              </w:rPr>
               <w:instrText xml:space="preserve"> PAGEREF _Toc225889269 \h </w:instrText>
+            </w:r>
+            <w:r>
+              <w:rPr>
+                <w:noProof/>
+                <w:webHidden/>
+              </w:rPr>
+            </w:r>
+            <w:r>
+              <w:rPr>
+                <w:noProof/>
+                <w:webHidden/>
+              </w:rPr>
               <w:fldChar w:fldCharType="separate"/>
+            </w:r>
+            <w:r>
+              <w:rPr>
+                <w:noProof/>
+                <w:webHidden/>
+              </w:rPr>
               <w:t>15</w:t>
+            </w:r>
+            <w:r>
+              <w:rPr>
+                <w:noProof/>
+                <w:webHidden/>
+              </w:rPr>
               <w:fldChar w:fldCharType="end"/>
             </w:r>
           </w:hyperlink>
@@ -1361,10 +2217,46 @@
                 <w:webHidden/>
               </w:rPr>
               <w:tab/>
+            </w:r>
+            <w:r>
+              <w:rPr>
+                <w:noProof/>
+                <w:webHidden/>
+              </w:rPr>
               <w:fldChar w:fldCharType="begin"/>
+            </w:r>
+            <w:r>
+              <w:rPr>
+                <w:noProof/>
+                <w:webHidden/>
+              </w:rPr>
               <w:instrText xml:space="preserve"> PAGEREF _Toc225889270 \h </w:instrText>
+            </w:r>
+            <w:r>
+              <w:rPr>
+                <w:noProof/>
+                <w:webHidden/>
+              </w:rPr>
+            </w:r>
+            <w:r>
+              <w:rPr>
+                <w:noProof/>
+                <w:webHidden/>
+              </w:rPr>
               <w:fldChar w:fldCharType="separate"/>
+            </w:r>
+            <w:r>
+              <w:rPr>
+                <w:noProof/>
+                <w:webHidden/>
+              </w:rPr>
               <w:t>15</w:t>
+            </w:r>
+            <w:r>
+              <w:rPr>
+                <w:noProof/>
+                <w:webHidden/>
+              </w:rPr>
               <w:fldChar w:fldCharType="end"/>
             </w:r>
           </w:hyperlink>
@@ -1400,10 +2292,46 @@
                 <w:webHidden/>
               </w:rPr>
               <w:tab/>
+            </w:r>
+            <w:r>
+              <w:rPr>
+                <w:noProof/>
+                <w:webHidden/>
+              </w:rPr>
               <w:fldChar w:fldCharType="begin"/>
+            </w:r>
+            <w:r>
+              <w:rPr>
+                <w:noProof/>
+                <w:webHidden/>
+              </w:rPr>
               <w:instrText xml:space="preserve"> PAGEREF _Toc225889271 \h </w:instrText>
+            </w:r>
+            <w:r>
+              <w:rPr>
+                <w:noProof/>
+                <w:webHidden/>
+              </w:rPr>
+            </w:r>
+            <w:r>
+              <w:rPr>
+                <w:noProof/>
+                <w:webHidden/>
+              </w:rPr>
               <w:fldChar w:fldCharType="separate"/>
+            </w:r>
+            <w:r>
+              <w:rPr>
+                <w:noProof/>
+                <w:webHidden/>
+              </w:rPr>
               <w:t>16</w:t>
+            </w:r>
+            <w:r>
+              <w:rPr>
+                <w:noProof/>
+                <w:webHidden/>
+              </w:rPr>
               <w:fldChar w:fldCharType="end"/>
             </w:r>
           </w:hyperlink>
@@ -1439,10 +2367,46 @@
                 <w:webHidden/>
               </w:rPr>
               <w:tab/>
+            </w:r>
+            <w:r>
+              <w:rPr>
+                <w:noProof/>
+                <w:webHidden/>
+              </w:rPr>
               <w:fldChar w:fldCharType="begin"/>
+            </w:r>
+            <w:r>
+              <w:rPr>
+                <w:noProof/>
+                <w:webHidden/>
+              </w:rPr>
               <w:instrText xml:space="preserve"> PAGEREF _Toc225889272 \h </w:instrText>
+            </w:r>
+            <w:r>
+              <w:rPr>
+                <w:noProof/>
+                <w:webHidden/>
+              </w:rPr>
+            </w:r>
+            <w:r>
+              <w:rPr>
+                <w:noProof/>
+                <w:webHidden/>
+              </w:rPr>
               <w:fldChar w:fldCharType="separate"/>
+            </w:r>
+            <w:r>
+              <w:rPr>
+                <w:noProof/>
+                <w:webHidden/>
+              </w:rPr>
               <w:t>16</w:t>
+            </w:r>
+            <w:r>
+              <w:rPr>
+                <w:noProof/>
+                <w:webHidden/>
+              </w:rPr>
               <w:fldChar w:fldCharType="end"/>
             </w:r>
           </w:hyperlink>
@@ -1562,21 +2526,20 @@
       <w:r>
         <w:rPr>
           <w:rFonts w:cs="Times New Roman"/>
-          <w:noProof/>
         </w:rPr>
         <w:drawing>
-          <wp:anchor distT="0" distB="0" distL="114300" distR="114300" simplePos="0" relativeHeight="251659264" behindDoc="0" locked="0" layoutInCell="1" allowOverlap="1" wp14:anchorId="036C50AE" wp14:editId="6D5FC53A">
+          <wp:anchor distT="0" distB="0" distL="114300" distR="114300" simplePos="0" relativeHeight="251666432" behindDoc="0" locked="0" layoutInCell="1" allowOverlap="1" wp14:anchorId="552C9E65" wp14:editId="0536454C">
             <wp:simplePos x="0" y="0"/>
             <wp:positionH relativeFrom="column">
-              <wp:posOffset>0</wp:posOffset>
+              <wp:posOffset>-635</wp:posOffset>
             </wp:positionH>
             <wp:positionV relativeFrom="paragraph">
-              <wp:posOffset>1138555</wp:posOffset>
+              <wp:posOffset>1115060</wp:posOffset>
             </wp:positionV>
-            <wp:extent cx="6132195" cy="3957955"/>
-            <wp:effectExtent l="0" t="0" r="1905" b="4445"/>
+            <wp:extent cx="6276340" cy="3919855"/>
+            <wp:effectExtent l="0" t="0" r="0" b="4445"/>
             <wp:wrapSquare wrapText="bothSides"/>
-            <wp:docPr id="1872324220" name="Imagen 8"/>
+            <wp:docPr id="1759524567" name="Imagen 1"/>
             <wp:cNvGraphicFramePr>
               <a:graphicFrameLocks xmlns:a="http://schemas.openxmlformats.org/drawingml/2006/main" noChangeAspect="1"/>
             </wp:cNvGraphicFramePr>
@@ -1584,11 +2547,11 @@
               <a:graphicData uri="http://schemas.openxmlformats.org/drawingml/2006/picture">
                 <pic:pic xmlns:pic="http://schemas.openxmlformats.org/drawingml/2006/picture">
                   <pic:nvPicPr>
-                    <pic:cNvPr id="1872324220" name="Imagen 8"/>
+                    <pic:cNvPr id="1759524567" name=""/>
                     <pic:cNvPicPr/>
                   </pic:nvPicPr>
                   <pic:blipFill>
-                    <a:blip r:embed="rId9">
+                    <a:blip r:embed="rId9" cstate="print">
                       <a:extLst>
                         <a:ext uri="{28A0092B-C50C-407E-A947-70E740481C1C}">
                           <a14:useLocalDpi xmlns:a14="http://schemas.microsoft.com/office/drawing/2010/main" val="0"/>
@@ -1602,7 +2565,7 @@
                   <pic:spPr>
                     <a:xfrm>
                       <a:off x="0" y="0"/>
-                      <a:ext cx="6132195" cy="3957955"/>
+                      <a:ext cx="6276340" cy="3919855"/>
                     </a:xfrm>
                     <a:prstGeom prst="rect">
                       <a:avLst/>
@@ -1629,13 +2592,6 @@
     </w:p>
     <w:p>
       <w:pPr>
-        <w:rPr>
-          <w:rFonts w:cs="Times New Roman"/>
-        </w:rPr>
-      </w:pPr>
-    </w:p>
-    <w:p>
-      <w:pPr>
         <w:pStyle w:val="Ttulo2"/>
         <w:rPr>
           <w:rFonts w:cs="Times New Roman"/>
@@ -1646,6 +2602,7 @@
         <w:rPr>
           <w:rFonts w:cs="Times New Roman"/>
         </w:rPr>
+        <w:lastRenderedPageBreak/>
         <w:t>Descripción de componentes</w:t>
       </w:r>
       <w:bookmarkEnd w:id="3"/>
@@ -1714,7 +2671,7 @@
         <w:rPr>
           <w:rFonts w:cs="Times New Roman"/>
         </w:rPr>
-        <w:t>Auth &amp; User Service: Microservicio responsable de la gestión de identidades, registro de usuarios, validación de credenciales, emisión de tokens JWT y administración de perfiles.</w:t>
+        <w:t>Auth Service (puerto 3001): Microservicio responsable de la gestión de identidades, registro de usuarios, validación de credenciales y emisión de tokens JWT.</w:t>
       </w:r>
     </w:p>
     <w:p>
@@ -1732,7 +2689,7 @@
         <w:rPr>
           <w:rFonts w:cs="Times New Roman"/>
         </w:rPr>
-        <w:t>Post Service (SERVICE=posts, puerto 3002): Gestiona publicaciones, votos (like/dislike, UNIQUE por usuario+post) y comentarios paginados. Almacena imágenes en AWS S3 vía multer-s3 y usa SAVEPOINT para proteger la inserción de hashtags.</w:t>
+        <w:t>Post Service (puerto 3002): Gestiona publicaciones, votos (like/dislike con toggle, UNIQUE por usuario+post) y comentarios paginados. Almacena imágenes en AWS S3 vía multer-s3 y usa transacciones con SAVEPOINT para proteger la inserción de hashtags.</w:t>
       </w:r>
     </w:p>
     <w:p>
@@ -1750,7 +2707,7 @@
         <w:rPr>
           <w:rFonts w:cs="Times New Roman"/>
         </w:rPr>
-        <w:t>Search Service: Microservicio de descubrimiento que indexa descripciones y hashtags para resolver consultas de texto libre de manera eficiente.</w:t>
+        <w:t>Search Service (puerto 3003): Microservicio de descubrimiento que indexa descripciones y hashtags para resolver consultas de texto libre y exploración por popularidad.</w:t>
       </w:r>
     </w:p>
     <w:p>
@@ -1768,6 +2725,24 @@
         <w:rPr>
           <w:rFonts w:cs="Times New Roman"/>
         </w:rPr>
+        <w:t>Admin Service (puerto 3004): Microservicio de administración y moderación. Gestiona usuarios, modera publicaciones, administra la lista de hashtags prohibidos y expone el registro de auditoría (DoublyLinkedList en memoria con respaldo en PostgreSQL).</w:t>
+      </w:r>
+    </w:p>
+    <w:p>
+      <w:pPr>
+        <w:pStyle w:val="Prrafodelista"/>
+        <w:numPr>
+          <w:ilvl w:val="0"/>
+          <w:numId w:val="1"/>
+        </w:numPr>
+        <w:rPr>
+          <w:rFonts w:cs="Times New Roman"/>
+        </w:rPr>
+      </w:pPr>
+      <w:r>
+        <w:rPr>
+          <w:rFonts w:cs="Times New Roman"/>
+        </w:rPr>
         <w:t>Bases de Datos (PostgreSQL &amp; S3): Componentes de persistencia aislados; PostgreSQL para datos relacionales y AWS S3 para el almacenamiento de objetos estáticos (fotografías).</w:t>
       </w:r>
     </w:p>
@@ -1875,6 +2850,7 @@
         <w:rPr>
           <w:rFonts w:cs="Times New Roman"/>
         </w:rPr>
+        <w:lastRenderedPageBreak/>
         <w:t>Capa de Distribución / Puerta de Enlace: API Gateway.</w:t>
       </w:r>
     </w:p>
@@ -1911,47 +2887,19 @@
         <w:rPr>
           <w:rFonts w:cs="Times New Roman"/>
         </w:rPr>
-        <w:t>Capa de Persistencia: Bases de datos y almacenamiento de objetos.</w:t>
-      </w:r>
-    </w:p>
-    <w:p>
-      <w:pPr>
-        <w:rPr>
-          <w:rFonts w:cs="Times New Roman"/>
-        </w:rPr>
-      </w:pPr>
-    </w:p>
-    <w:p>
-      <w:pPr>
-        <w:rPr>
-          <w:rFonts w:cs="Times New Roman"/>
-        </w:rPr>
-      </w:pPr>
-    </w:p>
-    <w:p>
-      <w:pPr>
-        <w:rPr>
-          <w:rFonts w:cs="Times New Roman"/>
-        </w:rPr>
-      </w:pPr>
-      <w:r>
-        <w:rPr>
-          <w:rFonts w:cs="Times New Roman"/>
-          <w:noProof/>
-        </w:rPr>
         <w:drawing>
-          <wp:anchor distT="0" distB="0" distL="114300" distR="114300" simplePos="0" relativeHeight="251660288" behindDoc="0" locked="0" layoutInCell="1" allowOverlap="1" wp14:anchorId="0E1E2DBF" wp14:editId="36CDAC9D">
+          <wp:anchor distT="0" distB="0" distL="114300" distR="114300" simplePos="0" relativeHeight="251665408" behindDoc="0" locked="0" layoutInCell="1" allowOverlap="1" wp14:anchorId="17BEBA3B" wp14:editId="2D0512EE">
             <wp:simplePos x="0" y="0"/>
             <wp:positionH relativeFrom="column">
-              <wp:posOffset>1837690</wp:posOffset>
+              <wp:posOffset>48639</wp:posOffset>
             </wp:positionH>
             <wp:positionV relativeFrom="paragraph">
-              <wp:posOffset>-186690</wp:posOffset>
+              <wp:posOffset>422100</wp:posOffset>
             </wp:positionV>
-            <wp:extent cx="2092325" cy="5380355"/>
-            <wp:effectExtent l="0" t="0" r="3175" b="4445"/>
+            <wp:extent cx="5943600" cy="6160770"/>
+            <wp:effectExtent l="0" t="0" r="0" b="0"/>
             <wp:wrapSquare wrapText="bothSides"/>
-            <wp:docPr id="773061817" name="Imagen 1"/>
+            <wp:docPr id="1738572643" name="Imagen 1"/>
             <wp:cNvGraphicFramePr>
               <a:graphicFrameLocks xmlns:a="http://schemas.openxmlformats.org/drawingml/2006/main" noChangeAspect="1"/>
             </wp:cNvGraphicFramePr>
@@ -1959,7 +2907,7 @@
               <a:graphicData uri="http://schemas.openxmlformats.org/drawingml/2006/picture">
                 <pic:pic xmlns:pic="http://schemas.openxmlformats.org/drawingml/2006/picture">
                   <pic:nvPicPr>
-                    <pic:cNvPr id="773061817" name="Imagen 773061817"/>
+                    <pic:cNvPr id="1738572643" name=""/>
                     <pic:cNvPicPr/>
                   </pic:nvPicPr>
                   <pic:blipFill>
@@ -1977,1882 +2925,7 @@
                   <pic:spPr>
                     <a:xfrm>
                       <a:off x="0" y="0"/>
-                      <a:ext cx="2092325" cy="5380355"/>
-                    </a:xfrm>
-                    <a:prstGeom prst="rect">
-                      <a:avLst/>
-                    </a:prstGeom>
-                  </pic:spPr>
-                </pic:pic>
-              </a:graphicData>
-            </a:graphic>
-            <wp14:sizeRelH relativeFrom="page">
-              <wp14:pctWidth>0</wp14:pctWidth>
-            </wp14:sizeRelH>
-            <wp14:sizeRelV relativeFrom="page">
-              <wp14:pctHeight>0</wp14:pctHeight>
-            </wp14:sizeRelV>
-          </wp:anchor>
-        </w:drawing>
-      </w:r>
-    </w:p>
-    <w:p>
-      <w:pPr>
-        <w:rPr>
-          <w:rFonts w:cs="Times New Roman"/>
-        </w:rPr>
-      </w:pPr>
-    </w:p>
-    <w:p>
-      <w:pPr>
-        <w:rPr>
-          <w:rFonts w:cs="Times New Roman"/>
-        </w:rPr>
-      </w:pPr>
-    </w:p>
-    <w:p>
-      <w:pPr>
-        <w:rPr>
-          <w:rFonts w:cs="Times New Roman"/>
-        </w:rPr>
-      </w:pPr>
-    </w:p>
-    <w:p>
-      <w:pPr>
-        <w:rPr>
-          <w:rFonts w:cs="Times New Roman"/>
-        </w:rPr>
-      </w:pPr>
-    </w:p>
-    <w:p>
-      <w:pPr>
-        <w:rPr>
-          <w:rFonts w:cs="Times New Roman"/>
-        </w:rPr>
-      </w:pPr>
-    </w:p>
-    <w:p>
-      <w:pPr>
-        <w:rPr>
-          <w:rFonts w:cs="Times New Roman"/>
-        </w:rPr>
-      </w:pPr>
-    </w:p>
-    <w:p>
-      <w:pPr>
-        <w:rPr>
-          <w:rFonts w:cs="Times New Roman"/>
-        </w:rPr>
-      </w:pPr>
-    </w:p>
-    <w:p>
-      <w:pPr>
-        <w:rPr>
-          <w:rFonts w:cs="Times New Roman"/>
-        </w:rPr>
-      </w:pPr>
-    </w:p>
-    <w:p>
-      <w:pPr>
-        <w:rPr>
-          <w:rFonts w:cs="Times New Roman"/>
-        </w:rPr>
-      </w:pPr>
-    </w:p>
-    <w:p>
-      <w:pPr>
-        <w:rPr>
-          <w:rFonts w:cs="Times New Roman"/>
-        </w:rPr>
-      </w:pPr>
-    </w:p>
-    <w:p>
-      <w:pPr>
-        <w:rPr>
-          <w:rFonts w:cs="Times New Roman"/>
-        </w:rPr>
-      </w:pPr>
-    </w:p>
-    <w:p>
-      <w:pPr>
-        <w:rPr>
-          <w:rFonts w:cs="Times New Roman"/>
-        </w:rPr>
-      </w:pPr>
-    </w:p>
-    <w:p>
-      <w:pPr>
-        <w:rPr>
-          <w:rFonts w:cs="Times New Roman"/>
-        </w:rPr>
-      </w:pPr>
-    </w:p>
-    <w:p>
-      <w:pPr>
-        <w:rPr>
-          <w:rFonts w:cs="Times New Roman"/>
-        </w:rPr>
-      </w:pPr>
-    </w:p>
-    <w:p>
-      <w:pPr>
-        <w:rPr>
-          <w:rFonts w:cs="Times New Roman"/>
-        </w:rPr>
-      </w:pPr>
-    </w:p>
-    <w:p>
-      <w:pPr>
-        <w:rPr>
-          <w:rFonts w:cs="Times New Roman"/>
-        </w:rPr>
-      </w:pPr>
-    </w:p>
-    <w:p>
-      <w:pPr>
-        <w:rPr>
-          <w:rFonts w:cs="Times New Roman"/>
-        </w:rPr>
-      </w:pPr>
-    </w:p>
-    <w:p>
-      <w:pPr>
-        <w:rPr>
-          <w:rFonts w:cs="Times New Roman"/>
-        </w:rPr>
-      </w:pPr>
-    </w:p>
-    <w:p>
-      <w:pPr>
-        <w:pStyle w:val="Ttulo2"/>
-        <w:rPr>
-          <w:rFonts w:cs="Times New Roman"/>
-        </w:rPr>
-      </w:pPr>
-      <w:bookmarkStart w:id="6" w:name="_Toc225889254"/>
-      <w:r>
-        <w:rPr>
-          <w:rFonts w:cs="Times New Roman"/>
-        </w:rPr>
-        <w:t>Descripción de la seguridad y credenciales</w:t>
-      </w:r>
-      <w:bookmarkEnd w:id="6"/>
-    </w:p>
-    <w:p>
-      <w:pPr>
-        <w:rPr>
-          <w:rFonts w:cs="Times New Roman"/>
-        </w:rPr>
-      </w:pPr>
-      <w:r>
-        <w:rPr>
-          <w:rFonts w:cs="Times New Roman"/>
-        </w:rPr>
-        <w:t>La seguridad del sistema Hipstagram se gestiona bajo un enfoque de defensa en profundidad, garantizando la confidencialidad, integridad y disponibilidad de los datos:</w:t>
-      </w:r>
-    </w:p>
-    <w:p>
-      <w:pPr>
-        <w:pStyle w:val="Prrafodelista"/>
-        <w:numPr>
-          <w:ilvl w:val="0"/>
-          <w:numId w:val="1"/>
-        </w:numPr>
-        <w:rPr>
-          <w:rFonts w:cs="Times New Roman"/>
-        </w:rPr>
-      </w:pPr>
-      <w:r>
-        <w:rPr>
-          <w:rFonts w:cs="Times New Roman"/>
-        </w:rPr>
-        <w:t>Autenticación (JWT): Se utiliza el estándar JSON Web Token para el manejo de sesiones stateless. Una vez que el usuario valida sus credenciales, el Auth Service emite un token firmado que el cliente web o móvil debe incluir en el encabezado (Authorization: Bearer &lt;token&gt;) de cada petición posterior.</w:t>
-      </w:r>
-    </w:p>
-    <w:p>
-      <w:pPr>
-        <w:pStyle w:val="Prrafodelista"/>
-        <w:numPr>
-          <w:ilvl w:val="0"/>
-          <w:numId w:val="1"/>
-        </w:numPr>
-        <w:rPr>
-          <w:rFonts w:cs="Times New Roman"/>
-        </w:rPr>
-      </w:pPr>
-      <w:r>
-        <w:rPr>
-          <w:rFonts w:cs="Times New Roman"/>
-        </w:rPr>
-        <w:lastRenderedPageBreak/>
-        <w:t>Cifrado de Credenciales: Las contraseñas de los usuarios nunca se almacenan en texto plano. Se emplea el algoritmo de hashing estandarizado Bcrypt antes de persistirlas en la base de datos PostgreSQL.</w:t>
-      </w:r>
-    </w:p>
-    <w:p>
-      <w:pPr>
-        <w:pStyle w:val="Prrafodelista"/>
-        <w:numPr>
-          <w:ilvl w:val="0"/>
-          <w:numId w:val="1"/>
-        </w:numPr>
-        <w:rPr>
-          <w:rFonts w:cs="Times New Roman"/>
-        </w:rPr>
-      </w:pPr>
-      <w:r>
-        <w:rPr>
-          <w:rFonts w:cs="Times New Roman"/>
-        </w:rPr>
-        <w:t>Autorización por Roles (RBAC): El sistema implementa un Control de Acceso Basado en Roles. El token JWT emitido contiene el rol del usuario (USER o ADMIN). El API Gateway y los microservicios validan el acceso a las funcionalidades del sistema desde la lógica del Backend.</w:t>
-      </w:r>
-    </w:p>
-    <w:p>
-      <w:pPr>
-        <w:pStyle w:val="Prrafodelista"/>
-        <w:numPr>
-          <w:ilvl w:val="0"/>
-          <w:numId w:val="1"/>
-        </w:numPr>
-        <w:rPr>
-          <w:rFonts w:cs="Times New Roman"/>
-        </w:rPr>
-      </w:pPr>
-      <w:r>
-        <w:rPr>
-          <w:rFonts w:cs="Times New Roman"/>
-        </w:rPr>
-        <w:t>Protección Perimetral: El API Gateway funge como la única puerta de entrada pública. Los microservicios internos no están expuestos a Internet directamente, sino que operan de forma segura dentro de una red virtual privada (VPC).</w:t>
-      </w:r>
-    </w:p>
-    <w:p>
-      <w:pPr>
-        <w:rPr>
-          <w:rFonts w:cs="Times New Roman"/>
-        </w:rPr>
-      </w:pPr>
-      <w:r>
-        <w:rPr>
-          <w:rFonts w:cs="Times New Roman"/>
-        </w:rPr>
-        <w:t>Las imágenes almacenadas en S3 serán procesadas en diferentes tamaños (miniatura, mediana, grande) para optimizar su visualización según el contexto: las miniaturas para vistas previas, el tamaño mediano para el feed principal y el tamaño grande para la vista de detalle. Esto mejora el rendimiento y la experiencia de usuario.</w:t>
-      </w:r>
-    </w:p>
-    <w:p>
-      <w:pPr>
-        <w:rPr>
-          <w:rFonts w:cs="Times New Roman"/>
-        </w:rPr>
-      </w:pPr>
-    </w:p>
-    <w:p>
-      <w:pPr>
-        <w:pStyle w:val="Ttulo2"/>
-        <w:rPr>
-          <w:rFonts w:cs="Times New Roman"/>
-        </w:rPr>
-      </w:pPr>
-      <w:bookmarkStart w:id="7" w:name="_Toc225889255"/>
-      <w:r>
-        <w:rPr>
-          <w:rFonts w:cs="Times New Roman"/>
-        </w:rPr>
-        <w:t>Diagrama de seguridad</w:t>
-      </w:r>
-      <w:bookmarkEnd w:id="7"/>
-    </w:p>
-    <w:p>
-      <w:pPr>
-        <w:rPr>
-          <w:rFonts w:cs="Times New Roman"/>
-        </w:rPr>
-      </w:pPr>
-      <w:r>
-        <w:rPr>
-          <w:rFonts w:cs="Times New Roman"/>
-        </w:rPr>
-        <w:t>A continuación, se presenta el diagrama de secuencia que ilustra el flujo de autenticación y autorización del sistema Hipstagram. Este modelo detalla el proceso mediante el cual un usuario envía sus credenciales, la forma en que el API Gateway enruta la petición hacia el servicio de autenticación (Auth Service) para la validación y emisión del token JWT, y como las peticiones subsecuentes son autorizadas y delegadas a los microservicios correspondientes.</w:t>
-      </w:r>
-    </w:p>
-    <w:p>
-      <w:pPr>
-        <w:rPr>
-          <w:rFonts w:cs="Times New Roman"/>
-        </w:rPr>
-      </w:pPr>
-    </w:p>
-    <w:p>
-      <w:pPr>
-        <w:rPr>
-          <w:rFonts w:cs="Times New Roman"/>
-        </w:rPr>
-      </w:pPr>
-    </w:p>
-    <w:p>
-      <w:pPr>
-        <w:rPr>
-          <w:rFonts w:cs="Times New Roman"/>
-        </w:rPr>
-      </w:pPr>
-    </w:p>
-    <w:p>
-      <w:pPr>
-        <w:rPr>
-          <w:rFonts w:cs="Times New Roman"/>
-        </w:rPr>
-        <w:sectPr>
-          <w:pgSz w:w="12240" w:h="15840"/>
-          <w:pgMar w:top="1440" w:right="1440" w:bottom="1440" w:left="1440" w:header="709" w:footer="709" w:gutter="0"/>
-          <w:cols w:space="708"/>
-          <w:docGrid w:linePitch="360"/>
-        </w:sectPr>
-      </w:pPr>
-    </w:p>
-    <w:p>
-      <w:pPr>
-        <w:rPr>
-          <w:rFonts w:cs="Times New Roman"/>
-        </w:rPr>
-      </w:pPr>
-    </w:p>
-    <w:p>
-      <w:pPr>
-        <w:rPr>
-          <w:rFonts w:cs="Times New Roman"/>
-        </w:rPr>
-      </w:pPr>
-      <w:r>
-        <w:rPr>
-          <w:rFonts w:cs="Times New Roman"/>
-          <w:noProof/>
-        </w:rPr>
-        <w:drawing>
-          <wp:anchor distT="0" distB="0" distL="114300" distR="114300" simplePos="0" relativeHeight="251661312" behindDoc="0" locked="0" layoutInCell="1" allowOverlap="1" wp14:anchorId="0B63CDAB" wp14:editId="0ED5C94E">
-            <wp:simplePos x="0" y="0"/>
-            <wp:positionH relativeFrom="column">
-              <wp:posOffset>-38771</wp:posOffset>
-            </wp:positionH>
-            <wp:positionV relativeFrom="margin">
-              <wp:align>center</wp:align>
-            </wp:positionV>
-            <wp:extent cx="8679180" cy="3703320"/>
-            <wp:effectExtent l="0" t="0" r="0" b="5080"/>
-            <wp:wrapSquare wrapText="bothSides"/>
-            <wp:docPr id="625415528" name="Imagen 2"/>
-            <wp:cNvGraphicFramePr>
-              <a:graphicFrameLocks xmlns:a="http://schemas.openxmlformats.org/drawingml/2006/main" noChangeAspect="1"/>
-            </wp:cNvGraphicFramePr>
-            <a:graphic xmlns:a="http://schemas.openxmlformats.org/drawingml/2006/main">
-              <a:graphicData uri="http://schemas.openxmlformats.org/drawingml/2006/picture">
-                <pic:pic xmlns:pic="http://schemas.openxmlformats.org/drawingml/2006/picture">
-                  <pic:nvPicPr>
-                    <pic:cNvPr id="625415528" name="Imagen 625415528"/>
-                    <pic:cNvPicPr/>
-                  </pic:nvPicPr>
-                  <pic:blipFill>
-                    <a:blip r:embed="rId11">
-                      <a:extLst>
-                        <a:ext uri="{28A0092B-C50C-407E-A947-70E740481C1C}">
-                          <a14:useLocalDpi xmlns:a14="http://schemas.microsoft.com/office/drawing/2010/main" val="0"/>
-                        </a:ext>
-                      </a:extLst>
-                    </a:blip>
-                    <a:stretch>
-                      <a:fillRect/>
-                    </a:stretch>
-                  </pic:blipFill>
-                  <pic:spPr>
-                    <a:xfrm>
-                      <a:off x="0" y="0"/>
-                      <a:ext cx="8679180" cy="3703320"/>
-                    </a:xfrm>
-                    <a:prstGeom prst="rect">
-                      <a:avLst/>
-                    </a:prstGeom>
-                  </pic:spPr>
-                </pic:pic>
-              </a:graphicData>
-            </a:graphic>
-            <wp14:sizeRelH relativeFrom="page">
-              <wp14:pctWidth>0</wp14:pctWidth>
-            </wp14:sizeRelH>
-            <wp14:sizeRelV relativeFrom="page">
-              <wp14:pctHeight>0</wp14:pctHeight>
-            </wp14:sizeRelV>
-          </wp:anchor>
-        </w:drawing>
-      </w:r>
-    </w:p>
-    <w:p>
-      <w:pPr>
-        <w:rPr>
-          <w:rFonts w:cs="Times New Roman"/>
-        </w:rPr>
-        <w:sectPr>
-          <w:pgSz w:w="15840" w:h="12240" w:orient="landscape"/>
-          <w:pgMar w:top="1440" w:right="1440" w:bottom="1440" w:left="1440" w:header="709" w:footer="709" w:gutter="0"/>
-          <w:cols w:space="708"/>
-          <w:docGrid w:linePitch="360"/>
-        </w:sectPr>
-      </w:pPr>
-    </w:p>
-    <w:p>
-      <w:pPr>
-        <w:pStyle w:val="Ttulo2"/>
-        <w:rPr>
-          <w:rFonts w:cs="Times New Roman"/>
-        </w:rPr>
-      </w:pPr>
-      <w:bookmarkStart w:id="8" w:name="_Toc225889256"/>
-      <w:r>
-        <w:rPr>
-          <w:rFonts w:cs="Times New Roman"/>
-        </w:rPr>
-        <w:lastRenderedPageBreak/>
-        <w:t>Vista de implementación</w:t>
-      </w:r>
-      <w:bookmarkEnd w:id="8"/>
-    </w:p>
-    <w:p>
-      <w:pPr>
-        <w:rPr>
-          <w:rFonts w:cs="Times New Roman"/>
-        </w:rPr>
-      </w:pPr>
-      <w:r>
-        <w:rPr>
-          <w:rFonts w:cs="Times New Roman"/>
-        </w:rPr>
-        <w:t>La vista de implementación define como se empaquetan y despliegan los componentes de software de Hipstagram en la infraestructura de nube. Para garantizar la portabilidad y consistencia entre los entornos de desarrollo, pruebas y producción, el sistema utiliza una estrategia de despliegue basada en la contenedorización mediante Docker.</w:t>
-      </w:r>
-    </w:p>
-    <w:p>
-      <w:pPr>
-        <w:rPr>
-          <w:rFonts w:cs="Times New Roman"/>
-        </w:rPr>
-      </w:pPr>
-      <w:r>
-        <w:rPr>
-          <w:rFonts w:cs="Times New Roman"/>
-        </w:rPr>
-        <w:t>Toda la solución está proyectada para alojarse en la infraestructura de la nube (AWS), dividiendo la carga operativa en los siguientes recursos:</w:t>
-      </w:r>
-    </w:p>
-    <w:p>
-      <w:pPr>
-        <w:pStyle w:val="Prrafodelista"/>
-        <w:numPr>
-          <w:ilvl w:val="0"/>
-          <w:numId w:val="3"/>
-        </w:numPr>
-        <w:rPr>
-          <w:rFonts w:cs="Times New Roman"/>
-        </w:rPr>
-      </w:pPr>
-      <w:r>
-        <w:rPr>
-          <w:rFonts w:cs="Times New Roman"/>
-        </w:rPr>
-        <w:t>Cómputo (AWS EC2): Máquinas virtuales que ejecutaran los contenedores correspondientes al API Gateway y al ecosistema interno de microservicios.</w:t>
-      </w:r>
-    </w:p>
-    <w:p>
-      <w:pPr>
-        <w:pStyle w:val="Prrafodelista"/>
-        <w:numPr>
-          <w:ilvl w:val="0"/>
-          <w:numId w:val="3"/>
-        </w:numPr>
-        <w:rPr>
-          <w:rFonts w:cs="Times New Roman"/>
-        </w:rPr>
-      </w:pPr>
-      <w:r>
-        <w:rPr>
-          <w:rFonts w:cs="Times New Roman"/>
-        </w:rPr>
-        <w:t>Persistencia de datos relacionales (AWS RDS): Servicio gestionado de base de datos con el motor PostgreSQL, encargado de almacenar de forma segura los perfiles, publicaciones, interacciones y roles.</w:t>
-      </w:r>
-    </w:p>
-    <w:p>
-      <w:pPr>
-        <w:pStyle w:val="Prrafodelista"/>
-        <w:numPr>
-          <w:ilvl w:val="0"/>
-          <w:numId w:val="3"/>
-        </w:numPr>
-        <w:rPr>
-          <w:rFonts w:cs="Times New Roman"/>
-        </w:rPr>
-      </w:pPr>
-      <w:r>
-        <w:rPr>
-          <w:rFonts w:cs="Times New Roman"/>
-        </w:rPr>
-        <w:t>Almacenamiento de objetos estáticos (AWS S3): Servicio de almacenamiento escalable destinado exclusivamente para guardar los archivos multimedia (fotografías) que los usuarios suben a la plataforma.</w:t>
-      </w:r>
-    </w:p>
-    <w:p>
-      <w:pPr>
-        <w:pStyle w:val="Ttulo2"/>
-        <w:rPr>
-          <w:rFonts w:cs="Times New Roman"/>
-        </w:rPr>
-      </w:pPr>
-    </w:p>
-    <w:p>
-      <w:pPr>
-        <w:pStyle w:val="Ttulo2"/>
-        <w:rPr>
-          <w:rFonts w:cs="Times New Roman"/>
-        </w:rPr>
-      </w:pPr>
-      <w:bookmarkStart w:id="9" w:name="_Toc225889257"/>
-      <w:r>
-        <w:rPr>
-          <w:rFonts w:cs="Times New Roman"/>
-        </w:rPr>
-        <w:t>Descripción General de la Implementación</w:t>
-      </w:r>
-      <w:bookmarkEnd w:id="9"/>
-    </w:p>
-    <w:p>
-      <w:pPr>
-        <w:rPr>
-          <w:rFonts w:cs="Times New Roman"/>
-        </w:rPr>
-      </w:pPr>
-      <w:r>
-        <w:rPr>
-          <w:rFonts w:cs="Times New Roman"/>
-        </w:rPr>
-        <w:t>La implementación del sistema Hipstagram se llevará a cabo siguiendo la arquitectura de microservicios definida en la fase de diseño. Cada microservicio será desarrollado como una aplicación independiente, empaquetada en un contenedor Docker, y se comunicará con los demás a través de API´s REST y mensajería asíncrona.</w:t>
-      </w:r>
-    </w:p>
-    <w:p>
-      <w:pPr>
-        <w:pStyle w:val="Ttulo3"/>
-        <w:rPr>
-          <w:rFonts w:cs="Times New Roman"/>
-        </w:rPr>
-      </w:pPr>
-      <w:bookmarkStart w:id="10" w:name="_Toc225889258"/>
-      <w:r>
-        <w:rPr>
-          <w:rFonts w:cs="Times New Roman"/>
-        </w:rPr>
-        <w:t>Estrategia de implementación:</w:t>
-      </w:r>
-      <w:bookmarkEnd w:id="10"/>
-    </w:p>
-    <w:p>
-      <w:pPr>
-        <w:pStyle w:val="Prrafodelista"/>
-        <w:numPr>
-          <w:ilvl w:val="0"/>
-          <w:numId w:val="1"/>
-        </w:numPr>
-        <w:rPr>
-          <w:rFonts w:cs="Times New Roman"/>
-        </w:rPr>
-      </w:pPr>
-      <w:r>
-        <w:rPr>
-          <w:rFonts w:cs="Times New Roman"/>
-        </w:rPr>
-        <w:t>La siguiente tabla detalla las dependencias npm del backend, su función y la alternativa evaluada en caso de que la librería no esté disponible o sea incompatible con el entorno:</w:t>
-      </w:r>
-    </w:p>
-    <w:tbl>
-      <w:tblPr>
-        <w:tblW w:w="9072" w:type="dxa"/>
-        <w:tblLook w:val="04A0" w:firstRow="1" w:lastRow="0" w:firstColumn="1" w:lastColumn="0" w:noHBand="0" w:noVBand="1"/>
-      </w:tblPr>
-      <w:tblGrid>
-        <w:gridCol w:w="2000"/>
-        <w:gridCol w:w="1400"/>
-        <w:gridCol w:w="3072"/>
-        <w:gridCol w:w="2600"/>
-      </w:tblGrid>
-      <w:tr>
-        <w:tc>
-          <w:tcPr>
-            <w:tcW w:w="2000" w:type="dxa"/>
-          </w:tcPr>
-          <w:p>
-            <w:r>
-              <w:rPr>
-                <w:b/>
-              </w:rPr>
-              <w:t>Paquete npm</w:t>
-            </w:r>
-          </w:p>
-        </w:tc>
-        <w:tc>
-          <w:tcPr>
-            <w:tcW w:w="1400" w:type="dxa"/>
-          </w:tcPr>
-          <w:p>
-            <w:r>
-              <w:rPr>
-                <w:b/>
-              </w:rPr>
-              <w:t>Capa / entorno</w:t>
-            </w:r>
-          </w:p>
-        </w:tc>
-        <w:tc>
-          <w:tcPr>
-            <w:tcW w:w="3072" w:type="dxa"/>
-          </w:tcPr>
-          <w:p>
-            <w:r>
-              <w:rPr>
-                <w:b/>
-              </w:rPr>
-              <w:t>Función en el proyecto</w:t>
-            </w:r>
-          </w:p>
-        </w:tc>
-        <w:tc>
-          <w:tcPr>
-            <w:tcW w:w="2600" w:type="dxa"/>
-          </w:tcPr>
-          <w:p>
-            <w:r>
-              <w:rPr>
-                <w:b/>
-              </w:rPr>
-              <w:t>Alternativa si falta</w:t>
-            </w:r>
-          </w:p>
-        </w:tc>
-      </w:tr>
-      <w:tr>
-        <w:tc>
-          <w:tcPr>
-            <w:tcW w:w="2000" w:type="dxa"/>
-          </w:tcPr>
-          <w:p>
-            <w:r>
-              <w:t>express</w:t>
-            </w:r>
-          </w:p>
-        </w:tc>
-        <w:tc>
-          <w:tcPr>
-            <w:tcW w:w="1400" w:type="dxa"/>
-          </w:tcPr>
-          <w:p>
-            <w:r>
-              <w:t>Backend</w:t>
-            </w:r>
-          </w:p>
-        </w:tc>
-        <w:tc>
-          <w:tcPr>
-            <w:tcW w:w="3072" w:type="dxa"/>
-          </w:tcPr>
-          <w:p>
-            <w:r>
-              <w:t>Framework HTTP para definir rutas y middlewares.</w:t>
-            </w:r>
-          </w:p>
-        </w:tc>
-        <w:tc>
-          <w:tcPr>
-            <w:tcW w:w="2600" w:type="dxa"/>
-          </w:tcPr>
-          <w:p>
-            <w:r>
-              <w:t>Fastify (mejor rendimiento) o NestJS (más estructurado)</w:t>
-            </w:r>
-          </w:p>
-        </w:tc>
-      </w:tr>
-      <w:tr>
-        <w:tc>
-          <w:tcPr>
-            <w:tcW w:w="2000" w:type="dxa"/>
-          </w:tcPr>
-          <w:p>
-            <w:r>
-              <w:t>jsonwebtoken</w:t>
-            </w:r>
-          </w:p>
-        </w:tc>
-        <w:tc>
-          <w:tcPr>
-            <w:tcW w:w="1400" w:type="dxa"/>
-          </w:tcPr>
-          <w:p>
-            <w:r>
-              <w:t>Backend</w:t>
-            </w:r>
-          </w:p>
-        </w:tc>
-        <w:tc>
-          <w:tcPr>
-            <w:tcW w:w="3072" w:type="dxa"/>
-          </w:tcPr>
-          <w:p>
-            <w:r>
-              <w:t>Generación y verificación de tokens JWT (HS256).</w:t>
-            </w:r>
-          </w:p>
-        </w:tc>
-        <w:tc>
-          <w:tcPr>
-            <w:tcW w:w="2600" w:type="dxa"/>
-          </w:tcPr>
-          <w:p>
-            <w:r>
-              <w:t>jose (soporte RS256/ES256) o Passport.js</w:t>
-            </w:r>
-          </w:p>
-        </w:tc>
-      </w:tr>
-      <w:tr>
-        <w:tc>
-          <w:tcPr>
-            <w:tcW w:w="2000" w:type="dxa"/>
-          </w:tcPr>
-          <w:p>
-            <w:r>
-              <w:lastRenderedPageBreak/>
-              <w:t>bcrypt</w:t>
-            </w:r>
-          </w:p>
-        </w:tc>
-        <w:tc>
-          <w:tcPr>
-            <w:tcW w:w="1400" w:type="dxa"/>
-          </w:tcPr>
-          <w:p>
-            <w:r>
-              <w:t>Backend</w:t>
-            </w:r>
-          </w:p>
-        </w:tc>
-        <w:tc>
-          <w:tcPr>
-            <w:tcW w:w="3072" w:type="dxa"/>
-          </w:tcPr>
-          <w:p>
-            <w:r>
-              <w:t>Hash seguro de contraseñas (cost factor 10).</w:t>
-            </w:r>
-          </w:p>
-        </w:tc>
-        <w:tc>
-          <w:tcPr>
-            <w:tcW w:w="2600" w:type="dxa"/>
-          </w:tcPr>
-          <w:p>
-            <w:r>
-              <w:t>argon2 (más resistente a ataques de hardware)</w:t>
-            </w:r>
-          </w:p>
-        </w:tc>
-      </w:tr>
-      <w:tr>
-        <w:tc>
-          <w:tcPr>
-            <w:tcW w:w="2000" w:type="dxa"/>
-          </w:tcPr>
-          <w:p>
-            <w:r>
-              <w:t>pg (node-postgres)</w:t>
-            </w:r>
-          </w:p>
-        </w:tc>
-        <w:tc>
-          <w:tcPr>
-            <w:tcW w:w="1400" w:type="dxa"/>
-          </w:tcPr>
-          <w:p>
-            <w:r>
-              <w:t>Backend</w:t>
-            </w:r>
-          </w:p>
-        </w:tc>
-        <w:tc>
-          <w:tcPr>
-            <w:tcW w:w="3072" w:type="dxa"/>
-          </w:tcPr>
-          <w:p>
-            <w:r>
-              <w:t>Cliente nativo PostgreSQL; pool de conexiones configurable.</w:t>
-            </w:r>
-          </w:p>
-        </w:tc>
-        <w:tc>
-          <w:tcPr>
-            <w:tcW w:w="2600" w:type="dxa"/>
-          </w:tcPr>
-          <w:p>
-            <w:r>
-              <w:t>Prisma ORM o TypeORM (agregan abstracción y migraciones)</w:t>
-            </w:r>
-          </w:p>
-        </w:tc>
-      </w:tr>
-      <w:tr>
-        <w:tc>
-          <w:tcPr>
-            <w:tcW w:w="2000" w:type="dxa"/>
-          </w:tcPr>
-          <w:p>
-            <w:r>
-              <w:t>multer + multer-s3</w:t>
-            </w:r>
-          </w:p>
-        </w:tc>
-        <w:tc>
-          <w:tcPr>
-            <w:tcW w:w="1400" w:type="dxa"/>
-          </w:tcPr>
-          <w:p>
-            <w:r>
-              <w:t>Backend</w:t>
-            </w:r>
-          </w:p>
-        </w:tc>
-        <w:tc>
-          <w:tcPr>
-            <w:tcW w:w="3072" w:type="dxa"/>
-          </w:tcPr>
-          <w:p>
-            <w:r>
-              <w:t>Carga de archivos multipart; almacena directamente en S3.</w:t>
-            </w:r>
-          </w:p>
-        </w:tc>
-        <w:tc>
-          <w:tcPr>
-            <w:tcW w:w="2600" w:type="dxa"/>
-          </w:tcPr>
-          <w:p>
-            <w:r>
-              <w:t>Cloudinary SDK o MinIO (almacenamiento local en desarrollo)</w:t>
-            </w:r>
-          </w:p>
-        </w:tc>
-      </w:tr>
-      <w:tr>
-        <w:tc>
-          <w:tcPr>
-            <w:tcW w:w="2000" w:type="dxa"/>
-          </w:tcPr>
-          <w:p>
-            <w:r>
-              <w:t>@aws-sdk/client-s3</w:t>
-            </w:r>
-          </w:p>
-        </w:tc>
-        <w:tc>
-          <w:tcPr>
-            <w:tcW w:w="1400" w:type="dxa"/>
-          </w:tcPr>
-          <w:p>
-            <w:r>
-              <w:t>Backend</w:t>
-            </w:r>
-          </w:p>
-        </w:tc>
-        <w:tc>
-          <w:tcPr>
-            <w:tcW w:w="3072" w:type="dxa"/>
-          </w:tcPr>
-          <w:p>
-            <w:r>
-              <w:t>SDK oficial AWS v3 para operaciones en buckets S3.</w:t>
-            </w:r>
-          </w:p>
-        </w:tc>
-        <w:tc>
-          <w:tcPr>
-            <w:tcW w:w="2600" w:type="dxa"/>
-          </w:tcPr>
-          <w:p>
-            <w:r>
-              <w:t>aws-sdk v2 (legacy) o Google Cloud Storage SDK</w:t>
-            </w:r>
-          </w:p>
-        </w:tc>
-      </w:tr>
-      <w:tr>
-        <w:tc>
-          <w:tcPr>
-            <w:tcW w:w="2000" w:type="dxa"/>
-          </w:tcPr>
-          <w:p>
-            <w:r>
-              <w:t>cors</w:t>
-            </w:r>
-          </w:p>
-        </w:tc>
-        <w:tc>
-          <w:tcPr>
-            <w:tcW w:w="1400" w:type="dxa"/>
-          </w:tcPr>
-          <w:p>
-            <w:r>
-              <w:t>Backend</w:t>
-            </w:r>
-          </w:p>
-        </w:tc>
-        <w:tc>
-          <w:tcPr>
-            <w:tcW w:w="3072" w:type="dxa"/>
-          </w:tcPr>
-          <w:p>
-            <w:r>
-              <w:t>Middleware CORS: controla los orígenes permitidos.</w:t>
-            </w:r>
-          </w:p>
-        </w:tc>
-        <w:tc>
-          <w:tcPr>
-            <w:tcW w:w="2600" w:type="dxa"/>
-          </w:tcPr>
-          <w:p>
-            <w:r>
-              <w:t>Cabeceras CORS manuales en el middleware de Express</w:t>
-            </w:r>
-          </w:p>
-        </w:tc>
-      </w:tr>
-      <w:tr>
-        <w:tc>
-          <w:tcPr>
-            <w:tcW w:w="2000" w:type="dxa"/>
-          </w:tcPr>
-          <w:p>
-            <w:r>
-              <w:t>typescript</w:t>
-            </w:r>
-          </w:p>
-        </w:tc>
-        <w:tc>
-          <w:tcPr>
-            <w:tcW w:w="1400" w:type="dxa"/>
-          </w:tcPr>
-          <w:p>
-            <w:r>
-              <w:t>Backend (build)</w:t>
-            </w:r>
-          </w:p>
-        </w:tc>
-        <w:tc>
-          <w:tcPr>
-            <w:tcW w:w="3072" w:type="dxa"/>
-          </w:tcPr>
-          <w:p>
-            <w:r>
-              <w:t>Tipado estático; compila a JS para el contenedor Docker.</w:t>
-            </w:r>
-          </w:p>
-        </w:tc>
-        <w:tc>
-          <w:tcPr>
-            <w:tcW w:w="2600" w:type="dxa"/>
-          </w:tcPr>
-          <w:p>
-            <w:r>
-              <w:t>JavaScript puro con JSDoc (pierde validación en tiempo de compilación)</w:t>
-            </w:r>
-          </w:p>
-        </w:tc>
-      </w:tr>
-      <w:tr>
-        <w:tc>
-          <w:tcPr>
-            <w:tcW w:w="2000" w:type="dxa"/>
-          </w:tcPr>
-          <w:p>
-            <w:r>
-              <w:t>jest + ts-jest</w:t>
-            </w:r>
-          </w:p>
-        </w:tc>
-        <w:tc>
-          <w:tcPr>
-            <w:tcW w:w="1400" w:type="dxa"/>
-          </w:tcPr>
-          <w:p>
-            <w:r>
-              <w:t>Backend (test)</w:t>
-            </w:r>
-          </w:p>
-        </w:tc>
-        <w:tc>
-          <w:tcPr>
-            <w:tcW w:w="3072" w:type="dxa"/>
-          </w:tcPr>
-          <w:p>
-            <w:r>
-              <w:t>Framework de pruebas unitarias con cobertura lcov.</w:t>
-            </w:r>
-          </w:p>
-        </w:tc>
-        <w:tc>
-          <w:tcPr>
-            <w:tcW w:w="2600" w:type="dxa"/>
-          </w:tcPr>
-          <w:p>
-            <w:r>
-              <w:t>Vitest (más rápido con ESM) o Mocha + Chai</w:t>
-            </w:r>
-          </w:p>
-        </w:tc>
-      </w:tr>
-      <w:tr>
-        <w:tc>
-          <w:tcPr>
-            <w:tcW w:w="2000" w:type="dxa"/>
-          </w:tcPr>
-          <w:p>
-            <w:r>
-              <w:t>eslint</w:t>
-            </w:r>
-          </w:p>
-        </w:tc>
-        <w:tc>
-          <w:tcPr>
-            <w:tcW w:w="1400" w:type="dxa"/>
-          </w:tcPr>
-          <w:p>
-            <w:r>
-              <w:t>Backend (CI)</w:t>
-            </w:r>
-          </w:p>
-        </w:tc>
-        <w:tc>
-          <w:tcPr>
-            <w:tcW w:w="3072" w:type="dxa"/>
-          </w:tcPr>
-          <w:p>
-            <w:r>
-              <w:t>Linter de calidad de código; ejecutado en el pipeline Jenkins.</w:t>
-            </w:r>
-          </w:p>
-        </w:tc>
-        <w:tc>
-          <w:tcPr>
-            <w:tcW w:w="2600" w:type="dxa"/>
-          </w:tcPr>
-          <w:p>
-            <w:r>
-              <w:t>Biome (linter + formatter en uno, más rápido)</w:t>
-            </w:r>
-          </w:p>
-        </w:tc>
-      </w:tr>
-      <w:tr>
-        <w:tc>
-          <w:tcPr>
-            <w:tcW w:w="2000" w:type="dxa"/>
-          </w:tcPr>
-          <w:p>
-            <w:r>
-              <w:t>@angular/core 17</w:t>
-            </w:r>
-          </w:p>
-        </w:tc>
-        <w:tc>
-          <w:tcPr>
-            <w:tcW w:w="1400" w:type="dxa"/>
-          </w:tcPr>
-          <w:p>
-            <w:r>
-              <w:t>Frontend</w:t>
-            </w:r>
-          </w:p>
-        </w:tc>
-        <w:tc>
-          <w:tcPr>
-            <w:tcW w:w="3072" w:type="dxa"/>
-          </w:tcPr>
-          <w:p>
-            <w:r>
-              <w:t>Framework SPA con componentes standalone y HttpClient.</w:t>
-            </w:r>
-          </w:p>
-        </w:tc>
-        <w:tc>
-          <w:tcPr>
-            <w:tcW w:w="2600" w:type="dxa"/>
-          </w:tcPr>
-          <w:p>
-            <w:r>
-              <w:t>React + Vite o Vue 3 (ecosistema más ligero)</w:t>
-            </w:r>
-          </w:p>
-        </w:tc>
-      </w:tr>
-    </w:tbl>
-    <w:p>
-      <w:pPr>
-        <w:rPr>
-          <w:rFonts w:cs="Times New Roman"/>
-        </w:rPr>
-      </w:pPr>
-    </w:p>
-    <w:p>
-      <w:pPr>
-        <w:pStyle w:val="Ttulo2"/>
-        <w:rPr>
-          <w:rFonts w:cs="Times New Roman"/>
-        </w:rPr>
-      </w:pPr>
-      <w:bookmarkStart w:id="11" w:name="_Toc225889259"/>
-      <w:r>
-        <w:rPr>
-          <w:rFonts w:cs="Times New Roman"/>
-        </w:rPr>
-        <w:t>Diagrama de la Implementación</w:t>
-      </w:r>
-      <w:bookmarkEnd w:id="11"/>
-    </w:p>
-    <w:p>
-      <w:pPr>
-        <w:rPr>
-          <w:rFonts w:cs="Times New Roman"/>
-          <w:noProof/>
-        </w:rPr>
-      </w:pPr>
-    </w:p>
-    <w:p>
-      <w:pPr>
-        <w:rPr>
-          <w:rFonts w:cs="Times New Roman"/>
-          <w:noProof/>
-        </w:rPr>
-      </w:pPr>
-    </w:p>
-    <w:p>
-      <w:pPr>
-        <w:rPr>
-          <w:rFonts w:cs="Times New Roman"/>
-          <w:noProof/>
-        </w:rPr>
-      </w:pPr>
-    </w:p>
-    <w:p>
-      <w:pPr>
-        <w:rPr>
-          <w:rFonts w:cs="Times New Roman"/>
-        </w:rPr>
-      </w:pPr>
-      <w:r>
-        <w:rPr>
-          <w:rFonts w:cs="Times New Roman"/>
-        </w:rPr>
-        <w:lastRenderedPageBreak/>
-        <w:t>A continuación, se presenta el diagrama de implementación que muestra la distribución física y lógica de los componentes de Hipstagram en la infraestructura de nube de AWS. Se detalla la interacción entre los dispositivos de los usuarios finales y los nodos de cómputo (EC2), así como la persistencia de datos en servicios gestionados (RDS y S3), garantizando una arquitectura escalable y de alta disponibilidad mediante el uso de contenedores Docker.</w:t>
-      </w:r>
-    </w:p>
-    <w:p>
-      <w:pPr>
-        <w:rPr>
-          <w:rFonts w:cs="Times New Roman"/>
-        </w:rPr>
-      </w:pPr>
-    </w:p>
-    <w:p>
-      <w:pPr>
-        <w:pStyle w:val="Ttulo2"/>
-        <w:rPr>
-          <w:rFonts w:cs="Times New Roman"/>
-        </w:rPr>
-      </w:pPr>
-      <w:bookmarkStart w:id="12" w:name="_Toc225889260"/>
-      <w:r>
-        <w:rPr>
-          <w:rFonts w:cs="Times New Roman"/>
-        </w:rPr>
-        <w:t>Vista de puesta en marcha</w:t>
-      </w:r>
-      <w:bookmarkEnd w:id="12"/>
-    </w:p>
-    <w:p>
-      <w:pPr>
-        <w:rPr>
-          <w:rFonts w:cs="Times New Roman"/>
-        </w:rPr>
-      </w:pPr>
-      <w:r>
-        <w:rPr>
-          <w:rFonts w:cs="Times New Roman"/>
-        </w:rPr>
-        <w:t>Esta sección describe cómo instalar y poner en operación el sistema, tanto en entorno local (desarrollo) como en producción (AWS). Se detallan los prerrequisitos, las variables de entorno obligatorias y los accesos necesarios.</w:t>
-      </w:r>
-    </w:p>
-    <w:p>
-      <w:pPr>
-        <w:rPr>
-          <w:rFonts w:cs="Times New Roman"/>
-        </w:rPr>
-      </w:pPr>
-      <w:r>
-        <w:rPr>
-          <w:rFonts w:cs="Times New Roman"/>
-        </w:rPr>
-        <w:t>Prerrequisitos de software (instalar antes de comenzar):</w:t>
-      </w:r>
-    </w:p>
-    <w:p>
-      <w:pPr>
-        <w:pStyle w:val="Prrafodelista"/>
-        <w:numPr>
-          <w:ilvl w:val="0"/>
-          <w:numId w:val="4"/>
-        </w:numPr>
-        <w:rPr>
-          <w:rFonts w:cs="Times New Roman"/>
-        </w:rPr>
-      </w:pPr>
-      <w:r>
-        <w:rPr>
-          <w:rFonts w:cs="Times New Roman"/>
-        </w:rPr>
-        <w:t>Node.js 18 LTS o superior (runtime del backend).</w:t>
-      </w:r>
-    </w:p>
-    <w:p>
-      <w:pPr>
-        <w:pStyle w:val="Prrafodelista"/>
-        <w:numPr>
-          <w:ilvl w:val="0"/>
-          <w:numId w:val="4"/>
-        </w:numPr>
-      </w:pPr>
-      <w:r>
-        <w:t>Docker Desktop y Docker Compose (para ejecutar los microservicios en contenedores).</w:t>
-      </w:r>
-    </w:p>
-    <w:p>
-      <w:pPr>
-        <w:pStyle w:val="Prrafodelista"/>
-        <w:numPr>
-          <w:ilvl w:val="0"/>
-          <w:numId w:val="4"/>
-        </w:numPr>
-      </w:pPr>
-      <w:r>
-        <w:t>Git (para clonar el repositorio).</w:t>
-      </w:r>
-    </w:p>
-    <w:p>
-      <w:pPr>
-        <w:pStyle w:val="Prrafodelista"/>
-        <w:numPr>
-          <w:ilvl w:val="0"/>
-          <w:numId w:val="4"/>
-        </w:numPr>
-      </w:pPr>
-      <w:r>
-        <w:t>AWS CLI configurado con perfil que tenga permisos en S3, ECR, RDS y EC2 (solo producción).</w:t>
-      </w:r>
-    </w:p>
-    <w:p>
-      <w:pPr>
-        <w:rPr>
-          <w:rFonts w:cs="Times New Roman"/>
-        </w:rPr>
-      </w:pPr>
-      <w:r>
-        <w:t>Variables de entorno obligatorias (archivo .env en la raíz del proyecto):</w:t>
-      </w:r>
-    </w:p>
-    <w:tbl>
-      <w:tblPr>
-        <w:tblW w:w="9072" w:type="dxa"/>
-        <w:tblLook w:val="04A0" w:firstRow="1" w:lastRow="0" w:firstColumn="1" w:lastColumn="0" w:noHBand="0" w:noVBand="1"/>
-      </w:tblPr>
-      <w:tblGrid>
-        <w:gridCol w:w="3384"/>
-        <w:gridCol w:w="1403"/>
-        <w:gridCol w:w="4285"/>
-      </w:tblGrid>
-      <w:tr>
-        <w:tc>
-          <w:tcPr>
-            <w:tcW w:w="2800" w:type="dxa"/>
-          </w:tcPr>
-          <w:p>
-            <w:r>
-              <w:rPr>
-                <w:b/>
-              </w:rPr>
-              <w:t>Variable</w:t>
-            </w:r>
-          </w:p>
-        </w:tc>
-        <w:tc>
-          <w:tcPr>
-            <w:tcW w:w="1200" w:type="dxa"/>
-          </w:tcPr>
-          <w:p>
-            <w:r>
-              <w:rPr>
-                <w:b/>
-              </w:rPr>
-              <w:t>Obligatoria</w:t>
-            </w:r>
-          </w:p>
-        </w:tc>
-        <w:tc>
-          <w:tcPr>
-            <w:tcW w:w="5072" w:type="dxa"/>
-          </w:tcPr>
-          <w:p>
-            <w:r>
-              <w:rPr>
-                <w:b/>
-              </w:rPr>
-              <w:t>Descripción</w:t>
-            </w:r>
-          </w:p>
-        </w:tc>
-      </w:tr>
-      <w:tr>
-        <w:tc>
-          <w:tcPr>
-            <w:tcW w:w="2800" w:type="dxa"/>
-          </w:tcPr>
-          <w:p>
-            <w:r>
-              <w:t>DB_HOST</w:t>
-            </w:r>
-          </w:p>
-        </w:tc>
-        <w:tc>
-          <w:tcPr>
-            <w:tcW w:w="1200" w:type="dxa"/>
-          </w:tcPr>
-          <w:p>
-            <w:r>
-              <w:t>Sí</w:t>
-            </w:r>
-          </w:p>
-        </w:tc>
-        <w:tc>
-          <w:tcPr>
-            <w:tcW w:w="5072" w:type="dxa"/>
-          </w:tcPr>
-          <w:p>
-            <w:r>
-              <w:t>Host de PostgreSQL. En local: db. En producción: endpoint de AWS RDS.</w:t>
-            </w:r>
-          </w:p>
-        </w:tc>
-      </w:tr>
-      <w:tr>
-        <w:tc>
-          <w:tcPr>
-            <w:tcW w:w="2800" w:type="dxa"/>
-          </w:tcPr>
-          <w:p>
-            <w:r>
-              <w:t>DB_USER / DB_PASSWORD / DB_NAME</w:t>
-            </w:r>
-          </w:p>
-        </w:tc>
-        <w:tc>
-          <w:tcPr>
-            <w:tcW w:w="1200" w:type="dxa"/>
-          </w:tcPr>
-          <w:p>
-            <w:r>
-              <w:t>Sí</w:t>
-            </w:r>
-          </w:p>
-        </w:tc>
-        <w:tc>
-          <w:tcPr>
-            <w:tcW w:w="5072" w:type="dxa"/>
-          </w:tcPr>
-          <w:p>
-            <w:r>
-              <w:t>Credenciales de la base de datos PostgreSQL.</w:t>
-            </w:r>
-          </w:p>
-        </w:tc>
-      </w:tr>
-      <w:tr>
-        <w:tc>
-          <w:tcPr>
-            <w:tcW w:w="2800" w:type="dxa"/>
-          </w:tcPr>
-          <w:p>
-            <w:r>
-              <w:t>JWT_SECRET</w:t>
-            </w:r>
-          </w:p>
-        </w:tc>
-        <w:tc>
-          <w:tcPr>
-            <w:tcW w:w="1200" w:type="dxa"/>
-          </w:tcPr>
-          <w:p>
-            <w:r>
-              <w:t>Sí</w:t>
-            </w:r>
-          </w:p>
-        </w:tc>
-        <w:tc>
-          <w:tcPr>
-            <w:tcW w:w="5072" w:type="dxa"/>
-          </w:tcPr>
-          <w:p>
-            <w:r>
-              <w:t>Clave secreta para firmar y verificar tokens JWT. Mínimo 32 caracteres aleatorios.</w:t>
-            </w:r>
-          </w:p>
-        </w:tc>
-      </w:tr>
-      <w:tr>
-        <w:tc>
-          <w:tcPr>
-            <w:tcW w:w="2800" w:type="dxa"/>
-          </w:tcPr>
-          <w:p>
-            <w:r>
-              <w:t>AWS_ACCESS_KEY_ID / AWS_SECRET_ACCESS_KEY</w:t>
-            </w:r>
-          </w:p>
-        </w:tc>
-        <w:tc>
-          <w:tcPr>
-            <w:tcW w:w="1200" w:type="dxa"/>
-          </w:tcPr>
-          <w:p>
-            <w:r>
-              <w:t>Sí</w:t>
-            </w:r>
-          </w:p>
-        </w:tc>
-        <w:tc>
-          <w:tcPr>
-            <w:tcW w:w="5072" w:type="dxa"/>
-          </w:tcPr>
-          <w:p>
-            <w:r>
-              <w:t>Credenciales IAM con permisos s3:PutObject, s3:GetObject y s3:DeleteObject en el bucket.</w:t>
-            </w:r>
-          </w:p>
-        </w:tc>
-      </w:tr>
-      <w:tr>
-        <w:tc>
-          <w:tcPr>
-            <w:tcW w:w="2800" w:type="dxa"/>
-          </w:tcPr>
-          <w:p>
-            <w:r>
-              <w:t>AWS_S3_BUCKET / AWS_REGION</w:t>
-            </w:r>
-          </w:p>
-        </w:tc>
-        <w:tc>
-          <w:tcPr>
-            <w:tcW w:w="1200" w:type="dxa"/>
-          </w:tcPr>
-          <w:p>
-            <w:r>
-              <w:t>Sí</w:t>
-            </w:r>
-          </w:p>
-        </w:tc>
-        <w:tc>
-          <w:tcPr>
-            <w:tcW w:w="5072" w:type="dxa"/>
-          </w:tcPr>
-          <w:p>
-            <w:r>
-              <w:t>Nombre del bucket S3 y región AWS (ej. us-east-1).</w:t>
-            </w:r>
-          </w:p>
-        </w:tc>
-      </w:tr>
-      <w:tr>
-        <w:tc>
-          <w:tcPr>
-            <w:tcW w:w="2800" w:type="dxa"/>
-          </w:tcPr>
-          <w:p>
-            <w:r>
-              <w:t>CORS_ORIGIN</w:t>
-            </w:r>
-          </w:p>
-        </w:tc>
-        <w:tc>
-          <w:tcPr>
-            <w:tcW w:w="1200" w:type="dxa"/>
-          </w:tcPr>
-          <w:p>
-            <w:r>
-              <w:t>No</w:t>
-            </w:r>
-          </w:p>
-        </w:tc>
-        <w:tc>
-          <w:tcPr>
-            <w:tcW w:w="5072" w:type="dxa"/>
-          </w:tcPr>
-          <w:p>
-            <w:r>
-              <w:t>Origen permitido para CORS. Default: http://localhost:4200. En producción: URL de AWS Amplify.</w:t>
-            </w:r>
-          </w:p>
-        </w:tc>
-      </w:tr>
-    </w:tbl>
-    <w:p>
-      <w:pPr>
-        <w:rPr>
-          <w:rFonts w:cs="Times New Roman"/>
-        </w:rPr>
-      </w:pPr>
-      <w:r>
-        <w:lastRenderedPageBreak/>
-        <w:t>Pasos de instalación (entorno local):</w:t>
-      </w:r>
-    </w:p>
-    <w:p>
-      <w:pPr>
-        <w:pStyle w:val="Prrafodelista"/>
-        <w:numPr>
-          <w:ilvl w:val="0"/>
-          <w:numId w:val="4"/>
-        </w:numPr>
-      </w:pPr>
-      <w:r>
-        <w:t>Clonar el repositorio: git clone https://github.com/kazc93/Hipstagram</w:t>
-      </w:r>
-    </w:p>
-    <w:p>
-      <w:pPr>
-        <w:pStyle w:val="Prrafodelista"/>
-        <w:numPr>
-          <w:ilvl w:val="0"/>
-          <w:numId w:val="4"/>
-        </w:numPr>
-      </w:pPr>
-      <w:r>
-        <w:t>Crear el archivo .env en la raíz con las variables de la tabla anterior.</w:t>
-      </w:r>
-    </w:p>
-    <w:p>
-      <w:pPr>
-        <w:pStyle w:val="Prrafodelista"/>
-        <w:numPr>
-          <w:ilvl w:val="0"/>
-          <w:numId w:val="4"/>
-        </w:numPr>
-      </w:pPr>
-      <w:r>
-        <w:t>Levantar todos los servicios: docker-compose up --build</w:t>
-      </w:r>
-    </w:p>
-    <w:p>
-      <w:pPr>
-        <w:pStyle w:val="Prrafodelista"/>
-        <w:numPr>
-          <w:ilvl w:val="0"/>
-          <w:numId w:val="4"/>
-        </w:numPr>
-      </w:pPr>
-      <w:r>
-        <w:t>Verificar: GET http://localhost:3000/api/health debe retornar status ok.</w:t>
-      </w:r>
-    </w:p>
-    <w:p>
-      <w:pPr>
-        <w:rPr>
-          <w:rFonts w:cs="Times New Roman"/>
-        </w:rPr>
-      </w:pPr>
-      <w:r>
-        <w:t>Pasos de despliegue en producción (AWS EC2):</w:t>
-      </w:r>
-    </w:p>
-    <w:p>
-      <w:pPr>
-        <w:pStyle w:val="Prrafodelista"/>
-        <w:numPr>
-          <w:ilvl w:val="0"/>
-          <w:numId w:val="4"/>
-        </w:numPr>
-      </w:pPr>
-      <w:r>
-        <w:t>Hacer push al repositorio GitHub. Jenkins detecta el push automáticamente y ejecuta el pipeline (lint, test, SonarQube, build Docker, push a ECR).</w:t>
-      </w:r>
-    </w:p>
-    <w:p>
-      <w:pPr>
-        <w:pStyle w:val="Prrafodelista"/>
-        <w:numPr>
-          <w:ilvl w:val="0"/>
-          <w:numId w:val="4"/>
-        </w:numPr>
-      </w:pPr>
-      <w:r>
-        <w:t>El servidor EC2 debe tener el archivo /etc/hipstagram.env con las variables de entorno y acceso a Docker y AWS CLI.</w:t>
-      </w:r>
-    </w:p>
-    <w:p>
-      <w:pPr>
-        <w:pStyle w:val="Prrafodelista"/>
-        <w:numPr>
-          <w:ilvl w:val="0"/>
-          <w:numId w:val="4"/>
-        </w:numPr>
-      </w:pPr>
-      <w:r>
-        <w:t>El pipeline descarga la imagen del ECR y ejecuta: BACKEND_IMAGE=&lt;ecr-url&gt; docker-compose up -d --no-build</w:t>
-      </w:r>
-    </w:p>
-    <w:p>
-      <w:pPr>
-        <w:pStyle w:val="Prrafodelista"/>
-        <w:numPr>
-          <w:ilvl w:val="0"/>
-          <w:numId w:val="4"/>
-        </w:numPr>
-      </w:pPr>
-      <w:r>
-        <w:t>El init.sql se ejecuta automáticamente en el primer arranque del contenedor PostgreSQL (volumen postgres_data vacío). Crea todas las tablas, roles DB y permisos.</w:t>
-      </w:r>
-    </w:p>
-    <w:p>
-      <w:pPr>
-        <w:rPr>
-          <w:rFonts w:cs="Times New Roman"/>
-        </w:rPr>
-      </w:pPr>
-      <w:r>
-        <w:t>Accesos y permisos AWS requeridos:</w:t>
-      </w:r>
-    </w:p>
-    <w:p>
-      <w:pPr>
-        <w:pStyle w:val="Prrafodelista"/>
-        <w:numPr>
-          <w:ilvl w:val="0"/>
-          <w:numId w:val="4"/>
-        </w:numPr>
-      </w:pPr>
-      <w:r>
-        <w:t>IAM usuario/rol con permisos: ecr:GetAuthorizationToken, ecr:BatchGetImage, ecr:PutImage, s3:PutObject, s3:GetObject.</w:t>
-      </w:r>
-    </w:p>
-    <w:p>
-      <w:pPr>
-        <w:pStyle w:val="Prrafodelista"/>
-        <w:numPr>
-          <w:ilvl w:val="0"/>
-          <w:numId w:val="4"/>
-        </w:numPr>
-      </w:pPr>
-      <w:r>
-        <w:t>Repositorio privado en AWS ECR: hipstagram-backend (región us-east-1, cuenta 630171690893).</w:t>
-      </w:r>
-    </w:p>
-    <w:p>
-      <w:pPr>
-        <w:pStyle w:val="Prrafodelista"/>
-        <w:numPr>
-          <w:ilvl w:val="0"/>
-          <w:numId w:val="4"/>
-        </w:numPr>
-      </w:pPr>
-      <w:r>
-        <w:t>Grupo de seguridad EC2: puerto 3000 (backend) abierto hacia Internet. El frontend se despliega en AWS Amplify (acceso HTTPS gestionado por Amplify). La variable CORS_ORIGIN del backend debe incluir la URL de Amplify.</w:t>
-      </w:r>
-    </w:p>
-    <w:p>
-      <w:pPr>
-        <w:pStyle w:val="Ttulo2"/>
-        <w:rPr>
-          <w:rFonts w:cs="Times New Roman"/>
-        </w:rPr>
-      </w:pPr>
-    </w:p>
-    <w:p>
-      <w:pPr>
-        <w:pStyle w:val="Ttulo2"/>
-        <w:rPr>
-          <w:rFonts w:cs="Times New Roman"/>
-        </w:rPr>
-      </w:pPr>
-      <w:bookmarkStart w:id="13" w:name="_Toc225889261"/>
-      <w:r>
-        <w:rPr>
-          <w:rFonts w:cs="Times New Roman"/>
-        </w:rPr>
-        <w:t>Vista de datos</w:t>
-      </w:r>
-      <w:bookmarkEnd w:id="13"/>
-    </w:p>
-    <w:p>
-      <w:pPr>
-        <w:rPr>
-          <w:rFonts w:cs="Times New Roman"/>
-        </w:rPr>
-      </w:pPr>
-      <w:r>
-        <w:rPr>
-          <w:rFonts w:cs="Times New Roman"/>
-        </w:rPr>
-        <w:t>La vista de datos define la estrategia de persistencia y organización de la información del sistema Hipstagram. El diseño se centra en garantizar la integridad, disponibilidad y seguridad de los activos digitales de los usuarios mediante un modelo de almacenamiento hibrido:</w:t>
-      </w:r>
-    </w:p>
-    <w:p>
-      <w:pPr>
-        <w:pStyle w:val="Prrafodelista"/>
-        <w:numPr>
-          <w:ilvl w:val="0"/>
-          <w:numId w:val="1"/>
-        </w:numPr>
-        <w:rPr>
-          <w:rFonts w:cs="Times New Roman"/>
-        </w:rPr>
-      </w:pPr>
-      <w:r>
-        <w:rPr>
-          <w:rFonts w:cs="Times New Roman"/>
-        </w:rPr>
-        <w:t>Persistencia de Datos Estructurados: Se utiliza el sistema de gestión de bases de datos relacionales PostgreSQL (alojado en AWS RDS) para manejar toda la lógica de negocio que requiere consistencia de datos e integridad referencial.</w:t>
-      </w:r>
-    </w:p>
-    <w:p>
-      <w:pPr>
-        <w:pStyle w:val="Prrafodelista"/>
-        <w:numPr>
-          <w:ilvl w:val="0"/>
-          <w:numId w:val="1"/>
-        </w:numPr>
-        <w:rPr>
-          <w:rFonts w:cs="Times New Roman"/>
-        </w:rPr>
-      </w:pPr>
-      <w:r>
-        <w:rPr>
-          <w:rFonts w:cs="Times New Roman"/>
-        </w:rPr>
-        <w:t>Persistencia de Archivos No Estructurados: Para optimizar el rendimiento de la base de datos, los archivos binarios pesados (fotografías) no se almacenan en tablas, sino en un servicio de almacenamiento de objetos AWS S3. En la base de datos únicamente se persiste la URL o el identificador del recurso.</w:t>
-      </w:r>
-    </w:p>
-    <w:p>
-      <w:pPr>
-        <w:pStyle w:val="Prrafodelista"/>
-        <w:numPr>
-          <w:ilvl w:val="0"/>
-          <w:numId w:val="1"/>
-        </w:numPr>
-        <w:rPr>
-          <w:rFonts w:cs="Times New Roman"/>
-        </w:rPr>
-      </w:pPr>
-      <w:r>
-        <w:rPr>
-          <w:rFonts w:cs="Times New Roman"/>
-        </w:rPr>
-        <w:t xml:space="preserve">Consistencia e Integridad Referencial: Las FK desde posts hacia votos y comentarios tienen restricción RESTRICT. Si un usuario (rol USER) intenta eliminar un post con </w:t>
-        <w:lastRenderedPageBreak/>
-        <w:t>dependencias, el backend retorna HTTP 409 con el detalle de votos y comentarios existentes. Un administrador puede forzar la eliminación en cascade desde el endpoint DELETE /api/admin/posts/:id. Además, la inserción de hashtags al crear un post usa SAVEPOINT de PostgreSQL: si falla algún hashtag, solo se revierte esa parte sin cancelar la publicación completa.</w:t>
-      </w:r>
-    </w:p>
-    <w:p>
-      <w:pPr>
-        <w:rPr>
-          <w:rFonts w:cs="Times New Roman"/>
-        </w:rPr>
-      </w:pPr>
-    </w:p>
-    <w:p>
-      <w:pPr>
-        <w:rPr>
-          <w:rFonts w:cs="Times New Roman"/>
-        </w:rPr>
-      </w:pPr>
-    </w:p>
-    <w:p>
-      <w:pPr>
-        <w:rPr>
-          <w:rFonts w:cs="Times New Roman"/>
-        </w:rPr>
-      </w:pPr>
-    </w:p>
-    <w:p>
-      <w:pPr>
-        <w:pStyle w:val="Ttulo2"/>
-        <w:rPr>
-          <w:rFonts w:cs="Times New Roman"/>
-        </w:rPr>
-      </w:pPr>
-      <w:bookmarkStart w:id="14" w:name="_Toc225889262"/>
-      <w:r>
-        <w:rPr>
-          <w:rFonts w:cs="Times New Roman"/>
-        </w:rPr>
-        <w:t>Diagrama Entidad-Relación</w:t>
-      </w:r>
-      <w:bookmarkEnd w:id="14"/>
-    </w:p>
-    <w:p>
-      <w:pPr>
-        <w:rPr>
-          <w:rFonts w:cs="Times New Roman"/>
-        </w:rPr>
-      </w:pPr>
-      <w:r>
-        <w:rPr>
-          <w:rFonts w:cs="Times New Roman"/>
-          <w:noProof/>
-        </w:rPr>
-        <w:drawing>
-          <wp:anchor distT="0" distB="0" distL="114300" distR="114300" simplePos="0" relativeHeight="251663360" behindDoc="0" locked="0" layoutInCell="1" allowOverlap="1" wp14:anchorId="652EF9AA" wp14:editId="562CE260">
-            <wp:simplePos x="0" y="0"/>
-            <wp:positionH relativeFrom="column">
-              <wp:posOffset>-36830</wp:posOffset>
-            </wp:positionH>
-            <wp:positionV relativeFrom="paragraph">
-              <wp:posOffset>1382395</wp:posOffset>
-            </wp:positionV>
-            <wp:extent cx="6532880" cy="3540125"/>
-            <wp:effectExtent l="0" t="0" r="0" b="3175"/>
-            <wp:wrapSquare wrapText="bothSides"/>
-            <wp:docPr id="120721827" name="Imagen 4"/>
-            <wp:cNvGraphicFramePr>
-              <a:graphicFrameLocks xmlns:a="http://schemas.openxmlformats.org/drawingml/2006/main" noChangeAspect="1"/>
-            </wp:cNvGraphicFramePr>
-            <a:graphic xmlns:a="http://schemas.openxmlformats.org/drawingml/2006/main">
-              <a:graphicData uri="http://schemas.openxmlformats.org/drawingml/2006/picture">
-                <pic:pic xmlns:pic="http://schemas.openxmlformats.org/drawingml/2006/picture">
-                  <pic:nvPicPr>
-                    <pic:cNvPr id="120721827" name="Imagen 4"/>
-                    <pic:cNvPicPr/>
-                  </pic:nvPicPr>
-                  <pic:blipFill>
-                    <a:blip r:embed="rId12">
-                      <a:extLst>
-                        <a:ext uri="{28A0092B-C50C-407E-A947-70E740481C1C}">
-                          <a14:useLocalDpi xmlns:a14="http://schemas.microsoft.com/office/drawing/2010/main" val="0"/>
-                        </a:ext>
-                      </a:extLst>
-                    </a:blip>
-                    <a:stretch>
-                      <a:fillRect/>
-                    </a:stretch>
-                  </pic:blipFill>
-                  <pic:spPr>
-                    <a:xfrm>
-                      <a:off x="0" y="0"/>
-                      <a:ext cx="6532880" cy="3540125"/>
+                      <a:ext cx="5943600" cy="6160770"/>
                     </a:xfrm>
                     <a:prstGeom prst="rect">
                       <a:avLst/>
@@ -3874,26 +2947,1911 @@
         <w:rPr>
           <w:rFonts w:cs="Times New Roman"/>
         </w:rPr>
+        <w:t>Capa de Persistencia: Bases de datos y almacenamiento de objetos.</w:t>
+      </w:r>
+    </w:p>
+    <w:p>
+      <w:pPr>
+        <w:rPr>
+          <w:rFonts w:cs="Times New Roman"/>
+        </w:rPr>
+      </w:pPr>
+    </w:p>
+    <w:p>
+      <w:pPr>
+        <w:rPr>
+          <w:rFonts w:cs="Times New Roman"/>
+        </w:rPr>
+      </w:pPr>
+    </w:p>
+    <w:p>
+      <w:pPr>
+        <w:rPr>
+          <w:rFonts w:cs="Times New Roman"/>
+        </w:rPr>
+      </w:pPr>
+    </w:p>
+    <w:p>
+      <w:pPr>
+        <w:pStyle w:val="Ttulo2"/>
+        <w:rPr>
+          <w:rFonts w:cs="Times New Roman"/>
+        </w:rPr>
+      </w:pPr>
+      <w:bookmarkStart w:id="6" w:name="_Toc225889254"/>
+      <w:r>
+        <w:rPr>
+          <w:rFonts w:cs="Times New Roman"/>
+        </w:rPr>
+        <w:lastRenderedPageBreak/>
+        <w:t>Descripción de la seguridad y credenciales</w:t>
+      </w:r>
+      <w:bookmarkEnd w:id="6"/>
+    </w:p>
+    <w:p>
+      <w:pPr>
+        <w:rPr>
+          <w:rFonts w:cs="Times New Roman"/>
+        </w:rPr>
+      </w:pPr>
+      <w:r>
+        <w:rPr>
+          <w:rFonts w:cs="Times New Roman"/>
+        </w:rPr>
+        <w:t>La seguridad del sistema Hipstagram se gestiona bajo un enfoque de defensa en profundidad, garantizando la confidencialidad, integridad y disponibilidad de los datos:</w:t>
+      </w:r>
+    </w:p>
+    <w:p>
+      <w:pPr>
+        <w:pStyle w:val="Prrafodelista"/>
+        <w:numPr>
+          <w:ilvl w:val="0"/>
+          <w:numId w:val="1"/>
+        </w:numPr>
+        <w:rPr>
+          <w:rFonts w:cs="Times New Roman"/>
+        </w:rPr>
+      </w:pPr>
+      <w:r>
+        <w:rPr>
+          <w:rFonts w:cs="Times New Roman"/>
+        </w:rPr>
+        <w:t>Autenticación (JWT): Se utiliza el estándar JSON Web Token para el manejo de sesiones stateless. Una vez que el usuario valida sus credenciales, el Auth Service emite un token firmado que el cliente web o móvil debe incluir en el encabezado (Authorization: Bearer &lt;token&gt;) de cada petición posterior.</w:t>
+      </w:r>
+    </w:p>
+    <w:p>
+      <w:pPr>
+        <w:pStyle w:val="Prrafodelista"/>
+        <w:numPr>
+          <w:ilvl w:val="0"/>
+          <w:numId w:val="1"/>
+        </w:numPr>
+        <w:rPr>
+          <w:rFonts w:cs="Times New Roman"/>
+        </w:rPr>
+      </w:pPr>
+      <w:r>
+        <w:rPr>
+          <w:rFonts w:cs="Times New Roman"/>
+        </w:rPr>
+        <w:t>Cifrado de Credenciales: Las contraseñas de los usuarios nunca se almacenan en texto plano. Se emplea el algoritmo de hashing estandarizado Bcrypt antes de persistirlas en la base de datos PostgreSQL.</w:t>
+      </w:r>
+    </w:p>
+    <w:p>
+      <w:pPr>
+        <w:pStyle w:val="Prrafodelista"/>
+        <w:numPr>
+          <w:ilvl w:val="0"/>
+          <w:numId w:val="1"/>
+        </w:numPr>
+        <w:rPr>
+          <w:rFonts w:cs="Times New Roman"/>
+        </w:rPr>
+      </w:pPr>
+      <w:r>
+        <w:rPr>
+          <w:rFonts w:cs="Times New Roman"/>
+        </w:rPr>
+        <w:t>Autorización por Roles (RBAC): El sistema implementa un Control de Acceso Basado en Roles. El token JWT emitido contiene el rol del usuario (USER o ADMIN). El API Gateway y los microservicios validan el acceso a las funcionalidades del sistema desde la lógica del Backend.</w:t>
+      </w:r>
+    </w:p>
+    <w:p>
+      <w:pPr>
+        <w:pStyle w:val="Prrafodelista"/>
+        <w:numPr>
+          <w:ilvl w:val="0"/>
+          <w:numId w:val="1"/>
+        </w:numPr>
+        <w:rPr>
+          <w:rFonts w:cs="Times New Roman"/>
+        </w:rPr>
+      </w:pPr>
+      <w:r>
+        <w:rPr>
+          <w:rFonts w:cs="Times New Roman"/>
+        </w:rPr>
+        <w:t>Protección Perimetral: El API Gateway funge como la única puerta de entrada pública. Los microservicios internos no están expuestos a Internet directamente, sino que operan de forma segura dentro de una red virtual privada (VPC).</w:t>
+      </w:r>
+    </w:p>
+    <w:p>
+      <w:pPr>
+        <w:rPr>
+          <w:rFonts w:cs="Times New Roman"/>
+        </w:rPr>
+      </w:pPr>
+      <w:r>
+        <w:rPr>
+          <w:rFonts w:cs="Times New Roman"/>
+        </w:rPr>
+        <w:t>Las imágenes almacenadas en S3 serán procesadas en diferentes tamaños (miniatura, mediana, grande) para optimizar su visualización según el contexto: las miniaturas para vistas previas, el tamaño mediano para el feed principal y el tamaño grande para la vista de detalle. Esto mejora el rendimiento y la experiencia de usuario.</w:t>
+      </w:r>
+    </w:p>
+    <w:p>
+      <w:pPr>
+        <w:rPr>
+          <w:rFonts w:cs="Times New Roman"/>
+        </w:rPr>
+      </w:pPr>
+    </w:p>
+    <w:p>
+      <w:pPr>
+        <w:rPr>
+          <w:rFonts w:cs="Times New Roman"/>
+        </w:rPr>
+      </w:pPr>
+    </w:p>
+    <w:p>
+      <w:pPr>
+        <w:pStyle w:val="Ttulo2"/>
+        <w:rPr>
+          <w:rFonts w:cs="Times New Roman"/>
+        </w:rPr>
+      </w:pPr>
+      <w:bookmarkStart w:id="7" w:name="_Toc225889255"/>
+      <w:r>
+        <w:rPr>
+          <w:rFonts w:cs="Times New Roman"/>
+        </w:rPr>
+        <w:t>Diagrama de seguridad</w:t>
+      </w:r>
+      <w:bookmarkEnd w:id="7"/>
+    </w:p>
+    <w:p>
+      <w:pPr>
+        <w:rPr>
+          <w:rFonts w:cs="Times New Roman"/>
+        </w:rPr>
+      </w:pPr>
+      <w:r>
+        <w:rPr>
+          <w:rFonts w:cs="Times New Roman"/>
+        </w:rPr>
+        <w:t>A continuación, se presenta el diagrama de secuencia que ilustra el flujo de autenticación y autorización del sistema Hipstagram. Este modelo detalla el proceso mediante el cual un usuario envía sus credenciales, la forma en que el API Gateway enruta la petición hacia el servicio de autenticación (Auth Service) para la validación y emisión del token JWT, y como las peticiones subsecuentes son autorizadas y delegadas a los microservicios correspondientes.</w:t>
+      </w:r>
+    </w:p>
+    <w:p>
+      <w:pPr>
+        <w:rPr>
+          <w:rFonts w:cs="Times New Roman"/>
+        </w:rPr>
+      </w:pPr>
+    </w:p>
+    <w:p>
+      <w:pPr>
+        <w:rPr>
+          <w:rFonts w:cs="Times New Roman"/>
+        </w:rPr>
+      </w:pPr>
+    </w:p>
+    <w:p>
+      <w:pPr>
+        <w:rPr>
+          <w:rFonts w:cs="Times New Roman"/>
+        </w:rPr>
+      </w:pPr>
+    </w:p>
+    <w:p>
+      <w:pPr>
+        <w:rPr>
+          <w:rFonts w:cs="Times New Roman"/>
+        </w:rPr>
+        <w:sectPr>
+          <w:pgSz w:w="12240" w:h="15840"/>
+          <w:pgMar w:top="1440" w:right="1440" w:bottom="1440" w:left="1440" w:header="709" w:footer="709" w:gutter="0"/>
+          <w:cols w:space="708"/>
+          <w:docGrid w:linePitch="360"/>
+        </w:sectPr>
+      </w:pPr>
+    </w:p>
+    <w:p>
+      <w:pPr>
+        <w:rPr>
+          <w:rFonts w:cs="Times New Roman"/>
+        </w:rPr>
+      </w:pPr>
+      <w:r>
+        <w:rPr>
+          <w:rFonts w:cs="Times New Roman"/>
+        </w:rPr>
+        <w:lastRenderedPageBreak/>
+        <w:drawing>
+          <wp:anchor distT="0" distB="0" distL="114300" distR="114300" simplePos="0" relativeHeight="251668480" behindDoc="0" locked="0" layoutInCell="1" allowOverlap="1" wp14:anchorId="04FC84DD" wp14:editId="70ABADC5">
+            <wp:simplePos x="0" y="0"/>
+            <wp:positionH relativeFrom="column">
+              <wp:posOffset>300990</wp:posOffset>
+            </wp:positionH>
+            <wp:positionV relativeFrom="paragraph">
+              <wp:posOffset>27</wp:posOffset>
+            </wp:positionV>
+            <wp:extent cx="7577793" cy="6206523"/>
+            <wp:effectExtent l="0" t="0" r="4445" b="3810"/>
+            <wp:wrapSquare wrapText="bothSides"/>
+            <wp:docPr id="51075729" name="Imagen 1"/>
+            <wp:cNvGraphicFramePr>
+              <a:graphicFrameLocks xmlns:a="http://schemas.openxmlformats.org/drawingml/2006/main" noChangeAspect="1"/>
+            </wp:cNvGraphicFramePr>
+            <a:graphic xmlns:a="http://schemas.openxmlformats.org/drawingml/2006/main">
+              <a:graphicData uri="http://schemas.openxmlformats.org/drawingml/2006/picture">
+                <pic:pic xmlns:pic="http://schemas.openxmlformats.org/drawingml/2006/picture">
+                  <pic:nvPicPr>
+                    <pic:cNvPr id="51075729" name=""/>
+                    <pic:cNvPicPr/>
+                  </pic:nvPicPr>
+                  <pic:blipFill>
+                    <a:blip r:embed="rId11" cstate="print">
+                      <a:extLst>
+                        <a:ext uri="{28A0092B-C50C-407E-A947-70E740481C1C}">
+                          <a14:useLocalDpi xmlns:a14="http://schemas.microsoft.com/office/drawing/2010/main" val="0"/>
+                        </a:ext>
+                      </a:extLst>
+                    </a:blip>
+                    <a:stretch>
+                      <a:fillRect/>
+                    </a:stretch>
+                  </pic:blipFill>
+                  <pic:spPr>
+                    <a:xfrm>
+                      <a:off x="0" y="0"/>
+                      <a:ext cx="7577793" cy="6206523"/>
+                    </a:xfrm>
+                    <a:prstGeom prst="rect">
+                      <a:avLst/>
+                    </a:prstGeom>
+                  </pic:spPr>
+                </pic:pic>
+              </a:graphicData>
+            </a:graphic>
+            <wp14:sizeRelH relativeFrom="page">
+              <wp14:pctWidth>0</wp14:pctWidth>
+            </wp14:sizeRelH>
+            <wp14:sizeRelV relativeFrom="page">
+              <wp14:pctHeight>0</wp14:pctHeight>
+            </wp14:sizeRelV>
+          </wp:anchor>
+        </w:drawing>
+      </w:r>
+    </w:p>
+    <w:p>
+      <w:pPr>
+        <w:rPr>
+          <w:rFonts w:cs="Times New Roman"/>
+        </w:rPr>
+        <w:sectPr>
+          <w:pgSz w:w="15840" w:h="12240" w:orient="landscape"/>
+          <w:pgMar w:top="1440" w:right="1440" w:bottom="1440" w:left="1440" w:header="709" w:footer="709" w:gutter="0"/>
+          <w:cols w:space="708"/>
+          <w:docGrid w:linePitch="360"/>
+        </w:sectPr>
+      </w:pPr>
+    </w:p>
+    <w:p>
+      <w:pPr>
+        <w:pStyle w:val="Ttulo2"/>
+        <w:rPr>
+          <w:rFonts w:cs="Times New Roman"/>
+        </w:rPr>
+      </w:pPr>
+      <w:bookmarkStart w:id="8" w:name="_Toc225889256"/>
+      <w:r>
+        <w:rPr>
+          <w:rFonts w:cs="Times New Roman"/>
+        </w:rPr>
+        <w:lastRenderedPageBreak/>
+        <w:t>Vista de implementación</w:t>
+      </w:r>
+      <w:bookmarkEnd w:id="8"/>
+    </w:p>
+    <w:p>
+      <w:pPr>
+        <w:rPr>
+          <w:rFonts w:cs="Times New Roman"/>
+        </w:rPr>
+      </w:pPr>
+      <w:r>
+        <w:rPr>
+          <w:rFonts w:cs="Times New Roman"/>
+        </w:rPr>
+        <w:t>La vista de implementación define como se empaquetan y despliegan los componentes de software de Hipstagram en la infraestructura de nube. Para garantizar la portabilidad y consistencia entre los entornos de desarrollo, pruebas y producción, el sistema utiliza una estrategia de despliegue basada en la contenedorización mediante Docker.</w:t>
+      </w:r>
+    </w:p>
+    <w:p>
+      <w:pPr>
+        <w:rPr>
+          <w:rFonts w:cs="Times New Roman"/>
+        </w:rPr>
+      </w:pPr>
+      <w:r>
+        <w:rPr>
+          <w:rFonts w:cs="Times New Roman"/>
+        </w:rPr>
+        <w:t>Toda la solución está proyectada para alojarse en la infraestructura de la nube (AWS), dividiendo la carga operativa en los siguientes recursos:</w:t>
+      </w:r>
+    </w:p>
+    <w:p>
+      <w:pPr>
+        <w:pStyle w:val="Prrafodelista"/>
+        <w:numPr>
+          <w:ilvl w:val="0"/>
+          <w:numId w:val="3"/>
+        </w:numPr>
+        <w:rPr>
+          <w:rFonts w:cs="Times New Roman"/>
+        </w:rPr>
+      </w:pPr>
+      <w:r>
+        <w:rPr>
+          <w:rFonts w:cs="Times New Roman"/>
+        </w:rPr>
+        <w:t>Cómputo (AWS EC2): Máquinas virtuales que ejecutaran los contenedores correspondientes al API Gateway y al ecosistema interno de microservicios.</w:t>
+      </w:r>
+    </w:p>
+    <w:p>
+      <w:pPr>
+        <w:pStyle w:val="Prrafodelista"/>
+        <w:numPr>
+          <w:ilvl w:val="0"/>
+          <w:numId w:val="3"/>
+        </w:numPr>
+        <w:rPr>
+          <w:rFonts w:cs="Times New Roman"/>
+        </w:rPr>
+      </w:pPr>
+      <w:r>
+        <w:rPr>
+          <w:rFonts w:cs="Times New Roman"/>
+        </w:rPr>
+        <w:t>Persistencia de datos relacionales (AWS RDS): Servicio gestionado de base de datos con el motor PostgreSQL, encargado de almacenar de forma segura los perfiles, publicaciones, interacciones y roles.</w:t>
+      </w:r>
+    </w:p>
+    <w:p>
+      <w:pPr>
+        <w:pStyle w:val="Prrafodelista"/>
+        <w:numPr>
+          <w:ilvl w:val="0"/>
+          <w:numId w:val="3"/>
+        </w:numPr>
+        <w:rPr>
+          <w:rFonts w:cs="Times New Roman"/>
+        </w:rPr>
+      </w:pPr>
+      <w:r>
+        <w:rPr>
+          <w:rFonts w:cs="Times New Roman"/>
+        </w:rPr>
+        <w:t>Almacenamiento de objetos estáticos (AWS S3): Servicio de almacenamiento escalable destinado exclusivamente para guardar los archivos multimedia (fotografías) que los usuarios suben a la plataforma.</w:t>
+      </w:r>
+    </w:p>
+    <w:p>
+      <w:pPr>
+        <w:pStyle w:val="Ttulo2"/>
+        <w:rPr>
+          <w:rFonts w:cs="Times New Roman"/>
+        </w:rPr>
+      </w:pPr>
+    </w:p>
+    <w:p>
+      <w:pPr>
+        <w:pStyle w:val="Ttulo2"/>
+        <w:rPr>
+          <w:rFonts w:cs="Times New Roman"/>
+        </w:rPr>
+      </w:pPr>
+      <w:bookmarkStart w:id="9" w:name="_Toc225889257"/>
+      <w:r>
+        <w:rPr>
+          <w:rFonts w:cs="Times New Roman"/>
+        </w:rPr>
+        <w:t>Descripción General de la Implementación</w:t>
+      </w:r>
+      <w:bookmarkEnd w:id="9"/>
+    </w:p>
+    <w:p>
+      <w:pPr>
+        <w:rPr>
+          <w:rFonts w:cs="Times New Roman"/>
+        </w:rPr>
+      </w:pPr>
+      <w:r>
+        <w:rPr>
+          <w:rFonts w:cs="Times New Roman"/>
+        </w:rPr>
+        <w:t>La implementación del sistema Hipstagram se llevará a cabo siguiendo la arquitectura de microservicios definida en la fase de diseño. Cada microservicio será desarrollado como una aplicación independiente, empaquetada en un contenedor Docker, y se comunicará con los demás a través de API´s REST y mensajería asíncrona.</w:t>
+      </w:r>
+    </w:p>
+    <w:p>
+      <w:pPr>
+        <w:pStyle w:val="Ttulo3"/>
+        <w:rPr>
+          <w:rFonts w:cs="Times New Roman"/>
+        </w:rPr>
+      </w:pPr>
+      <w:bookmarkStart w:id="10" w:name="_Toc225889258"/>
+      <w:r>
+        <w:rPr>
+          <w:rFonts w:cs="Times New Roman"/>
+        </w:rPr>
+        <w:t>Estrategia de implementación:</w:t>
+      </w:r>
+      <w:bookmarkEnd w:id="10"/>
+    </w:p>
+    <w:p>
+      <w:pPr>
+        <w:pStyle w:val="Prrafodelista"/>
+        <w:numPr>
+          <w:ilvl w:val="0"/>
+          <w:numId w:val="1"/>
+        </w:numPr>
+        <w:rPr>
+          <w:rFonts w:cs="Times New Roman"/>
+        </w:rPr>
+      </w:pPr>
+      <w:r>
+        <w:rPr>
+          <w:rFonts w:cs="Times New Roman"/>
+        </w:rPr>
+        <w:t>La siguiente tabla detalla las dependencias npm del backend, su función y la alternativa evaluada en caso de que la librería no esté disponible o sea incompatible con el entorno:</w:t>
+      </w:r>
+    </w:p>
+    <w:tbl>
+      <w:tblPr>
+        <w:tblW w:w="9072" w:type="dxa"/>
+        <w:tblLook w:val="04A0" w:firstRow="1" w:lastRow="0" w:firstColumn="1" w:lastColumn="0" w:noHBand="0" w:noVBand="1"/>
+      </w:tblPr>
+      <w:tblGrid>
+        <w:gridCol w:w="2000"/>
+        <w:gridCol w:w="1400"/>
+        <w:gridCol w:w="3072"/>
+        <w:gridCol w:w="2600"/>
+      </w:tblGrid>
+      <w:tr>
+        <w:tc>
+          <w:tcPr>
+            <w:tcW w:w="2000" w:type="dxa"/>
+          </w:tcPr>
+          <w:p>
+            <w:r>
+              <w:rPr>
+                <w:b/>
+              </w:rPr>
+              <w:t>Paquete npm</w:t>
+            </w:r>
+          </w:p>
+        </w:tc>
+        <w:tc>
+          <w:tcPr>
+            <w:tcW w:w="1400" w:type="dxa"/>
+          </w:tcPr>
+          <w:p>
+            <w:r>
+              <w:rPr>
+                <w:b/>
+              </w:rPr>
+              <w:t>Capa / entorno</w:t>
+            </w:r>
+          </w:p>
+        </w:tc>
+        <w:tc>
+          <w:tcPr>
+            <w:tcW w:w="3072" w:type="dxa"/>
+          </w:tcPr>
+          <w:p>
+            <w:r>
+              <w:rPr>
+                <w:b/>
+              </w:rPr>
+              <w:t>Función en el proyecto</w:t>
+            </w:r>
+          </w:p>
+        </w:tc>
+        <w:tc>
+          <w:tcPr>
+            <w:tcW w:w="2600" w:type="dxa"/>
+          </w:tcPr>
+          <w:p>
+            <w:r>
+              <w:rPr>
+                <w:b/>
+              </w:rPr>
+              <w:t>Alternativa si falta</w:t>
+            </w:r>
+          </w:p>
+        </w:tc>
+      </w:tr>
+      <w:tr>
+        <w:tc>
+          <w:tcPr>
+            <w:tcW w:w="2000" w:type="dxa"/>
+          </w:tcPr>
+          <w:p>
+            <w:r>
+              <w:t>express</w:t>
+            </w:r>
+          </w:p>
+        </w:tc>
+        <w:tc>
+          <w:tcPr>
+            <w:tcW w:w="1400" w:type="dxa"/>
+          </w:tcPr>
+          <w:p>
+            <w:r>
+              <w:t>Backend</w:t>
+            </w:r>
+          </w:p>
+        </w:tc>
+        <w:tc>
+          <w:tcPr>
+            <w:tcW w:w="3072" w:type="dxa"/>
+          </w:tcPr>
+          <w:p>
+            <w:r>
+              <w:t>Framework HTTP para definir rutas y middlewares.</w:t>
+            </w:r>
+          </w:p>
+        </w:tc>
+        <w:tc>
+          <w:tcPr>
+            <w:tcW w:w="2600" w:type="dxa"/>
+          </w:tcPr>
+          <w:p>
+            <w:r>
+              <w:t>Fastify (mejor rendimiento) o NestJS (más estructurado)</w:t>
+            </w:r>
+          </w:p>
+        </w:tc>
+      </w:tr>
+      <w:tr>
+        <w:tc>
+          <w:tcPr>
+            <w:tcW w:w="2000" w:type="dxa"/>
+          </w:tcPr>
+          <w:p>
+            <w:r>
+              <w:t>jsonwebtoken</w:t>
+            </w:r>
+          </w:p>
+        </w:tc>
+        <w:tc>
+          <w:tcPr>
+            <w:tcW w:w="1400" w:type="dxa"/>
+          </w:tcPr>
+          <w:p>
+            <w:r>
+              <w:t>Backend</w:t>
+            </w:r>
+          </w:p>
+        </w:tc>
+        <w:tc>
+          <w:tcPr>
+            <w:tcW w:w="3072" w:type="dxa"/>
+          </w:tcPr>
+          <w:p>
+            <w:r>
+              <w:t>Generación y verificación de tokens JWT (HS256).</w:t>
+            </w:r>
+          </w:p>
+        </w:tc>
+        <w:tc>
+          <w:tcPr>
+            <w:tcW w:w="2600" w:type="dxa"/>
+          </w:tcPr>
+          <w:p>
+            <w:r>
+              <w:t>jose (soporte RS256/ES256) o Passport.js</w:t>
+            </w:r>
+          </w:p>
+        </w:tc>
+      </w:tr>
+      <w:tr>
+        <w:tc>
+          <w:tcPr>
+            <w:tcW w:w="2000" w:type="dxa"/>
+          </w:tcPr>
+          <w:p>
+            <w:r>
+              <w:lastRenderedPageBreak/>
+              <w:t>bcrypt</w:t>
+            </w:r>
+          </w:p>
+        </w:tc>
+        <w:tc>
+          <w:tcPr>
+            <w:tcW w:w="1400" w:type="dxa"/>
+          </w:tcPr>
+          <w:p>
+            <w:r>
+              <w:t>Backend</w:t>
+            </w:r>
+          </w:p>
+        </w:tc>
+        <w:tc>
+          <w:tcPr>
+            <w:tcW w:w="3072" w:type="dxa"/>
+          </w:tcPr>
+          <w:p>
+            <w:r>
+              <w:t>Hash seguro de contraseñas (cost factor 10).</w:t>
+            </w:r>
+          </w:p>
+        </w:tc>
+        <w:tc>
+          <w:tcPr>
+            <w:tcW w:w="2600" w:type="dxa"/>
+          </w:tcPr>
+          <w:p>
+            <w:r>
+              <w:t>argon2 (más resistente a ataques de hardware)</w:t>
+            </w:r>
+          </w:p>
+        </w:tc>
+      </w:tr>
+      <w:tr>
+        <w:tc>
+          <w:tcPr>
+            <w:tcW w:w="2000" w:type="dxa"/>
+          </w:tcPr>
+          <w:p>
+            <w:r>
+              <w:t>pg (node-postgres)</w:t>
+            </w:r>
+          </w:p>
+        </w:tc>
+        <w:tc>
+          <w:tcPr>
+            <w:tcW w:w="1400" w:type="dxa"/>
+          </w:tcPr>
+          <w:p>
+            <w:r>
+              <w:t>Backend</w:t>
+            </w:r>
+          </w:p>
+        </w:tc>
+        <w:tc>
+          <w:tcPr>
+            <w:tcW w:w="3072" w:type="dxa"/>
+          </w:tcPr>
+          <w:p>
+            <w:r>
+              <w:t>Cliente nativo PostgreSQL; pool de conexiones configurable.</w:t>
+            </w:r>
+          </w:p>
+        </w:tc>
+        <w:tc>
+          <w:tcPr>
+            <w:tcW w:w="2600" w:type="dxa"/>
+          </w:tcPr>
+          <w:p>
+            <w:r>
+              <w:t>Prisma ORM o TypeORM (agregan abstracción y migraciones)</w:t>
+            </w:r>
+          </w:p>
+        </w:tc>
+      </w:tr>
+      <w:tr>
+        <w:tc>
+          <w:tcPr>
+            <w:tcW w:w="2000" w:type="dxa"/>
+          </w:tcPr>
+          <w:p>
+            <w:r>
+              <w:t>multer + multer-s3</w:t>
+            </w:r>
+          </w:p>
+        </w:tc>
+        <w:tc>
+          <w:tcPr>
+            <w:tcW w:w="1400" w:type="dxa"/>
+          </w:tcPr>
+          <w:p>
+            <w:r>
+              <w:t>Backend</w:t>
+            </w:r>
+          </w:p>
+        </w:tc>
+        <w:tc>
+          <w:tcPr>
+            <w:tcW w:w="3072" w:type="dxa"/>
+          </w:tcPr>
+          <w:p>
+            <w:r>
+              <w:t>Carga de archivos multipart; almacena directamente en S3.</w:t>
+            </w:r>
+          </w:p>
+        </w:tc>
+        <w:tc>
+          <w:tcPr>
+            <w:tcW w:w="2600" w:type="dxa"/>
+          </w:tcPr>
+          <w:p>
+            <w:r>
+              <w:t>Cloudinary SDK o MinIO (almacenamiento local en desarrollo)</w:t>
+            </w:r>
+          </w:p>
+        </w:tc>
+      </w:tr>
+      <w:tr>
+        <w:tc>
+          <w:tcPr>
+            <w:tcW w:w="2000" w:type="dxa"/>
+          </w:tcPr>
+          <w:p>
+            <w:r>
+              <w:t>@aws-sdk/client-s3</w:t>
+            </w:r>
+          </w:p>
+        </w:tc>
+        <w:tc>
+          <w:tcPr>
+            <w:tcW w:w="1400" w:type="dxa"/>
+          </w:tcPr>
+          <w:p>
+            <w:r>
+              <w:t>Backend</w:t>
+            </w:r>
+          </w:p>
+        </w:tc>
+        <w:tc>
+          <w:tcPr>
+            <w:tcW w:w="3072" w:type="dxa"/>
+          </w:tcPr>
+          <w:p>
+            <w:r>
+              <w:t>SDK oficial AWS v3 para operaciones en buckets S3.</w:t>
+            </w:r>
+          </w:p>
+        </w:tc>
+        <w:tc>
+          <w:tcPr>
+            <w:tcW w:w="2600" w:type="dxa"/>
+          </w:tcPr>
+          <w:p>
+            <w:r>
+              <w:t>aws-sdk v2 (legacy) o Google Cloud Storage SDK</w:t>
+            </w:r>
+          </w:p>
+        </w:tc>
+      </w:tr>
+      <w:tr>
+        <w:tc>
+          <w:tcPr>
+            <w:tcW w:w="2000" w:type="dxa"/>
+          </w:tcPr>
+          <w:p>
+            <w:r>
+              <w:t>cors</w:t>
+            </w:r>
+          </w:p>
+        </w:tc>
+        <w:tc>
+          <w:tcPr>
+            <w:tcW w:w="1400" w:type="dxa"/>
+          </w:tcPr>
+          <w:p>
+            <w:r>
+              <w:t>Backend</w:t>
+            </w:r>
+          </w:p>
+        </w:tc>
+        <w:tc>
+          <w:tcPr>
+            <w:tcW w:w="3072" w:type="dxa"/>
+          </w:tcPr>
+          <w:p>
+            <w:r>
+              <w:t>Middleware CORS: controla los orígenes permitidos.</w:t>
+            </w:r>
+          </w:p>
+        </w:tc>
+        <w:tc>
+          <w:tcPr>
+            <w:tcW w:w="2600" w:type="dxa"/>
+          </w:tcPr>
+          <w:p>
+            <w:r>
+              <w:t>Cabeceras CORS manuales en el middleware de Express</w:t>
+            </w:r>
+          </w:p>
+        </w:tc>
+      </w:tr>
+      <w:tr>
+        <w:tc>
+          <w:tcPr>
+            <w:tcW w:w="2000" w:type="dxa"/>
+          </w:tcPr>
+          <w:p>
+            <w:r>
+              <w:t>typescript</w:t>
+            </w:r>
+          </w:p>
+        </w:tc>
+        <w:tc>
+          <w:tcPr>
+            <w:tcW w:w="1400" w:type="dxa"/>
+          </w:tcPr>
+          <w:p>
+            <w:r>
+              <w:t>Backend (build)</w:t>
+            </w:r>
+          </w:p>
+        </w:tc>
+        <w:tc>
+          <w:tcPr>
+            <w:tcW w:w="3072" w:type="dxa"/>
+          </w:tcPr>
+          <w:p>
+            <w:r>
+              <w:t>Tipado estático; compila a JS para el contenedor Docker.</w:t>
+            </w:r>
+          </w:p>
+        </w:tc>
+        <w:tc>
+          <w:tcPr>
+            <w:tcW w:w="2600" w:type="dxa"/>
+          </w:tcPr>
+          <w:p>
+            <w:r>
+              <w:t>JavaScript puro con JSDoc (pierde validación en tiempo de compilación)</w:t>
+            </w:r>
+          </w:p>
+        </w:tc>
+      </w:tr>
+      <w:tr>
+        <w:tc>
+          <w:tcPr>
+            <w:tcW w:w="2000" w:type="dxa"/>
+          </w:tcPr>
+          <w:p>
+            <w:r>
+              <w:t>jest + ts-jest</w:t>
+            </w:r>
+          </w:p>
+        </w:tc>
+        <w:tc>
+          <w:tcPr>
+            <w:tcW w:w="1400" w:type="dxa"/>
+          </w:tcPr>
+          <w:p>
+            <w:r>
+              <w:t>Backend (test)</w:t>
+            </w:r>
+          </w:p>
+        </w:tc>
+        <w:tc>
+          <w:tcPr>
+            <w:tcW w:w="3072" w:type="dxa"/>
+          </w:tcPr>
+          <w:p>
+            <w:r>
+              <w:t>Framework de pruebas unitarias con cobertura lcov.</w:t>
+            </w:r>
+          </w:p>
+        </w:tc>
+        <w:tc>
+          <w:tcPr>
+            <w:tcW w:w="2600" w:type="dxa"/>
+          </w:tcPr>
+          <w:p>
+            <w:r>
+              <w:t>Vitest (más rápido con ESM) o Mocha + Chai</w:t>
+            </w:r>
+          </w:p>
+        </w:tc>
+      </w:tr>
+      <w:tr>
+        <w:tc>
+          <w:tcPr>
+            <w:tcW w:w="2000" w:type="dxa"/>
+          </w:tcPr>
+          <w:p>
+            <w:r>
+              <w:t>eslint</w:t>
+            </w:r>
+          </w:p>
+        </w:tc>
+        <w:tc>
+          <w:tcPr>
+            <w:tcW w:w="1400" w:type="dxa"/>
+          </w:tcPr>
+          <w:p>
+            <w:r>
+              <w:t>Backend (CI)</w:t>
+            </w:r>
+          </w:p>
+        </w:tc>
+        <w:tc>
+          <w:tcPr>
+            <w:tcW w:w="3072" w:type="dxa"/>
+          </w:tcPr>
+          <w:p>
+            <w:r>
+              <w:t>Linter de calidad de código; ejecutado en el pipeline Jenkins.</w:t>
+            </w:r>
+          </w:p>
+        </w:tc>
+        <w:tc>
+          <w:tcPr>
+            <w:tcW w:w="2600" w:type="dxa"/>
+          </w:tcPr>
+          <w:p>
+            <w:r>
+              <w:t>Biome (linter + formatter en uno, más rápido)</w:t>
+            </w:r>
+          </w:p>
+        </w:tc>
+      </w:tr>
+      <w:tr>
+        <w:tc>
+          <w:tcPr>
+            <w:tcW w:w="2000" w:type="dxa"/>
+          </w:tcPr>
+          <w:p>
+            <w:r>
+              <w:t>@angular/core 17</w:t>
+            </w:r>
+          </w:p>
+        </w:tc>
+        <w:tc>
+          <w:tcPr>
+            <w:tcW w:w="1400" w:type="dxa"/>
+          </w:tcPr>
+          <w:p>
+            <w:r>
+              <w:t>Frontend</w:t>
+            </w:r>
+          </w:p>
+        </w:tc>
+        <w:tc>
+          <w:tcPr>
+            <w:tcW w:w="3072" w:type="dxa"/>
+          </w:tcPr>
+          <w:p>
+            <w:r>
+              <w:t>Framework SPA con componentes standalone y HttpClient.</w:t>
+            </w:r>
+          </w:p>
+        </w:tc>
+        <w:tc>
+          <w:tcPr>
+            <w:tcW w:w="2600" w:type="dxa"/>
+          </w:tcPr>
+          <w:p>
+            <w:r>
+              <w:t>React + Vite o Vue 3 (ecosistema más ligero)</w:t>
+            </w:r>
+          </w:p>
+        </w:tc>
+      </w:tr>
+    </w:tbl>
+    <w:p>
+      <w:pPr>
+        <w:rPr>
+          <w:rFonts w:cs="Times New Roman"/>
+        </w:rPr>
+      </w:pPr>
+    </w:p>
+    <w:p>
+      <w:pPr>
+        <w:rPr>
+          <w:rFonts w:cs="Times New Roman"/>
+        </w:rPr>
+      </w:pPr>
+    </w:p>
+    <w:p>
+      <w:pPr>
+        <w:rPr>
+          <w:rFonts w:cs="Times New Roman"/>
+        </w:rPr>
+      </w:pPr>
+    </w:p>
+    <w:p>
+      <w:pPr>
+        <w:rPr>
+          <w:rFonts w:cs="Times New Roman"/>
+        </w:rPr>
+      </w:pPr>
+    </w:p>
+    <w:p>
+      <w:pPr>
+        <w:rPr>
+          <w:rFonts w:cs="Times New Roman"/>
+        </w:rPr>
+      </w:pPr>
+    </w:p>
+    <w:p>
+      <w:pPr>
+        <w:pStyle w:val="Ttulo2"/>
+        <w:rPr>
+          <w:rFonts w:cs="Times New Roman"/>
+        </w:rPr>
+      </w:pPr>
+      <w:bookmarkStart w:id="11" w:name="_Toc225889259"/>
+      <w:r>
+        <w:rPr>
+          <w:rFonts w:cs="Times New Roman"/>
+        </w:rPr>
+        <w:lastRenderedPageBreak/>
+        <w:t>Diagrama de la Implementación</w:t>
+      </w:r>
+      <w:bookmarkEnd w:id="11"/>
+    </w:p>
+    <w:p>
+      <w:pPr>
+        <w:rPr>
+          <w:rFonts w:cs="Times New Roman"/>
+          <w:noProof/>
+        </w:rPr>
+      </w:pPr>
+      <w:r>
+        <w:rPr>
+          <w:rFonts w:cs="Times New Roman"/>
+          <w:noProof/>
+        </w:rPr>
+        <w:drawing>
+          <wp:anchor distT="0" distB="0" distL="114300" distR="114300" simplePos="0" relativeHeight="251664384" behindDoc="0" locked="0" layoutInCell="1" allowOverlap="1" wp14:anchorId="6899C8E3" wp14:editId="75A8B574">
+            <wp:simplePos x="0" y="0"/>
+            <wp:positionH relativeFrom="margin">
+              <wp:posOffset>0</wp:posOffset>
+            </wp:positionH>
+            <wp:positionV relativeFrom="margin">
+              <wp:posOffset>545465</wp:posOffset>
+            </wp:positionV>
+            <wp:extent cx="6054725" cy="4552315"/>
+            <wp:effectExtent l="0" t="0" r="3175" b="0"/>
+            <wp:wrapSquare wrapText="bothSides"/>
+            <wp:docPr id="1124360585" name="Imagen 1"/>
+            <wp:cNvGraphicFramePr>
+              <a:graphicFrameLocks xmlns:a="http://schemas.openxmlformats.org/drawingml/2006/main" noChangeAspect="1"/>
+            </wp:cNvGraphicFramePr>
+            <a:graphic xmlns:a="http://schemas.openxmlformats.org/drawingml/2006/main">
+              <a:graphicData uri="http://schemas.openxmlformats.org/drawingml/2006/picture">
+                <pic:pic xmlns:pic="http://schemas.openxmlformats.org/drawingml/2006/picture">
+                  <pic:nvPicPr>
+                    <pic:cNvPr id="1124360585" name=""/>
+                    <pic:cNvPicPr/>
+                  </pic:nvPicPr>
+                  <pic:blipFill rotWithShape="1">
+                    <a:blip r:embed="rId12" cstate="print">
+                      <a:extLst>
+                        <a:ext uri="{28A0092B-C50C-407E-A947-70E740481C1C}">
+                          <a14:useLocalDpi xmlns:a14="http://schemas.microsoft.com/office/drawing/2010/main" val="0"/>
+                        </a:ext>
+                      </a:extLst>
+                    </a:blip>
+                    <a:srcRect l="10638" t="4423"/>
+                    <a:stretch>
+                      <a:fillRect/>
+                    </a:stretch>
+                  </pic:blipFill>
+                  <pic:spPr bwMode="auto">
+                    <a:xfrm>
+                      <a:off x="0" y="0"/>
+                      <a:ext cx="6054725" cy="4552315"/>
+                    </a:xfrm>
+                    <a:prstGeom prst="rect">
+                      <a:avLst/>
+                    </a:prstGeom>
+                    <a:ln>
+                      <a:noFill/>
+                    </a:ln>
+                    <a:extLst>
+                      <a:ext uri="{53640926-AAD7-44D8-BBD7-CCE9431645EC}">
+                        <a14:shadowObscured xmlns:a14="http://schemas.microsoft.com/office/drawing/2010/main"/>
+                      </a:ext>
+                    </a:extLst>
+                  </pic:spPr>
+                </pic:pic>
+              </a:graphicData>
+            </a:graphic>
+          </wp:anchor>
+        </w:drawing>
+      </w:r>
+    </w:p>
+    <w:p>
+      <w:pPr>
+        <w:rPr>
+          <w:rFonts w:cs="Times New Roman"/>
+          <w:noProof/>
+        </w:rPr>
+      </w:pPr>
+    </w:p>
+    <w:p>
+      <w:pPr>
+        <w:rPr>
+          <w:rFonts w:cs="Times New Roman"/>
+          <w:lang w:val="es-GT"/>
+        </w:rPr>
+      </w:pPr>
+      <w:r>
+        <w:rPr>
+          <w:rFonts w:cs="Times New Roman"/>
+          <w:lang w:val="es-GT"/>
+        </w:rPr>
+        <w:t>El sistema Hipstagram está construido bajo una arquitectura de microservicios, donde cada componente se despliega de forma independiente en contenedores Docker. El cliente accede a la aplicación a través de un navegador web que ejecuta una SPA (Single Page Application) desarrollada en Angular. Todas las peticiones del cliente pasan por un API Gateway implementado con NGINX en el puerto 3000, el cual actúa como punto de entrada único y se encarga de redirigir el tráfico hacia el microservicio correspondiente según la ruta solicitada.</w:t>
+      </w:r>
+    </w:p>
+    <w:p>
+      <w:pPr>
+        <w:rPr>
+          <w:rFonts w:cs="Times New Roman"/>
+          <w:lang w:val="es-GT"/>
+        </w:rPr>
+      </w:pPr>
+      <w:r>
+        <w:rPr>
+          <w:rFonts w:cs="Times New Roman"/>
+          <w:lang w:val="es-GT"/>
+        </w:rPr>
+        <w:t>El sistema cuenta con cuatro microservicios desarrollados en Node.js con TypeScript: el Auth Service gestiona el registro e inicio de sesión de usuarios mediante tokens JWT; el Post Service administra la creación, eliminación, votos y comentarios de publicaciones, además de manejar la carga de imágenes hacia AWS S3; el Search Service permite buscar publicaciones por palabras clave y explorar hashtags populares; y el Admin Service proporciona funcionalidades exclusivas para administradores como la gestión de usuarios, moderación de posts y consulta del registro de auditoría.</w:t>
+      </w:r>
+    </w:p>
+    <w:p>
+      <w:pPr>
+        <w:rPr>
+          <w:rFonts w:cs="Times New Roman"/>
+          <w:lang w:val="es-GT"/>
+        </w:rPr>
+      </w:pPr>
+      <w:r>
+        <w:rPr>
+          <w:rFonts w:cs="Times New Roman"/>
+          <w:lang w:val="es-GT"/>
+        </w:rPr>
+        <w:lastRenderedPageBreak/>
+        <w:t>Todos los microservicios comparten una base de datos relacional PostgreSQL 15, que almacena los datos de usuarios, publicaciones, votos, comentarios, hashtags y logs de auditoría. Las imágenes de los posts se almacenan en un bucket de AWS S3. Para el despliegue local se utiliza Docker Compose, mientras que el pipeline de integración continua con Jenkins automatiza la construcción y publicación de imágenes hacia AWS ECR.</w:t>
+      </w:r>
+    </w:p>
+    <w:p>
+      <w:pPr>
+        <w:rPr>
+          <w:rFonts w:cs="Times New Roman"/>
+        </w:rPr>
+      </w:pPr>
+    </w:p>
+    <w:p>
+      <w:pPr>
+        <w:pStyle w:val="Ttulo2"/>
+        <w:rPr>
+          <w:rFonts w:cs="Times New Roman"/>
+        </w:rPr>
+      </w:pPr>
+      <w:bookmarkStart w:id="12" w:name="_Toc225889260"/>
+      <w:r>
+        <w:rPr>
+          <w:rFonts w:cs="Times New Roman"/>
+        </w:rPr>
+        <w:t>Vista de puesta en marcha</w:t>
+      </w:r>
+      <w:bookmarkEnd w:id="12"/>
+    </w:p>
+    <w:p>
+      <w:pPr>
+        <w:rPr>
+          <w:rFonts w:cs="Times New Roman"/>
+        </w:rPr>
+      </w:pPr>
+      <w:r>
+        <w:rPr>
+          <w:rFonts w:cs="Times New Roman"/>
+        </w:rPr>
+        <w:t>Esta sección describe cómo instalar y poner en operación el sistema, tanto en entorno local (desarrollo) como en producción (AWS). Se detallan los prerrequisitos, las variables de entorno obligatorias y los accesos necesarios.</w:t>
+      </w:r>
+    </w:p>
+    <w:p>
+      <w:pPr>
+        <w:rPr>
+          <w:rFonts w:cs="Times New Roman"/>
+        </w:rPr>
+      </w:pPr>
+      <w:r>
+        <w:rPr>
+          <w:rFonts w:cs="Times New Roman"/>
+        </w:rPr>
+        <w:t>Prerrequisitos de software (instalar antes de comenzar):</w:t>
+      </w:r>
+    </w:p>
+    <w:p>
+      <w:pPr>
+        <w:pStyle w:val="Prrafodelista"/>
+        <w:numPr>
+          <w:ilvl w:val="0"/>
+          <w:numId w:val="4"/>
+        </w:numPr>
+        <w:rPr>
+          <w:rFonts w:cs="Times New Roman"/>
+        </w:rPr>
+      </w:pPr>
+      <w:r>
+        <w:rPr>
+          <w:rFonts w:cs="Times New Roman"/>
+        </w:rPr>
+        <w:t>Node.js 18 LTS o superior (runtime del backend).</w:t>
+      </w:r>
+    </w:p>
+    <w:p>
+      <w:pPr>
+        <w:pStyle w:val="Prrafodelista"/>
+        <w:numPr>
+          <w:ilvl w:val="0"/>
+          <w:numId w:val="4"/>
+        </w:numPr>
+      </w:pPr>
+      <w:r>
+        <w:t>Docker Desktop y Docker Compose (para ejecutar los microservicios en contenedores).</w:t>
+      </w:r>
+    </w:p>
+    <w:p>
+      <w:pPr>
+        <w:pStyle w:val="Prrafodelista"/>
+        <w:numPr>
+          <w:ilvl w:val="0"/>
+          <w:numId w:val="4"/>
+        </w:numPr>
+      </w:pPr>
+      <w:r>
+        <w:t>Git (para clonar el repositorio).</w:t>
+      </w:r>
+    </w:p>
+    <w:p>
+      <w:pPr>
+        <w:pStyle w:val="Prrafodelista"/>
+        <w:numPr>
+          <w:ilvl w:val="0"/>
+          <w:numId w:val="4"/>
+        </w:numPr>
+      </w:pPr>
+      <w:r>
+        <w:t>AWS CLI configurado con perfil que tenga permisos en S3, ECR, RDS y EC2 (solo producción).</w:t>
+      </w:r>
+    </w:p>
+    <w:p>
+      <w:pPr>
+        <w:rPr>
+          <w:rFonts w:cs="Times New Roman"/>
+        </w:rPr>
+      </w:pPr>
+      <w:r>
+        <w:t>Variables de entorno obligatorias (archivo .env en la raíz del proyecto):</w:t>
+      </w:r>
+    </w:p>
+    <w:tbl>
+      <w:tblPr>
+        <w:tblW w:w="9072" w:type="dxa"/>
+        <w:tblLook w:val="04A0" w:firstRow="1" w:lastRow="0" w:firstColumn="1" w:lastColumn="0" w:noHBand="0" w:noVBand="1"/>
+      </w:tblPr>
+      <w:tblGrid>
+        <w:gridCol w:w="3384"/>
+        <w:gridCol w:w="1403"/>
+        <w:gridCol w:w="4285"/>
+      </w:tblGrid>
+      <w:tr>
+        <w:tc>
+          <w:tcPr>
+            <w:tcW w:w="2800" w:type="dxa"/>
+          </w:tcPr>
+          <w:p>
+            <w:r>
+              <w:rPr>
+                <w:b/>
+              </w:rPr>
+              <w:t>Variable</w:t>
+            </w:r>
+          </w:p>
+        </w:tc>
+        <w:tc>
+          <w:tcPr>
+            <w:tcW w:w="1200" w:type="dxa"/>
+          </w:tcPr>
+          <w:p>
+            <w:r>
+              <w:rPr>
+                <w:b/>
+              </w:rPr>
+              <w:t>Obligatoria</w:t>
+            </w:r>
+          </w:p>
+        </w:tc>
+        <w:tc>
+          <w:tcPr>
+            <w:tcW w:w="5072" w:type="dxa"/>
+          </w:tcPr>
+          <w:p>
+            <w:r>
+              <w:rPr>
+                <w:b/>
+              </w:rPr>
+              <w:t>Descripción</w:t>
+            </w:r>
+          </w:p>
+        </w:tc>
+      </w:tr>
+      <w:tr>
+        <w:tc>
+          <w:tcPr>
+            <w:tcW w:w="2800" w:type="dxa"/>
+          </w:tcPr>
+          <w:p>
+            <w:r>
+              <w:t>DB_HOST</w:t>
+            </w:r>
+          </w:p>
+        </w:tc>
+        <w:tc>
+          <w:tcPr>
+            <w:tcW w:w="1200" w:type="dxa"/>
+          </w:tcPr>
+          <w:p>
+            <w:r>
+              <w:t>Sí</w:t>
+            </w:r>
+          </w:p>
+        </w:tc>
+        <w:tc>
+          <w:tcPr>
+            <w:tcW w:w="5072" w:type="dxa"/>
+          </w:tcPr>
+          <w:p>
+            <w:r>
+              <w:t>Host de PostgreSQL. En local: db. En producción: endpoint de AWS RDS.</w:t>
+            </w:r>
+          </w:p>
+        </w:tc>
+      </w:tr>
+      <w:tr>
+        <w:tc>
+          <w:tcPr>
+            <w:tcW w:w="2800" w:type="dxa"/>
+          </w:tcPr>
+          <w:p>
+            <w:r>
+              <w:t>DB_USER / DB_PASSWORD / DB_NAME</w:t>
+            </w:r>
+          </w:p>
+        </w:tc>
+        <w:tc>
+          <w:tcPr>
+            <w:tcW w:w="1200" w:type="dxa"/>
+          </w:tcPr>
+          <w:p>
+            <w:r>
+              <w:t>Sí</w:t>
+            </w:r>
+          </w:p>
+        </w:tc>
+        <w:tc>
+          <w:tcPr>
+            <w:tcW w:w="5072" w:type="dxa"/>
+          </w:tcPr>
+          <w:p>
+            <w:r>
+              <w:t>Credenciales de la base de datos PostgreSQL.</w:t>
+            </w:r>
+          </w:p>
+        </w:tc>
+      </w:tr>
+      <w:tr>
+        <w:tc>
+          <w:tcPr>
+            <w:tcW w:w="2800" w:type="dxa"/>
+          </w:tcPr>
+          <w:p>
+            <w:r>
+              <w:t>JWT_SECRET</w:t>
+            </w:r>
+          </w:p>
+        </w:tc>
+        <w:tc>
+          <w:tcPr>
+            <w:tcW w:w="1200" w:type="dxa"/>
+          </w:tcPr>
+          <w:p>
+            <w:r>
+              <w:t>Sí</w:t>
+            </w:r>
+          </w:p>
+        </w:tc>
+        <w:tc>
+          <w:tcPr>
+            <w:tcW w:w="5072" w:type="dxa"/>
+          </w:tcPr>
+          <w:p>
+            <w:r>
+              <w:t>Clave secreta para firmar y verificar tokens JWT. Mínimo 32 caracteres aleatorios.</w:t>
+            </w:r>
+          </w:p>
+        </w:tc>
+      </w:tr>
+      <w:tr>
+        <w:tc>
+          <w:tcPr>
+            <w:tcW w:w="2800" w:type="dxa"/>
+          </w:tcPr>
+          <w:p>
+            <w:r>
+              <w:t>AWS_ACCESS_KEY_ID / AWS_SECRET_ACCESS_KEY</w:t>
+            </w:r>
+          </w:p>
+        </w:tc>
+        <w:tc>
+          <w:tcPr>
+            <w:tcW w:w="1200" w:type="dxa"/>
+          </w:tcPr>
+          <w:p>
+            <w:r>
+              <w:t>Sí</w:t>
+            </w:r>
+          </w:p>
+        </w:tc>
+        <w:tc>
+          <w:tcPr>
+            <w:tcW w:w="5072" w:type="dxa"/>
+          </w:tcPr>
+          <w:p>
+            <w:r>
+              <w:t>Credenciales IAM con permisos s3:PutObject, s3:GetObject y s3:DeleteObject en el bucket.</w:t>
+            </w:r>
+          </w:p>
+        </w:tc>
+      </w:tr>
+      <w:tr>
+        <w:tc>
+          <w:tcPr>
+            <w:tcW w:w="2800" w:type="dxa"/>
+          </w:tcPr>
+          <w:p>
+            <w:r>
+              <w:t>AWS_S3_BUCKET / AWS_REGION</w:t>
+            </w:r>
+          </w:p>
+        </w:tc>
+        <w:tc>
+          <w:tcPr>
+            <w:tcW w:w="1200" w:type="dxa"/>
+          </w:tcPr>
+          <w:p>
+            <w:r>
+              <w:t>Sí</w:t>
+            </w:r>
+          </w:p>
+        </w:tc>
+        <w:tc>
+          <w:tcPr>
+            <w:tcW w:w="5072" w:type="dxa"/>
+          </w:tcPr>
+          <w:p>
+            <w:r>
+              <w:t>Nombre del bucket S3 y región AWS (ej. us-east-1).</w:t>
+            </w:r>
+          </w:p>
+        </w:tc>
+      </w:tr>
+      <w:tr>
+        <w:tc>
+          <w:tcPr>
+            <w:tcW w:w="2800" w:type="dxa"/>
+          </w:tcPr>
+          <w:p>
+            <w:r>
+              <w:t>CORS_ORIGIN</w:t>
+            </w:r>
+          </w:p>
+        </w:tc>
+        <w:tc>
+          <w:tcPr>
+            <w:tcW w:w="1200" w:type="dxa"/>
+          </w:tcPr>
+          <w:p>
+            <w:r>
+              <w:t>No</w:t>
+            </w:r>
+          </w:p>
+        </w:tc>
+        <w:tc>
+          <w:tcPr>
+            <w:tcW w:w="5072" w:type="dxa"/>
+          </w:tcPr>
+          <w:p>
+            <w:r>
+              <w:t>Origen permitido para CORS. Default: http://localhost:4200. En producción: URL de AWS Amplify.</w:t>
+            </w:r>
+          </w:p>
+        </w:tc>
+      </w:tr>
+    </w:tbl>
+    <w:p>
+      <w:pPr>
+        <w:rPr>
+          <w:rFonts w:cs="Times New Roman"/>
+        </w:rPr>
+      </w:pPr>
+      <w:r>
+        <w:lastRenderedPageBreak/>
+        <w:t>Pasos de instalación (entorno local):</w:t>
+      </w:r>
+    </w:p>
+    <w:p>
+      <w:pPr>
+        <w:pStyle w:val="Prrafodelista"/>
+        <w:numPr>
+          <w:ilvl w:val="0"/>
+          <w:numId w:val="4"/>
+        </w:numPr>
+      </w:pPr>
+      <w:r>
+        <w:t>Clonar el repositorio: git clone https://github.com/kazc93/Hipstagram</w:t>
+      </w:r>
+    </w:p>
+    <w:p>
+      <w:pPr>
+        <w:pStyle w:val="Prrafodelista"/>
+        <w:numPr>
+          <w:ilvl w:val="0"/>
+          <w:numId w:val="4"/>
+        </w:numPr>
+      </w:pPr>
+      <w:r>
+        <w:t>Crear el archivo .env en la raíz con las variables de la tabla anterior.</w:t>
+      </w:r>
+    </w:p>
+    <w:p>
+      <w:pPr>
+        <w:pStyle w:val="Prrafodelista"/>
+        <w:numPr>
+          <w:ilvl w:val="0"/>
+          <w:numId w:val="4"/>
+        </w:numPr>
+      </w:pPr>
+      <w:r>
+        <w:t>Levantar todos los servicios: docker-compose up --build</w:t>
+      </w:r>
+    </w:p>
+    <w:p>
+      <w:pPr>
+        <w:pStyle w:val="Prrafodelista"/>
+        <w:numPr>
+          <w:ilvl w:val="0"/>
+          <w:numId w:val="4"/>
+        </w:numPr>
+      </w:pPr>
+      <w:r>
+        <w:t>Verificar: GET http://localhost:3000/api/health debe retornar status ok.</w:t>
+      </w:r>
+    </w:p>
+    <w:p>
+      <w:pPr>
+        <w:rPr>
+          <w:rFonts w:cs="Times New Roman"/>
+        </w:rPr>
+      </w:pPr>
+      <w:r>
+        <w:t>Pasos de despliegue en producción (AWS EC2):</w:t>
+      </w:r>
+    </w:p>
+    <w:p>
+      <w:pPr>
+        <w:pStyle w:val="Prrafodelista"/>
+        <w:numPr>
+          <w:ilvl w:val="0"/>
+          <w:numId w:val="4"/>
+        </w:numPr>
+      </w:pPr>
+      <w:r>
+        <w:t>Hacer push al repositorio GitHub. Jenkins detecta el push automáticamente y ejecuta el pipeline (lint, test, SonarQube, build Docker, push a ECR).</w:t>
+      </w:r>
+    </w:p>
+    <w:p>
+      <w:pPr>
+        <w:pStyle w:val="Prrafodelista"/>
+        <w:numPr>
+          <w:ilvl w:val="0"/>
+          <w:numId w:val="4"/>
+        </w:numPr>
+      </w:pPr>
+      <w:r>
+        <w:t>El servidor EC2 debe tener el archivo /etc/hipstagram.env con las variables de entorno y acceso a Docker y AWS CLI.</w:t>
+      </w:r>
+    </w:p>
+    <w:p>
+      <w:pPr>
+        <w:pStyle w:val="Prrafodelista"/>
+        <w:numPr>
+          <w:ilvl w:val="0"/>
+          <w:numId w:val="4"/>
+        </w:numPr>
+      </w:pPr>
+      <w:r>
+        <w:t>El pipeline descarga la imagen del ECR y ejecuta: BACKEND_IMAGE=&lt;ecr-url&gt; docker-compose up -d --no-build</w:t>
+      </w:r>
+    </w:p>
+    <w:p>
+      <w:pPr>
+        <w:pStyle w:val="Prrafodelista"/>
+        <w:numPr>
+          <w:ilvl w:val="0"/>
+          <w:numId w:val="4"/>
+        </w:numPr>
+      </w:pPr>
+      <w:r>
+        <w:t>El init.sql se ejecuta automáticamente en el primer arranque del contenedor PostgreSQL (volumen postgres_data vacío). Crea todas las tablas, roles DB y permisos.</w:t>
+      </w:r>
+    </w:p>
+    <w:p>
+      <w:pPr>
+        <w:rPr>
+          <w:rFonts w:cs="Times New Roman"/>
+        </w:rPr>
+      </w:pPr>
+      <w:r>
+        <w:t>Accesos y permisos AWS requeridos:</w:t>
+      </w:r>
+    </w:p>
+    <w:p>
+      <w:pPr>
+        <w:pStyle w:val="Prrafodelista"/>
+        <w:numPr>
+          <w:ilvl w:val="0"/>
+          <w:numId w:val="4"/>
+        </w:numPr>
+      </w:pPr>
+      <w:r>
+        <w:t>IAM usuario/rol con permisos: ecr:GetAuthorizationToken, ecr:BatchGetImage, ecr:PutImage, s3:PutObject, s3:GetObject.</w:t>
+      </w:r>
+    </w:p>
+    <w:p>
+      <w:pPr>
+        <w:pStyle w:val="Prrafodelista"/>
+        <w:numPr>
+          <w:ilvl w:val="0"/>
+          <w:numId w:val="4"/>
+        </w:numPr>
+      </w:pPr>
+      <w:r>
+        <w:t>Repositorio privado en AWS ECR: hipstagram-backend (región us-east-1, cuenta 630171690893).</w:t>
+      </w:r>
+    </w:p>
+    <w:p>
+      <w:pPr>
+        <w:pStyle w:val="Prrafodelista"/>
+        <w:numPr>
+          <w:ilvl w:val="0"/>
+          <w:numId w:val="4"/>
+        </w:numPr>
+      </w:pPr>
+      <w:r>
+        <w:t>Grupo de seguridad EC2: puerto 3000 (backend) abierto hacia Internet. El frontend se despliega en AWS Amplify (acceso HTTPS gestionado por Amplify). La variable CORS_ORIGIN del backend debe incluir la URL de Amplify.</w:t>
+      </w:r>
+    </w:p>
+    <w:p>
+      <w:pPr>
+        <w:pStyle w:val="Ttulo2"/>
+        <w:rPr>
+          <w:rFonts w:cs="Times New Roman"/>
+        </w:rPr>
+      </w:pPr>
+    </w:p>
+    <w:p>
+      <w:pPr>
+        <w:pStyle w:val="Ttulo2"/>
+        <w:rPr>
+          <w:rFonts w:cs="Times New Roman"/>
+        </w:rPr>
+      </w:pPr>
+      <w:bookmarkStart w:id="13" w:name="_Toc225889261"/>
+      <w:r>
+        <w:rPr>
+          <w:rFonts w:cs="Times New Roman"/>
+        </w:rPr>
+        <w:t>Vista de datos</w:t>
+      </w:r>
+      <w:bookmarkEnd w:id="13"/>
+    </w:p>
+    <w:p>
+      <w:pPr>
+        <w:rPr>
+          <w:rFonts w:cs="Times New Roman"/>
+        </w:rPr>
+      </w:pPr>
+      <w:r>
+        <w:rPr>
+          <w:rFonts w:cs="Times New Roman"/>
+        </w:rPr>
+        <w:t>La vista de datos define la estrategia de persistencia y organización de la información del sistema Hipstagram. El diseño se centra en garantizar la integridad, disponibilidad y seguridad de los activos digitales de los usuarios mediante un modelo de almacenamiento hibrido:</w:t>
+      </w:r>
+    </w:p>
+    <w:p>
+      <w:pPr>
+        <w:pStyle w:val="Prrafodelista"/>
+        <w:numPr>
+          <w:ilvl w:val="0"/>
+          <w:numId w:val="1"/>
+        </w:numPr>
+        <w:rPr>
+          <w:rFonts w:cs="Times New Roman"/>
+        </w:rPr>
+      </w:pPr>
+      <w:r>
+        <w:rPr>
+          <w:rFonts w:cs="Times New Roman"/>
+        </w:rPr>
+        <w:t>Persistencia de Datos Estructurados: Se utiliza el sistema de gestión de bases de datos relacionales PostgreSQL (alojado en AWS RDS) para manejar toda la lógica de negocio que requiere consistencia de datos e integridad referencial.</w:t>
+      </w:r>
+    </w:p>
+    <w:p>
+      <w:pPr>
+        <w:pStyle w:val="Prrafodelista"/>
+        <w:numPr>
+          <w:ilvl w:val="0"/>
+          <w:numId w:val="1"/>
+        </w:numPr>
+        <w:rPr>
+          <w:rFonts w:cs="Times New Roman"/>
+        </w:rPr>
+      </w:pPr>
+      <w:r>
+        <w:rPr>
+          <w:rFonts w:cs="Times New Roman"/>
+        </w:rPr>
+        <w:t>Persistencia de Archivos No Estructurados: Para optimizar el rendimiento de la base de datos, los archivos binarios pesados (fotografías) no se almacenan en tablas, sino en un servicio de almacenamiento de objetos AWS S3. En la base de datos únicamente se persiste la URL o el identificador del recurso.</w:t>
+      </w:r>
+    </w:p>
+    <w:p>
+      <w:pPr>
+        <w:pStyle w:val="Prrafodelista"/>
+        <w:numPr>
+          <w:ilvl w:val="0"/>
+          <w:numId w:val="1"/>
+        </w:numPr>
+        <w:rPr>
+          <w:rFonts w:cs="Times New Roman"/>
+        </w:rPr>
+      </w:pPr>
+      <w:r>
+        <w:rPr>
+          <w:rFonts w:cs="Times New Roman"/>
+        </w:rPr>
+        <w:lastRenderedPageBreak/>
+        <w:t>Consistencia e Integridad Referencial: Las FK desde posts hacia votos y comentarios tienen restricción RESTRICT. Si un usuario (rol USER) intenta eliminar un post con dependencias, el backend retorna HTTP 409 con el detalle de votos y comentarios existentes. Un administrador puede forzar la eliminación en cascade desde el endpoint DELETE /api/admin/posts/:id. Además, la inserción de hashtags al crear un post usa SAVEPOINT de PostgreSQL: si falla algún hashtag, solo se revierte esa parte sin cancelar la publicación completa.</w:t>
+      </w:r>
+    </w:p>
+    <w:p>
+      <w:pPr>
+        <w:rPr>
+          <w:rFonts w:cs="Times New Roman"/>
+        </w:rPr>
+      </w:pPr>
+    </w:p>
+    <w:p>
+      <w:pPr>
+        <w:rPr>
+          <w:rFonts w:cs="Times New Roman"/>
+        </w:rPr>
+      </w:pPr>
+    </w:p>
+    <w:p>
+      <w:pPr>
+        <w:rPr>
+          <w:rFonts w:cs="Times New Roman"/>
+        </w:rPr>
+      </w:pPr>
+    </w:p>
+    <w:p>
+      <w:pPr>
+        <w:pStyle w:val="Ttulo2"/>
+        <w:rPr>
+          <w:rFonts w:cs="Times New Roman"/>
+        </w:rPr>
+      </w:pPr>
+      <w:bookmarkStart w:id="14" w:name="_Toc225889262"/>
+      <w:r>
+        <w:rPr>
+          <w:rFonts w:cs="Times New Roman"/>
+        </w:rPr>
+        <w:t>Diagrama Entidad-Relación</w:t>
+      </w:r>
+      <w:bookmarkEnd w:id="14"/>
+    </w:p>
+    <w:p>
+      <w:pPr>
+        <w:rPr>
+          <w:rFonts w:cs="Times New Roman"/>
+        </w:rPr>
+      </w:pPr>
+      <w:r>
+        <w:rPr>
+          <w:rFonts w:cs="Times New Roman"/>
+        </w:rPr>
+        <w:drawing>
+          <wp:anchor distT="0" distB="0" distL="114300" distR="114300" simplePos="0" relativeHeight="251667456" behindDoc="0" locked="0" layoutInCell="1" allowOverlap="1" wp14:anchorId="4C637A43" wp14:editId="152CBF18">
+            <wp:simplePos x="0" y="0"/>
+            <wp:positionH relativeFrom="column">
+              <wp:posOffset>-48638</wp:posOffset>
+            </wp:positionH>
+            <wp:positionV relativeFrom="paragraph">
+              <wp:posOffset>1387623</wp:posOffset>
+            </wp:positionV>
+            <wp:extent cx="6120130" cy="3851910"/>
+            <wp:effectExtent l="0" t="0" r="1270" b="0"/>
+            <wp:wrapSquare wrapText="bothSides"/>
+            <wp:docPr id="13148385" name="Imagen 1"/>
+            <wp:cNvGraphicFramePr>
+              <a:graphicFrameLocks xmlns:a="http://schemas.openxmlformats.org/drawingml/2006/main" noChangeAspect="1"/>
+            </wp:cNvGraphicFramePr>
+            <a:graphic xmlns:a="http://schemas.openxmlformats.org/drawingml/2006/main">
+              <a:graphicData uri="http://schemas.openxmlformats.org/drawingml/2006/picture">
+                <pic:pic xmlns:pic="http://schemas.openxmlformats.org/drawingml/2006/picture">
+                  <pic:nvPicPr>
+                    <pic:cNvPr id="13148385" name=""/>
+                    <pic:cNvPicPr/>
+                  </pic:nvPicPr>
+                  <pic:blipFill rotWithShape="1">
+                    <a:blip r:embed="rId13" cstate="print">
+                      <a:extLst>
+                        <a:ext uri="{28A0092B-C50C-407E-A947-70E740481C1C}">
+                          <a14:useLocalDpi xmlns:a14="http://schemas.microsoft.com/office/drawing/2010/main" val="0"/>
+                        </a:ext>
+                      </a:extLst>
+                    </a:blip>
+                    <a:srcRect l="5072" r="2127"/>
+                    <a:stretch>
+                      <a:fillRect/>
+                    </a:stretch>
+                  </pic:blipFill>
+                  <pic:spPr bwMode="auto">
+                    <a:xfrm>
+                      <a:off x="0" y="0"/>
+                      <a:ext cx="6120130" cy="3851910"/>
+                    </a:xfrm>
+                    <a:prstGeom prst="rect">
+                      <a:avLst/>
+                    </a:prstGeom>
+                    <a:ln>
+                      <a:noFill/>
+                    </a:ln>
+                    <a:extLst>
+                      <a:ext uri="{53640926-AAD7-44D8-BBD7-CCE9431645EC}">
+                        <a14:shadowObscured xmlns:a14="http://schemas.microsoft.com/office/drawing/2010/main"/>
+                      </a:ext>
+                    </a:extLst>
+                  </pic:spPr>
+                </pic:pic>
+              </a:graphicData>
+            </a:graphic>
+            <wp14:sizeRelH relativeFrom="page">
+              <wp14:pctWidth>0</wp14:pctWidth>
+            </wp14:sizeRelH>
+            <wp14:sizeRelV relativeFrom="page">
+              <wp14:pctHeight>0</wp14:pctHeight>
+            </wp14:sizeRelV>
+          </wp:anchor>
+        </w:drawing>
+      </w:r>
+      <w:r>
+        <w:rPr>
+          <w:rFonts w:cs="Times New Roman"/>
+        </w:rPr>
         <w:t>El modelo de datos de Hipstagram ha sido diseñado bajo el principio de normalización para asegurar la integridad referencial y evitar la duplicidad de información. El siguiente diagrama representa la estructura de la base de datos relacional PostgreSQL, destacando las entidades de usuarios, roles de acceso y el motor de interacciones (publicaciones y likes). Se enfatiza la relación entre la tabla de publicaciones y el almacenamiento externo en AWS S3 mediante el campo de referencia de URL.</w:t>
       </w:r>
     </w:p>
     <w:p>
       <w:pPr>
-        <w:rPr>
-          <w:rFonts w:cs="Times New Roman"/>
-        </w:rPr>
-      </w:pPr>
-    </w:p>
-    <w:p>
-      <w:pPr>
-        <w:pStyle w:val="Ttulo2"/>
-        <w:rPr>
-          <w:rFonts w:cs="Times New Roman"/>
-        </w:rPr>
-      </w:pPr>
-    </w:p>
-    <w:p>
-      <w:pPr>
         <w:pStyle w:val="Ttulo2"/>
         <w:rPr>
           <w:rFonts w:cs="Times New Roman"/>
@@ -3904,6 +4862,7 @@
         <w:rPr>
           <w:rFonts w:cs="Times New Roman"/>
         </w:rPr>
+        <w:lastRenderedPageBreak/>
         <w:t>Diccionario de Datos</w:t>
       </w:r>
       <w:bookmarkEnd w:id="15"/>
@@ -5288,7 +6247,6 @@
           <w:sz w:val="24"/>
           <w:szCs w:val="24"/>
         </w:rPr>
-        <w:lastRenderedPageBreak/>
         <w:t>Tabla: Publicaciones</w:t>
       </w:r>
       <w:bookmarkEnd w:id="18"/>
@@ -5355,6 +6313,7 @@
               <w:rPr>
                 <w:rFonts w:cs="Times New Roman"/>
               </w:rPr>
+              <w:lastRenderedPageBreak/>
               <w:t>Campo</w:t>
             </w:r>
           </w:p>
@@ -6987,7 +7946,6 @@
     </w:p>
     <w:p>
       <w:r>
-        <w:lastRenderedPageBreak/>
         <w:t>Restricción de Integridad: Se establece una restricción única compuesta (id_usuario, id_publicacion) para garantizar que un usuario solo pueda mantener una reacción activa por publicación, evitando la duplicidad de votos.</w:t>
       </w:r>
     </w:p>
@@ -7973,7 +8931,6 @@
               <w:rPr>
                 <w:rFonts w:cs="Times New Roman"/>
               </w:rPr>
-              <w:lastRenderedPageBreak/>
               <w:t>Campo</w:t>
             </w:r>
           </w:p>
@@ -9158,11 +10115,11 @@
         <w:tblLook w:val="04A0" w:firstRow="1" w:lastRow="0" w:firstColumn="1" w:lastColumn="0" w:noHBand="0" w:noVBand="1"/>
       </w:tblPr>
       <w:tblGrid>
-        <w:gridCol w:w="1721"/>
-        <w:gridCol w:w="1879"/>
-        <w:gridCol w:w="1218"/>
+        <w:gridCol w:w="1735"/>
+        <w:gridCol w:w="1876"/>
+        <w:gridCol w:w="1213"/>
         <w:gridCol w:w="1136"/>
-        <w:gridCol w:w="3118"/>
+        <w:gridCol w:w="3112"/>
       </w:tblGrid>
       <w:tr>
         <w:tc>
@@ -9776,7 +10733,11 @@
           </w:tcPr>
           <w:p>
             <w:r>
-              <w:t>Tipo de acción (LOGIN, POST_CREATE, POST_DELETE, ADMIN_UPDATE, etc.).</w:t>
+              <w:t xml:space="preserve">Tipo de acción (LOGIN, POST_CREATE, </w:t>
+            </w:r>
+            <w:r>
+              <w:lastRenderedPageBreak/>
+              <w:t>POST_DELETE, ADMIN_UPDATE, etc.).</w:t>
             </w:r>
           </w:p>
         </w:tc>
@@ -9836,7 +10797,6 @@
           </w:tcPr>
           <w:p>
             <w:r>
-              <w:lastRenderedPageBreak/>
               <w:t>result</w:t>
             </w:r>
           </w:p>
